--- a/template/cv_template.docx
+++ b/template/cv_template.docx
@@ -2,203 +2,3461 @@
 <file path=word/document.xml><?xml version="1.0" encoding="utf-8"?>
 <w:document xmlns:wpc="http://schemas.microsoft.com/office/word/2010/wordprocessingCanvas" xmlns:cx="http://schemas.microsoft.com/office/drawing/2014/chartex" xmlns:cx1="http://schemas.microsoft.com/office/drawing/2015/9/8/chartex" xmlns:cx2="http://schemas.microsoft.com/office/drawing/2015/10/21/chartex" xmlns:cx3="http://schemas.microsoft.com/office/drawing/2016/5/9/chartex" xmlns:cx4="http://schemas.microsoft.com/office/drawing/2016/5/10/chartex" xmlns:cx5="http://schemas.microsoft.com/office/drawing/2016/5/11/chartex" xmlns:cx6="http://schemas.microsoft.com/office/drawing/2016/5/12/chartex" xmlns:cx7="http://schemas.microsoft.com/office/drawing/2016/5/13/chartex" xmlns:cx8="http://schemas.microsoft.com/office/drawing/2016/5/14/chartex" xmlns:mc="http://schemas.openxmlformats.org/markup-compatibility/2006" xmlns:aink="http://schemas.microsoft.com/office/drawing/2016/ink" xmlns:am3d="http://schemas.microsoft.com/office/drawing/2017/model3d" xmlns:o="urn:schemas-microsoft-com:office:office" xmlns:oel="http://schemas.microsoft.com/office/2019/extlst" xmlns:r="http://schemas.openxmlformats.org/officeDocument/2006/relationships" xmlns:m="http://schemas.openxmlformats.org/officeDocument/2006/math" xmlns:v="urn:schemas-microsoft-com:vml" xmlns:wp14="http://schemas.microsoft.com/office/word/2010/wordprocessingDrawing" xmlns:wp="http://schemas.openxmlformats.org/drawingml/2006/wordprocessingDrawing" xmlns:w10="urn:schemas-microsoft-com:office:word" xmlns:w="http://schemas.openxmlformats.org/wordprocessingml/2006/main" xmlns:w14="http://schemas.microsoft.com/office/word/2010/wordml" xmlns:w15="http://schemas.microsoft.com/office/word/2012/wordml" xmlns:w16cex="http://schemas.microsoft.com/office/word/2018/wordml/cex" xmlns:w16cid="http://schemas.microsoft.com/office/word/2016/wordml/cid" xmlns:w16="http://schemas.microsoft.com/office/word/2018/wordml" xmlns:w16du="http://schemas.microsoft.com/office/word/2023/wordml/word16du" xmlns:w16sdtdh="http://schemas.microsoft.com/office/word/2020/wordml/sdtdatahash" xmlns:w16sdtfl="http://schemas.microsoft.com/office/word/2024/wordml/sdtformatlock" xmlns:w16se="http://schemas.microsoft.com/office/word/2015/wordml/symex" xmlns:wpg="http://schemas.microsoft.com/office/word/2010/wordprocessingGroup" xmlns:wpi="http://schemas.microsoft.com/office/word/2010/wordprocessingInk" xmlns:wne="http://schemas.microsoft.com/office/word/2006/wordml" xmlns:wps="http://schemas.microsoft.com/office/word/2010/wordprocessingShape" mc:Ignorable="w14 w15 w16se w16cid w16 w16cex w16sdtdh w16sdtfl w16du wp14">
   <w:body>
+    <w:tbl>
+      <w:tblPr>
+        <w:tblStyle w:val="TableGrid"/>
+        <w:tblpPr w:leftFromText="180" w:rightFromText="180" w:vertAnchor="text" w:horzAnchor="margin" w:tblpY="54"/>
+        <w:tblW w:w="0" w:type="auto"/>
+        <w:tblBorders>
+          <w:top w:val="none" w:sz="0" w:space="0" w:color="auto"/>
+          <w:left w:val="none" w:sz="0" w:space="0" w:color="auto"/>
+          <w:bottom w:val="none" w:sz="0" w:space="0" w:color="auto"/>
+          <w:right w:val="none" w:sz="0" w:space="0" w:color="auto"/>
+          <w:insideH w:val="none" w:sz="0" w:space="0" w:color="auto"/>
+          <w:insideV w:val="none" w:sz="0" w:space="0" w:color="auto"/>
+        </w:tblBorders>
+        <w:tblLook w:val="04A0" w:firstRow="1" w:lastRow="0" w:firstColumn="1" w:lastColumn="0" w:noHBand="0" w:noVBand="1"/>
+      </w:tblPr>
+      <w:tblGrid>
+        <w:gridCol w:w="5062"/>
+        <w:gridCol w:w="5018"/>
+      </w:tblGrid>
+      <w:tr>
+        <w:trPr>
+          <w:trHeight w:val="285"/>
+        </w:trPr>
+        <w:tc>
+          <w:tcPr>
+            <w:tcW w:w="10080" w:type="dxa"/>
+            <w:gridSpan w:val="2"/>
+          </w:tcPr>
+          <w:p>
+            <w:pPr>
+              <w:rPr>
+                <w:rFonts w:ascii="Calibri" w:hAnsi="Calibri" w:cs="Calibri"/>
+                <w:b/>
+                <w:bCs/>
+                <w:sz w:val="32"/>
+                <w:szCs w:val="32"/>
+              </w:rPr>
+            </w:pPr>
+            <w:proofErr w:type="gramStart"/>
+            <w:r>
+              <w:rPr>
+                <w:rFonts w:ascii="Calibri" w:hAnsi="Calibri" w:cs="Calibri"/>
+                <w:b/>
+                <w:bCs/>
+                <w:sz w:val="32"/>
+                <w:szCs w:val="32"/>
+              </w:rPr>
+              <w:t>{{ personal_info.name</w:t>
+            </w:r>
+            <w:proofErr w:type="gramEnd"/>
+            <w:r>
+              <w:rPr>
+                <w:rFonts w:ascii="Calibri" w:hAnsi="Calibri" w:cs="Calibri"/>
+                <w:b/>
+                <w:bCs/>
+                <w:sz w:val="32"/>
+                <w:szCs w:val="32"/>
+              </w:rPr>
+              <w:t xml:space="preserve"> }}</w:t>
+            </w:r>
+          </w:p>
+        </w:tc>
+      </w:tr>
+      <w:tr>
+        <w:trPr>
+          <w:trHeight w:val="604"/>
+        </w:trPr>
+        <w:tc>
+          <w:tcPr>
+            <w:tcW w:w="10080" w:type="dxa"/>
+            <w:gridSpan w:val="2"/>
+          </w:tcPr>
+          <w:p>
+            <w:pPr>
+              <w:rPr>
+                <w:rFonts w:ascii="Calibri" w:hAnsi="Calibri" w:cs="Calibri"/>
+                <w:sz w:val="18"/>
+                <w:szCs w:val="18"/>
+              </w:rPr>
+            </w:pPr>
+            <w:proofErr w:type="gramStart"/>
+            <w:r>
+              <w:rPr>
+                <w:rFonts w:ascii="Calibri" w:hAnsi="Calibri" w:cs="Calibri"/>
+                <w:b/>
+                <w:bCs/>
+                <w:sz w:val="28"/>
+                <w:szCs w:val="28"/>
+              </w:rPr>
+              <w:t xml:space="preserve">{{ </w:t>
+            </w:r>
+            <w:proofErr w:type="spellStart"/>
+            <w:r>
+              <w:rPr>
+                <w:rFonts w:ascii="Calibri" w:hAnsi="Calibri" w:cs="Calibri"/>
+                <w:b/>
+                <w:bCs/>
+                <w:sz w:val="28"/>
+                <w:szCs w:val="28"/>
+              </w:rPr>
+              <w:t>personal</w:t>
+            </w:r>
+            <w:proofErr w:type="gramEnd"/>
+            <w:r>
+              <w:rPr>
+                <w:rFonts w:ascii="Calibri" w:hAnsi="Calibri" w:cs="Calibri"/>
+                <w:b/>
+                <w:bCs/>
+                <w:sz w:val="28"/>
+                <w:szCs w:val="28"/>
+              </w:rPr>
+              <w:t>_</w:t>
+            </w:r>
+            <w:proofErr w:type="gramStart"/>
+            <w:r>
+              <w:rPr>
+                <w:rFonts w:ascii="Calibri" w:hAnsi="Calibri" w:cs="Calibri"/>
+                <w:b/>
+                <w:bCs/>
+                <w:sz w:val="28"/>
+                <w:szCs w:val="28"/>
+              </w:rPr>
+              <w:t>info.title</w:t>
+            </w:r>
+            <w:proofErr w:type="spellEnd"/>
+            <w:proofErr w:type="gramEnd"/>
+            <w:r>
+              <w:rPr>
+                <w:rFonts w:ascii="Calibri" w:hAnsi="Calibri" w:cs="Calibri"/>
+                <w:b/>
+                <w:bCs/>
+                <w:sz w:val="28"/>
+                <w:szCs w:val="28"/>
+              </w:rPr>
+              <w:t xml:space="preserve"> }}</w:t>
+            </w:r>
+          </w:p>
+        </w:tc>
+      </w:tr>
+      <w:tr>
+        <w:trPr>
+          <w:trHeight w:val="285"/>
+        </w:trPr>
+        <w:tc>
+          <w:tcPr>
+            <w:tcW w:w="5075" w:type="dxa"/>
+          </w:tcPr>
+          <w:p>
+            <w:pPr>
+              <w:rPr>
+                <w:rFonts w:ascii="Calibri" w:hAnsi="Calibri" w:cs="Calibri"/>
+                <w:sz w:val="21"/>
+                <w:szCs w:val="21"/>
+              </w:rPr>
+            </w:pPr>
+            <w:proofErr w:type="gramStart"/>
+            <w:r>
+              <w:rPr>
+                <w:rFonts w:ascii="Calibri" w:hAnsi="Calibri" w:cs="Calibri"/>
+                <w:sz w:val="21"/>
+                <w:szCs w:val="21"/>
+              </w:rPr>
+              <w:t xml:space="preserve">{{ </w:t>
+            </w:r>
+            <w:proofErr w:type="spellStart"/>
+            <w:r>
+              <w:rPr>
+                <w:rFonts w:ascii="Calibri" w:hAnsi="Calibri" w:cs="Calibri"/>
+                <w:sz w:val="21"/>
+                <w:szCs w:val="21"/>
+              </w:rPr>
+              <w:t>personal</w:t>
+            </w:r>
+            <w:proofErr w:type="gramEnd"/>
+            <w:r>
+              <w:rPr>
+                <w:rFonts w:ascii="Calibri" w:hAnsi="Calibri" w:cs="Calibri"/>
+                <w:sz w:val="21"/>
+                <w:szCs w:val="21"/>
+              </w:rPr>
+              <w:t>_</w:t>
+            </w:r>
+            <w:proofErr w:type="gramStart"/>
+            <w:r>
+              <w:rPr>
+                <w:rFonts w:ascii="Calibri" w:hAnsi="Calibri" w:cs="Calibri"/>
+                <w:sz w:val="21"/>
+                <w:szCs w:val="21"/>
+              </w:rPr>
+              <w:t>info.email</w:t>
+            </w:r>
+            <w:proofErr w:type="spellEnd"/>
+            <w:proofErr w:type="gramEnd"/>
+            <w:r>
+              <w:rPr>
+                <w:rFonts w:ascii="Calibri" w:hAnsi="Calibri" w:cs="Calibri"/>
+                <w:sz w:val="21"/>
+                <w:szCs w:val="21"/>
+              </w:rPr>
+              <w:t xml:space="preserve"> }}</w:t>
+            </w:r>
+          </w:p>
+        </w:tc>
+        <w:tc>
+          <w:tcPr>
+            <w:tcW w:w="5005" w:type="dxa"/>
+          </w:tcPr>
+          <w:p>
+            <w:pPr>
+              <w:rPr>
+                <w:rFonts w:ascii="Calibri" w:hAnsi="Calibri" w:cs="Calibri"/>
+                <w:sz w:val="21"/>
+                <w:szCs w:val="21"/>
+              </w:rPr>
+            </w:pPr>
+            <w:r>
+              <w:rPr>
+                <w:rFonts w:ascii="Calibri" w:hAnsi="Calibri" w:cs="Calibri"/>
+                <w:sz w:val="21"/>
+                <w:szCs w:val="21"/>
+              </w:rPr>
+              <w:t xml:space="preserve">| </w:t>
+            </w:r>
+            <w:proofErr w:type="gramStart"/>
+            <w:r>
+              <w:rPr>
+                <w:rFonts w:ascii="Calibri" w:hAnsi="Calibri" w:cs="Calibri"/>
+                <w:sz w:val="21"/>
+                <w:szCs w:val="21"/>
+              </w:rPr>
+              <w:t xml:space="preserve">{{ </w:t>
+            </w:r>
+            <w:proofErr w:type="spellStart"/>
+            <w:r>
+              <w:rPr>
+                <w:rFonts w:ascii="Calibri" w:hAnsi="Calibri" w:cs="Calibri"/>
+                <w:sz w:val="21"/>
+                <w:szCs w:val="21"/>
+              </w:rPr>
+              <w:t>personal</w:t>
+            </w:r>
+            <w:proofErr w:type="gramEnd"/>
+            <w:r>
+              <w:rPr>
+                <w:rFonts w:ascii="Calibri" w:hAnsi="Calibri" w:cs="Calibri"/>
+                <w:sz w:val="21"/>
+                <w:szCs w:val="21"/>
+              </w:rPr>
+              <w:t>_</w:t>
+            </w:r>
+            <w:proofErr w:type="gramStart"/>
+            <w:r>
+              <w:rPr>
+                <w:rFonts w:ascii="Calibri" w:hAnsi="Calibri" w:cs="Calibri"/>
+                <w:sz w:val="21"/>
+                <w:szCs w:val="21"/>
+              </w:rPr>
+              <w:t>info.location</w:t>
+            </w:r>
+            <w:proofErr w:type="spellEnd"/>
+            <w:proofErr w:type="gramEnd"/>
+            <w:r>
+              <w:rPr>
+                <w:rFonts w:ascii="Calibri" w:hAnsi="Calibri" w:cs="Calibri"/>
+                <w:sz w:val="21"/>
+                <w:szCs w:val="21"/>
+              </w:rPr>
+              <w:t xml:space="preserve"> }}</w:t>
+            </w:r>
+          </w:p>
+        </w:tc>
+      </w:tr>
+      <w:tr>
+        <w:trPr>
+          <w:trHeight w:val="523"/>
+        </w:trPr>
+        <w:tc>
+          <w:tcPr>
+            <w:tcW w:w="5075" w:type="dxa"/>
+          </w:tcPr>
+          <w:p>
+            <w:pPr>
+              <w:rPr>
+                <w:rFonts w:ascii="Calibri" w:hAnsi="Calibri" w:cs="Calibri"/>
+                <w:sz w:val="21"/>
+                <w:szCs w:val="21"/>
+              </w:rPr>
+            </w:pPr>
+            <w:r>
+              <w:rPr>
+                <w:rFonts w:ascii="Calibri" w:hAnsi="Calibri" w:cs="Calibri"/>
+                <w:sz w:val="21"/>
+                <w:szCs w:val="21"/>
+              </w:rPr>
+              <w:t xml:space="preserve">LinkedIn: </w:t>
+            </w:r>
+            <w:proofErr w:type="gramStart"/>
+            <w:r>
+              <w:rPr>
+                <w:rFonts w:ascii="Calibri" w:hAnsi="Calibri" w:cs="Calibri"/>
+                <w:sz w:val="21"/>
+                <w:szCs w:val="21"/>
+              </w:rPr>
+              <w:t xml:space="preserve">{{ </w:t>
+            </w:r>
+            <w:proofErr w:type="spellStart"/>
+            <w:r>
+              <w:rPr>
+                <w:rFonts w:ascii="Calibri" w:hAnsi="Calibri" w:cs="Calibri"/>
+                <w:sz w:val="21"/>
+                <w:szCs w:val="21"/>
+              </w:rPr>
+              <w:t>personal</w:t>
+            </w:r>
+            <w:proofErr w:type="gramEnd"/>
+            <w:r>
+              <w:rPr>
+                <w:rFonts w:ascii="Calibri" w:hAnsi="Calibri" w:cs="Calibri"/>
+                <w:sz w:val="21"/>
+                <w:szCs w:val="21"/>
+              </w:rPr>
+              <w:t>_</w:t>
+            </w:r>
+            <w:proofErr w:type="gramStart"/>
+            <w:r>
+              <w:rPr>
+                <w:rFonts w:ascii="Calibri" w:hAnsi="Calibri" w:cs="Calibri"/>
+                <w:sz w:val="21"/>
+                <w:szCs w:val="21"/>
+              </w:rPr>
+              <w:t>info.linkedin</w:t>
+            </w:r>
+            <w:proofErr w:type="spellEnd"/>
+            <w:proofErr w:type="gramEnd"/>
+            <w:r>
+              <w:rPr>
+                <w:rFonts w:ascii="Calibri" w:hAnsi="Calibri" w:cs="Calibri"/>
+                <w:sz w:val="21"/>
+                <w:szCs w:val="21"/>
+              </w:rPr>
+              <w:t xml:space="preserve"> }}</w:t>
+            </w:r>
+            <w:r>
+              <w:rPr>
+                <w:rFonts w:ascii="Calibri" w:hAnsi="Calibri" w:cs="Calibri"/>
+                <w:sz w:val="21"/>
+                <w:szCs w:val="21"/>
+              </w:rPr>
+              <w:tab/>
+            </w:r>
+          </w:p>
+        </w:tc>
+        <w:tc>
+          <w:tcPr>
+            <w:tcW w:w="5005" w:type="dxa"/>
+          </w:tcPr>
+          <w:p>
+            <w:pPr>
+              <w:rPr>
+                <w:rFonts w:ascii="Calibri" w:hAnsi="Calibri" w:cs="Calibri"/>
+                <w:sz w:val="21"/>
+                <w:szCs w:val="21"/>
+              </w:rPr>
+            </w:pPr>
+            <w:r>
+              <w:rPr>
+                <w:rFonts w:ascii="Calibri" w:hAnsi="Calibri" w:cs="Calibri"/>
+                <w:sz w:val="21"/>
+                <w:szCs w:val="21"/>
+              </w:rPr>
+              <w:t xml:space="preserve">| </w:t>
+            </w:r>
+            <w:proofErr w:type="spellStart"/>
+            <w:r>
+              <w:rPr>
+                <w:rFonts w:ascii="Calibri" w:hAnsi="Calibri" w:cs="Calibri"/>
+                <w:sz w:val="21"/>
+                <w:szCs w:val="21"/>
+              </w:rPr>
+              <w:t>Github</w:t>
+            </w:r>
+            <w:proofErr w:type="spellEnd"/>
+            <w:r>
+              <w:rPr>
+                <w:rFonts w:ascii="Calibri" w:hAnsi="Calibri" w:cs="Calibri"/>
+                <w:sz w:val="21"/>
+                <w:szCs w:val="21"/>
+              </w:rPr>
+              <w:t xml:space="preserve">: </w:t>
+            </w:r>
+            <w:proofErr w:type="gramStart"/>
+            <w:r>
+              <w:rPr>
+                <w:rFonts w:ascii="Calibri" w:hAnsi="Calibri" w:cs="Calibri"/>
+                <w:sz w:val="21"/>
+                <w:szCs w:val="21"/>
+              </w:rPr>
+              <w:t xml:space="preserve">{{ </w:t>
+            </w:r>
+            <w:proofErr w:type="spellStart"/>
+            <w:r>
+              <w:rPr>
+                <w:rFonts w:ascii="Calibri" w:hAnsi="Calibri" w:cs="Calibri"/>
+                <w:sz w:val="21"/>
+                <w:szCs w:val="21"/>
+              </w:rPr>
+              <w:t>personal</w:t>
+            </w:r>
+            <w:proofErr w:type="gramEnd"/>
+            <w:r>
+              <w:rPr>
+                <w:rFonts w:ascii="Calibri" w:hAnsi="Calibri" w:cs="Calibri"/>
+                <w:sz w:val="21"/>
+                <w:szCs w:val="21"/>
+              </w:rPr>
+              <w:t>_</w:t>
+            </w:r>
+            <w:proofErr w:type="gramStart"/>
+            <w:r>
+              <w:rPr>
+                <w:rFonts w:ascii="Calibri" w:hAnsi="Calibri" w:cs="Calibri"/>
+                <w:sz w:val="21"/>
+                <w:szCs w:val="21"/>
+              </w:rPr>
+              <w:t>info.gitlab</w:t>
+            </w:r>
+            <w:proofErr w:type="spellEnd"/>
+            <w:proofErr w:type="gramEnd"/>
+            <w:r>
+              <w:rPr>
+                <w:rFonts w:ascii="Calibri" w:hAnsi="Calibri" w:cs="Calibri"/>
+                <w:sz w:val="21"/>
+                <w:szCs w:val="21"/>
+              </w:rPr>
+              <w:t xml:space="preserve"> }}</w:t>
+            </w:r>
+          </w:p>
+        </w:tc>
+      </w:tr>
+      <w:tr>
+        <w:trPr>
+          <w:trHeight w:val="285"/>
+        </w:trPr>
+        <w:tc>
+          <w:tcPr>
+            <w:tcW w:w="10080" w:type="dxa"/>
+            <w:gridSpan w:val="2"/>
+          </w:tcPr>
+          <w:p>
+            <w:pPr>
+              <w:rPr>
+                <w:rFonts w:ascii="Calibri" w:hAnsi="Calibri" w:cs="Calibri"/>
+                <w:b/>
+                <w:bCs/>
+                <w:sz w:val="32"/>
+                <w:szCs w:val="32"/>
+              </w:rPr>
+            </w:pPr>
+            <w:r>
+              <w:rPr>
+                <w:rFonts w:ascii="Calibri" w:hAnsi="Calibri" w:cs="Calibri"/>
+                <w:b/>
+                <w:bCs/>
+                <w:noProof/>
+              </w:rPr>
+              <mc:AlternateContent>
+                <mc:Choice Requires="wps">
+                  <w:drawing>
+                    <wp:anchor distT="0" distB="0" distL="114300" distR="114300" simplePos="0" relativeHeight="251666432" behindDoc="0" locked="0" layoutInCell="1" allowOverlap="1" wp14:anchorId="661AC8FF" wp14:editId="2C9DC7D6">
+                      <wp:simplePos x="0" y="0"/>
+                      <wp:positionH relativeFrom="column">
+                        <wp:posOffset>2073487</wp:posOffset>
+                      </wp:positionH>
+                      <wp:positionV relativeFrom="paragraph">
+                        <wp:posOffset>98425</wp:posOffset>
+                      </wp:positionV>
+                      <wp:extent cx="4250266" cy="0"/>
+                      <wp:effectExtent l="0" t="12700" r="17145" b="12700"/>
+                      <wp:wrapNone/>
+                      <wp:docPr id="2039334418" name="Straight Connector 1"/>
+                      <wp:cNvGraphicFramePr/>
+                      <a:graphic xmlns:a="http://schemas.openxmlformats.org/drawingml/2006/main">
+                        <a:graphicData uri="http://schemas.microsoft.com/office/word/2010/wordprocessingShape">
+                          <wps:wsp>
+                            <wps:cNvCnPr/>
+                            <wps:spPr>
+                              <a:xfrm>
+                                <a:off x="0" y="0"/>
+                                <a:ext cx="4250266" cy="0"/>
+                              </a:xfrm>
+                              <a:prstGeom prst="line">
+                                <a:avLst/>
+                              </a:prstGeom>
+                            </wps:spPr>
+                            <wps:style>
+                              <a:lnRef idx="2">
+                                <a:schemeClr val="accent1"/>
+                              </a:lnRef>
+                              <a:fillRef idx="0">
+                                <a:schemeClr val="accent1"/>
+                              </a:fillRef>
+                              <a:effectRef idx="1">
+                                <a:schemeClr val="accent1"/>
+                              </a:effectRef>
+                              <a:fontRef idx="minor">
+                                <a:schemeClr val="tx1"/>
+                              </a:fontRef>
+                            </wps:style>
+                            <wps:bodyPr/>
+                          </wps:wsp>
+                        </a:graphicData>
+                      </a:graphic>
+                      <wp14:sizeRelH relativeFrom="margin">
+                        <wp14:pctWidth>0</wp14:pctWidth>
+                      </wp14:sizeRelH>
+                    </wp:anchor>
+                  </w:drawing>
+                </mc:Choice>
+                <mc:Fallback>
+                  <w:pict>
+                    <v:line w14:anchorId="01B63442" id="Straight Connector 1" o:spid="_x0000_s1026" style="position:absolute;z-index:251666432;visibility:visible;mso-wrap-style:square;mso-width-percent:0;mso-wrap-distance-left:9pt;mso-wrap-distance-top:0;mso-wrap-distance-right:9pt;mso-wrap-distance-bottom:0;mso-position-horizontal:absolute;mso-position-horizontal-relative:text;mso-position-vertical:absolute;mso-position-vertical-relative:text;mso-width-percent:0;mso-width-relative:margin" from="163.25pt,7.75pt" to="497.9pt,7.75pt" o:gfxdata="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" strokecolor="#156082 [3204]" strokeweight="1.5pt">
+                      <v:stroke joinstyle="miter"/>
+                    </v:line>
+                  </w:pict>
+                </mc:Fallback>
+              </mc:AlternateContent>
+            </w:r>
+            <w:r>
+              <w:rPr>
+                <w:rFonts w:ascii="Calibri" w:hAnsi="Calibri" w:cs="Calibri"/>
+                <w:b/>
+                <w:bCs/>
+              </w:rPr>
+              <w:t>PROFESSIONAL EXPERIENCE</w:t>
+            </w:r>
+          </w:p>
+        </w:tc>
+      </w:tr>
+      <w:tr>
+        <w:trPr>
+          <w:trHeight w:val="1684"/>
+        </w:trPr>
+        <w:tc>
+          <w:tcPr>
+            <w:tcW w:w="10080" w:type="dxa"/>
+            <w:gridSpan w:val="2"/>
+          </w:tcPr>
+          <w:p>
+            <w:pPr>
+              <w:rPr>
+                <w:rFonts w:ascii="Calibri" w:hAnsi="Calibri" w:cs="Calibri"/>
+                <w:sz w:val="16"/>
+                <w:szCs w:val="16"/>
+              </w:rPr>
+            </w:pPr>
+            <w:r>
+              <w:rPr>
+                <w:rFonts w:ascii="Calibri" w:hAnsi="Calibri" w:cs="Calibri"/>
+                <w:sz w:val="16"/>
+                <w:szCs w:val="16"/>
+              </w:rPr>
+              <w:t>{% for job in experience %}</w:t>
+            </w:r>
+          </w:p>
+          <w:tbl>
+            <w:tblPr>
+              <w:tblStyle w:val="TableGrid"/>
+              <w:tblW w:w="9929" w:type="dxa"/>
+              <w:tblInd w:w="9" w:type="dxa"/>
+              <w:tblBorders>
+                <w:top w:val="none" w:sz="0" w:space="0" w:color="auto"/>
+                <w:left w:val="none" w:sz="0" w:space="0" w:color="auto"/>
+                <w:bottom w:val="none" w:sz="0" w:space="0" w:color="auto"/>
+                <w:right w:val="none" w:sz="0" w:space="0" w:color="auto"/>
+                <w:insideH w:val="none" w:sz="0" w:space="0" w:color="auto"/>
+                <w:insideV w:val="none" w:sz="0" w:space="0" w:color="auto"/>
+              </w:tblBorders>
+              <w:tblLook w:val="04A0" w:firstRow="1" w:lastRow="0" w:firstColumn="1" w:lastColumn="0" w:noHBand="0" w:noVBand="1"/>
+            </w:tblPr>
+            <w:tblGrid>
+              <w:gridCol w:w="2316"/>
+              <w:gridCol w:w="7613"/>
+            </w:tblGrid>
+            <w:tr>
+              <w:trPr>
+                <w:trHeight w:val="1143"/>
+              </w:trPr>
+              <w:tc>
+                <w:tcPr>
+                  <w:tcW w:w="2316" w:type="dxa"/>
+                </w:tcPr>
+                <w:p>
+                  <w:pPr>
+                    <w:framePr w:hSpace="180" w:wrap="around" w:vAnchor="text" w:hAnchor="margin" w:y="54"/>
+                    <w:rPr>
+                      <w:rFonts w:ascii="Calibri" w:hAnsi="Calibri" w:cs="Calibri"/>
+                      <w:sz w:val="21"/>
+                      <w:szCs w:val="21"/>
+                    </w:rPr>
+                  </w:pPr>
+                  <w:proofErr w:type="gramStart"/>
+                  <w:r>
+                    <w:rPr>
+                      <w:rFonts w:ascii="Calibri" w:hAnsi="Calibri" w:cs="Calibri"/>
+                      <w:sz w:val="21"/>
+                      <w:szCs w:val="21"/>
+                    </w:rPr>
+                    <w:t xml:space="preserve">{{ </w:t>
+                  </w:r>
+                  <w:proofErr w:type="spellStart"/>
+                  <w:r>
+                    <w:rPr>
+                      <w:rFonts w:ascii="Calibri" w:hAnsi="Calibri" w:cs="Calibri"/>
+                      <w:sz w:val="21"/>
+                      <w:szCs w:val="21"/>
+                    </w:rPr>
+                    <w:t>job</w:t>
+                  </w:r>
+                  <w:proofErr w:type="gramEnd"/>
+                  <w:r>
+                    <w:rPr>
+                      <w:rFonts w:ascii="Calibri" w:hAnsi="Calibri" w:cs="Calibri"/>
+                      <w:sz w:val="21"/>
+                      <w:szCs w:val="21"/>
+                    </w:rPr>
+                    <w:t>.</w:t>
+                  </w:r>
+                  <w:proofErr w:type="gramStart"/>
+                  <w:r>
+                    <w:rPr>
+                      <w:rFonts w:ascii="Calibri" w:hAnsi="Calibri" w:cs="Calibri"/>
+                      <w:sz w:val="21"/>
+                      <w:szCs w:val="21"/>
+                    </w:rPr>
+                    <w:t>start</w:t>
+                  </w:r>
+                  <w:proofErr w:type="spellEnd"/>
+                  <w:r>
+                    <w:rPr>
+                      <w:rFonts w:ascii="Calibri" w:hAnsi="Calibri" w:cs="Calibri"/>
+                      <w:sz w:val="21"/>
+                      <w:szCs w:val="21"/>
+                    </w:rPr>
+                    <w:t xml:space="preserve"> }</w:t>
+                  </w:r>
+                  <w:proofErr w:type="gramEnd"/>
+                  <w:r>
+                    <w:rPr>
+                      <w:rFonts w:ascii="Calibri" w:hAnsi="Calibri" w:cs="Calibri"/>
+                      <w:sz w:val="21"/>
+                      <w:szCs w:val="21"/>
+                    </w:rPr>
+                    <w:t xml:space="preserve">} – </w:t>
+                  </w:r>
+                  <w:proofErr w:type="gramStart"/>
+                  <w:r>
+                    <w:rPr>
+                      <w:rFonts w:ascii="Calibri" w:hAnsi="Calibri" w:cs="Calibri"/>
+                      <w:sz w:val="21"/>
+                      <w:szCs w:val="21"/>
+                    </w:rPr>
+                    <w:t xml:space="preserve">{{ </w:t>
+                  </w:r>
+                  <w:proofErr w:type="spellStart"/>
+                  <w:r>
+                    <w:rPr>
+                      <w:rFonts w:ascii="Calibri" w:hAnsi="Calibri" w:cs="Calibri"/>
+                      <w:sz w:val="21"/>
+                      <w:szCs w:val="21"/>
+                    </w:rPr>
+                    <w:t>job.end</w:t>
+                  </w:r>
+                  <w:proofErr w:type="spellEnd"/>
+                  <w:proofErr w:type="gramEnd"/>
+                  <w:r>
+                    <w:rPr>
+                      <w:rFonts w:ascii="Calibri" w:hAnsi="Calibri" w:cs="Calibri"/>
+                      <w:sz w:val="21"/>
+                      <w:szCs w:val="21"/>
+                    </w:rPr>
+                    <w:t xml:space="preserve"> }}</w:t>
+                  </w:r>
+                </w:p>
+                <w:p>
+                  <w:pPr>
+                    <w:framePr w:hSpace="180" w:wrap="around" w:vAnchor="text" w:hAnchor="margin" w:y="54"/>
+                    <w:rPr>
+                      <w:rFonts w:ascii="Calibri" w:hAnsi="Calibri" w:cs="Calibri"/>
+                      <w:sz w:val="21"/>
+                      <w:szCs w:val="21"/>
+                    </w:rPr>
+                  </w:pPr>
+                  <w:r>
+                    <w:rPr>
+                      <w:rFonts w:ascii="Calibri" w:hAnsi="Calibri" w:cs="Calibri"/>
+                      <w:sz w:val="21"/>
+                      <w:szCs w:val="21"/>
+                    </w:rPr>
+                    <w:t>{{</w:t>
+                  </w:r>
+                  <w:proofErr w:type="spellStart"/>
+                  <w:proofErr w:type="gramStart"/>
+                  <w:r>
+                    <w:rPr>
+                      <w:rFonts w:ascii="Calibri" w:hAnsi="Calibri" w:cs="Calibri"/>
+                      <w:sz w:val="21"/>
+                      <w:szCs w:val="21"/>
+                    </w:rPr>
+                    <w:t>job.place</w:t>
+                  </w:r>
+                  <w:proofErr w:type="spellEnd"/>
+                  <w:proofErr w:type="gramEnd"/>
+                  <w:r>
+                    <w:rPr>
+                      <w:rFonts w:ascii="Calibri" w:hAnsi="Calibri" w:cs="Calibri"/>
+                      <w:sz w:val="21"/>
+                      <w:szCs w:val="21"/>
+                    </w:rPr>
+                    <w:t>}}</w:t>
+                  </w:r>
+                </w:p>
+              </w:tc>
+              <w:tc>
+                <w:tcPr>
+                  <w:tcW w:w="7613" w:type="dxa"/>
+                </w:tcPr>
+                <w:p>
+                  <w:pPr>
+                    <w:framePr w:hSpace="180" w:wrap="around" w:vAnchor="text" w:hAnchor="margin" w:y="54"/>
+                    <w:rPr>
+                      <w:rFonts w:ascii="Calibri" w:hAnsi="Calibri" w:cs="Calibri"/>
+                      <w:sz w:val="21"/>
+                      <w:szCs w:val="21"/>
+                    </w:rPr>
+                  </w:pPr>
+                  <w:proofErr w:type="gramStart"/>
+                  <w:r>
+                    <w:rPr>
+                      <w:rFonts w:ascii="Calibri" w:hAnsi="Calibri" w:cs="Calibri"/>
+                      <w:sz w:val="21"/>
+                      <w:szCs w:val="21"/>
+                    </w:rPr>
+                    <w:t xml:space="preserve">{{ </w:t>
+                  </w:r>
+                  <w:proofErr w:type="spellStart"/>
+                  <w:r>
+                    <w:rPr>
+                      <w:rFonts w:ascii="Calibri" w:hAnsi="Calibri" w:cs="Calibri"/>
+                      <w:sz w:val="21"/>
+                      <w:szCs w:val="21"/>
+                    </w:rPr>
+                    <w:t>job</w:t>
+                  </w:r>
+                  <w:proofErr w:type="gramEnd"/>
+                  <w:r>
+                    <w:rPr>
+                      <w:rFonts w:ascii="Calibri" w:hAnsi="Calibri" w:cs="Calibri"/>
+                      <w:sz w:val="21"/>
+                      <w:szCs w:val="21"/>
+                    </w:rPr>
+                    <w:t>.</w:t>
+                  </w:r>
+                  <w:proofErr w:type="gramStart"/>
+                  <w:r>
+                    <w:rPr>
+                      <w:rFonts w:ascii="Calibri" w:hAnsi="Calibri" w:cs="Calibri"/>
+                      <w:sz w:val="21"/>
+                      <w:szCs w:val="21"/>
+                    </w:rPr>
+                    <w:t>company</w:t>
+                  </w:r>
+                  <w:proofErr w:type="spellEnd"/>
+                  <w:r>
+                    <w:rPr>
+                      <w:rFonts w:ascii="Calibri" w:hAnsi="Calibri" w:cs="Calibri"/>
+                      <w:sz w:val="21"/>
+                      <w:szCs w:val="21"/>
+                    </w:rPr>
+                    <w:t xml:space="preserve"> }</w:t>
+                  </w:r>
+                  <w:proofErr w:type="gramEnd"/>
+                  <w:r>
+                    <w:rPr>
+                      <w:rFonts w:ascii="Calibri" w:hAnsi="Calibri" w:cs="Calibri"/>
+                      <w:sz w:val="21"/>
+                      <w:szCs w:val="21"/>
+                    </w:rPr>
+                    <w:t xml:space="preserve">} </w:t>
+                  </w:r>
+                </w:p>
+                <w:p>
+                  <w:pPr>
+                    <w:framePr w:hSpace="180" w:wrap="around" w:vAnchor="text" w:hAnchor="margin" w:y="54"/>
+                    <w:rPr>
+                      <w:rFonts w:ascii="Calibri" w:hAnsi="Calibri" w:cs="Calibri"/>
+                      <w:sz w:val="21"/>
+                      <w:szCs w:val="21"/>
+                    </w:rPr>
+                  </w:pPr>
+                  <w:proofErr w:type="gramStart"/>
+                  <w:r>
+                    <w:rPr>
+                      <w:rFonts w:ascii="Calibri" w:hAnsi="Calibri" w:cs="Calibri"/>
+                      <w:sz w:val="21"/>
+                      <w:szCs w:val="21"/>
+                    </w:rPr>
+                    <w:t xml:space="preserve">{{ </w:t>
+                  </w:r>
+                  <w:proofErr w:type="spellStart"/>
+                  <w:r>
+                    <w:rPr>
+                      <w:rFonts w:ascii="Calibri" w:hAnsi="Calibri" w:cs="Calibri"/>
+                      <w:sz w:val="21"/>
+                      <w:szCs w:val="21"/>
+                    </w:rPr>
+                    <w:t>job</w:t>
+                  </w:r>
+                  <w:proofErr w:type="gramEnd"/>
+                  <w:r>
+                    <w:rPr>
+                      <w:rFonts w:ascii="Calibri" w:hAnsi="Calibri" w:cs="Calibri"/>
+                      <w:sz w:val="21"/>
+                      <w:szCs w:val="21"/>
+                    </w:rPr>
+                    <w:t>.</w:t>
+                  </w:r>
+                  <w:proofErr w:type="gramStart"/>
+                  <w:r>
+                    <w:rPr>
+                      <w:rFonts w:ascii="Calibri" w:hAnsi="Calibri" w:cs="Calibri"/>
+                      <w:sz w:val="21"/>
+                      <w:szCs w:val="21"/>
+                    </w:rPr>
+                    <w:t>title</w:t>
+                  </w:r>
+                  <w:proofErr w:type="spellEnd"/>
+                  <w:r>
+                    <w:rPr>
+                      <w:rFonts w:ascii="Calibri" w:hAnsi="Calibri" w:cs="Calibri"/>
+                      <w:sz w:val="21"/>
+                      <w:szCs w:val="21"/>
+                    </w:rPr>
+                    <w:t xml:space="preserve"> }</w:t>
+                  </w:r>
+                  <w:proofErr w:type="gramEnd"/>
+                  <w:r>
+                    <w:rPr>
+                      <w:rFonts w:ascii="Calibri" w:hAnsi="Calibri" w:cs="Calibri"/>
+                      <w:sz w:val="21"/>
+                      <w:szCs w:val="21"/>
+                    </w:rPr>
+                    <w:t xml:space="preserve">} </w:t>
+                  </w:r>
+                </w:p>
+                <w:p>
+                  <w:pPr>
+                    <w:framePr w:hSpace="180" w:wrap="around" w:vAnchor="text" w:hAnchor="margin" w:y="54"/>
+                    <w:rPr>
+                      <w:rFonts w:ascii="Calibri" w:hAnsi="Calibri" w:cs="Calibri"/>
+                      <w:sz w:val="21"/>
+                      <w:szCs w:val="21"/>
+                    </w:rPr>
+                  </w:pPr>
+                  <w:r>
+                    <w:rPr>
+                      <w:rFonts w:ascii="Calibri" w:hAnsi="Calibri" w:cs="Calibri"/>
+                      <w:sz w:val="21"/>
+                      <w:szCs w:val="21"/>
+                    </w:rPr>
+                    <w:t xml:space="preserve">{% for b in </w:t>
+                  </w:r>
+                  <w:proofErr w:type="spellStart"/>
+                  <w:proofErr w:type="gramStart"/>
+                  <w:r>
+                    <w:rPr>
+                      <w:rFonts w:ascii="Calibri" w:hAnsi="Calibri" w:cs="Calibri"/>
+                      <w:sz w:val="21"/>
+                      <w:szCs w:val="21"/>
+                    </w:rPr>
+                    <w:t>job.bullets</w:t>
+                  </w:r>
+                  <w:proofErr w:type="spellEnd"/>
+                  <w:proofErr w:type="gramEnd"/>
+                  <w:r>
+                    <w:rPr>
+                      <w:rFonts w:ascii="Calibri" w:hAnsi="Calibri" w:cs="Calibri"/>
+                      <w:sz w:val="21"/>
+                      <w:szCs w:val="21"/>
+                    </w:rPr>
+                    <w:t xml:space="preserve"> %}</w:t>
+                  </w:r>
+                </w:p>
+                <w:p>
+                  <w:pPr>
+                    <w:framePr w:hSpace="180" w:wrap="around" w:vAnchor="text" w:hAnchor="margin" w:y="54"/>
+                    <w:rPr>
+                      <w:rFonts w:ascii="Calibri" w:hAnsi="Calibri" w:cs="Calibri"/>
+                      <w:sz w:val="21"/>
+                      <w:szCs w:val="21"/>
+                    </w:rPr>
+                  </w:pPr>
+                  <w:r>
+                    <w:rPr>
+                      <w:rFonts w:ascii="Calibri" w:hAnsi="Calibri" w:cs="Calibri"/>
+                      <w:sz w:val="21"/>
+                      <w:szCs w:val="21"/>
+                    </w:rPr>
+                    <w:t xml:space="preserve">• </w:t>
+                  </w:r>
+                  <w:proofErr w:type="gramStart"/>
+                  <w:r>
+                    <w:rPr>
+                      <w:rFonts w:ascii="Calibri" w:hAnsi="Calibri" w:cs="Calibri"/>
+                      <w:sz w:val="21"/>
+                      <w:szCs w:val="21"/>
+                    </w:rPr>
+                    <w:t>{{ b</w:t>
+                  </w:r>
+                  <w:proofErr w:type="gramEnd"/>
+                  <w:r>
+                    <w:rPr>
+                      <w:rFonts w:ascii="Calibri" w:hAnsi="Calibri" w:cs="Calibri"/>
+                      <w:sz w:val="21"/>
+                      <w:szCs w:val="21"/>
+                    </w:rPr>
+                    <w:t xml:space="preserve"> </w:t>
+                  </w:r>
+                  <w:proofErr w:type="gramStart"/>
+                  <w:r>
+                    <w:rPr>
+                      <w:rFonts w:ascii="Calibri" w:hAnsi="Calibri" w:cs="Calibri"/>
+                      <w:sz w:val="21"/>
+                      <w:szCs w:val="21"/>
+                    </w:rPr>
+                    <w:t>}}{</w:t>
+                  </w:r>
+                  <w:proofErr w:type="gramEnd"/>
+                  <w:r>
+                    <w:rPr>
+                      <w:rFonts w:ascii="Calibri" w:hAnsi="Calibri" w:cs="Calibri"/>
+                      <w:sz w:val="21"/>
+                      <w:szCs w:val="21"/>
+                    </w:rPr>
+                    <w:t xml:space="preserve">% </w:t>
+                  </w:r>
+                  <w:proofErr w:type="spellStart"/>
+                  <w:r>
+                    <w:rPr>
+                      <w:rFonts w:ascii="Calibri" w:hAnsi="Calibri" w:cs="Calibri"/>
+                      <w:sz w:val="21"/>
+                      <w:szCs w:val="21"/>
+                    </w:rPr>
+                    <w:t>endfor</w:t>
+                  </w:r>
+                  <w:proofErr w:type="spellEnd"/>
+                  <w:r>
+                    <w:rPr>
+                      <w:rFonts w:ascii="Calibri" w:hAnsi="Calibri" w:cs="Calibri"/>
+                      <w:sz w:val="21"/>
+                      <w:szCs w:val="21"/>
+                    </w:rPr>
+                    <w:t xml:space="preserve"> %}</w:t>
+                  </w:r>
+                </w:p>
+              </w:tc>
+            </w:tr>
+          </w:tbl>
+          <w:p>
+            <w:pPr>
+              <w:rPr>
+                <w:rFonts w:ascii="Calibri" w:hAnsi="Calibri" w:cs="Calibri"/>
+                <w:sz w:val="12"/>
+                <w:szCs w:val="12"/>
+              </w:rPr>
+            </w:pPr>
+            <w:r>
+              <w:rPr>
+                <w:rFonts w:ascii="Calibri" w:hAnsi="Calibri" w:cs="Calibri"/>
+                <w:sz w:val="16"/>
+                <w:szCs w:val="16"/>
+              </w:rPr>
+              <w:t xml:space="preserve">{% </w:t>
+            </w:r>
+            <w:proofErr w:type="spellStart"/>
+            <w:r>
+              <w:rPr>
+                <w:rFonts w:ascii="Calibri" w:hAnsi="Calibri" w:cs="Calibri"/>
+                <w:sz w:val="16"/>
+                <w:szCs w:val="16"/>
+              </w:rPr>
+              <w:t>endfor</w:t>
+            </w:r>
+            <w:proofErr w:type="spellEnd"/>
+            <w:r>
+              <w:rPr>
+                <w:rFonts w:ascii="Calibri" w:hAnsi="Calibri" w:cs="Calibri"/>
+                <w:sz w:val="16"/>
+                <w:szCs w:val="16"/>
+              </w:rPr>
+              <w:t xml:space="preserve"> %}</w:t>
+            </w:r>
+          </w:p>
+        </w:tc>
+      </w:tr>
+      <w:tr>
+        <w:trPr>
+          <w:trHeight w:val="285"/>
+        </w:trPr>
+        <w:tc>
+          <w:tcPr>
+            <w:tcW w:w="10080" w:type="dxa"/>
+            <w:gridSpan w:val="2"/>
+          </w:tcPr>
+          <w:p>
+            <w:pPr>
+              <w:rPr>
+                <w:rFonts w:ascii="Calibri" w:hAnsi="Calibri" w:cs="Calibri"/>
+                <w:b/>
+                <w:bCs/>
+              </w:rPr>
+            </w:pPr>
+            <w:r>
+              <w:rPr>
+                <w:rFonts w:ascii="Calibri" w:hAnsi="Calibri" w:cs="Calibri"/>
+                <w:b/>
+                <w:bCs/>
+                <w:noProof/>
+              </w:rPr>
+              <mc:AlternateContent>
+                <mc:Choice Requires="wps">
+                  <w:drawing>
+                    <wp:anchor distT="0" distB="0" distL="114300" distR="114300" simplePos="0" relativeHeight="251665408" behindDoc="0" locked="0" layoutInCell="1" allowOverlap="1" wp14:anchorId="3C08377B" wp14:editId="22454240">
+                      <wp:simplePos x="0" y="0"/>
+                      <wp:positionH relativeFrom="column">
+                        <wp:posOffset>981710</wp:posOffset>
+                      </wp:positionH>
+                      <wp:positionV relativeFrom="paragraph">
+                        <wp:posOffset>92075</wp:posOffset>
+                      </wp:positionV>
+                      <wp:extent cx="5334000" cy="0"/>
+                      <wp:effectExtent l="0" t="12700" r="12700" b="12700"/>
+                      <wp:wrapNone/>
+                      <wp:docPr id="1881361521" name="Straight Connector 1"/>
+                      <wp:cNvGraphicFramePr/>
+                      <a:graphic xmlns:a="http://schemas.openxmlformats.org/drawingml/2006/main">
+                        <a:graphicData uri="http://schemas.microsoft.com/office/word/2010/wordprocessingShape">
+                          <wps:wsp>
+                            <wps:cNvCnPr/>
+                            <wps:spPr>
+                              <a:xfrm>
+                                <a:off x="0" y="0"/>
+                                <a:ext cx="5334000" cy="0"/>
+                              </a:xfrm>
+                              <a:prstGeom prst="line">
+                                <a:avLst/>
+                              </a:prstGeom>
+                            </wps:spPr>
+                            <wps:style>
+                              <a:lnRef idx="2">
+                                <a:schemeClr val="accent1"/>
+                              </a:lnRef>
+                              <a:fillRef idx="0">
+                                <a:schemeClr val="accent1"/>
+                              </a:fillRef>
+                              <a:effectRef idx="1">
+                                <a:schemeClr val="accent1"/>
+                              </a:effectRef>
+                              <a:fontRef idx="minor">
+                                <a:schemeClr val="tx1"/>
+                              </a:fontRef>
+                            </wps:style>
+                            <wps:bodyPr/>
+                          </wps:wsp>
+                        </a:graphicData>
+                      </a:graphic>
+                    </wp:anchor>
+                  </w:drawing>
+                </mc:Choice>
+                <mc:Fallback>
+                  <w:pict>
+                    <v:line w14:anchorId="36F63003" id="Straight Connector 1" o:spid="_x0000_s1026" style="position:absolute;z-index:251665408;visibility:visible;mso-wrap-style:square;mso-wrap-distance-left:9pt;mso-wrap-distance-top:0;mso-wrap-distance-right:9pt;mso-wrap-distance-bottom:0;mso-position-horizontal:absolute;mso-position-horizontal-relative:text;mso-position-vertical:absolute;mso-position-vertical-relative:text" from="77.3pt,7.25pt" to="497.3pt,7.25pt" o:gfxdata="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" strokecolor="#156082 [3204]" strokeweight="1.5pt">
+                      <v:stroke joinstyle="miter"/>
+                    </v:line>
+                  </w:pict>
+                </mc:Fallback>
+              </mc:AlternateContent>
+            </w:r>
+            <w:r>
+              <w:rPr>
+                <w:rFonts w:ascii="Calibri" w:hAnsi="Calibri" w:cs="Calibri"/>
+                <w:b/>
+                <w:bCs/>
+              </w:rPr>
+              <w:t>EDUCATION</w:t>
+            </w:r>
+          </w:p>
+        </w:tc>
+      </w:tr>
+      <w:tr>
+        <w:trPr>
+          <w:trHeight w:val="1243"/>
+        </w:trPr>
+        <w:tc>
+          <w:tcPr>
+            <w:tcW w:w="10080" w:type="dxa"/>
+            <w:gridSpan w:val="2"/>
+          </w:tcPr>
+          <w:p>
+            <w:pPr>
+              <w:rPr>
+                <w:rFonts w:ascii="Calibri" w:hAnsi="Calibri" w:cs="Calibri"/>
+                <w:sz w:val="16"/>
+                <w:szCs w:val="16"/>
+              </w:rPr>
+            </w:pPr>
+            <w:r>
+              <w:rPr>
+                <w:rFonts w:ascii="Calibri" w:hAnsi="Calibri" w:cs="Calibri"/>
+                <w:sz w:val="16"/>
+                <w:szCs w:val="16"/>
+              </w:rPr>
+              <w:t xml:space="preserve">{% for </w:t>
+            </w:r>
+            <w:proofErr w:type="spellStart"/>
+            <w:r>
+              <w:rPr>
+                <w:rFonts w:ascii="Calibri" w:hAnsi="Calibri" w:cs="Calibri"/>
+                <w:sz w:val="16"/>
+                <w:szCs w:val="16"/>
+              </w:rPr>
+              <w:t>edu</w:t>
+            </w:r>
+            <w:proofErr w:type="spellEnd"/>
+            <w:r>
+              <w:rPr>
+                <w:rFonts w:ascii="Calibri" w:hAnsi="Calibri" w:cs="Calibri"/>
+                <w:sz w:val="16"/>
+                <w:szCs w:val="16"/>
+              </w:rPr>
+              <w:t xml:space="preserve"> in education %}</w:t>
+            </w:r>
+          </w:p>
+          <w:tbl>
+            <w:tblPr>
+              <w:tblStyle w:val="TableGrid"/>
+              <w:tblW w:w="9929" w:type="dxa"/>
+              <w:tblInd w:w="9" w:type="dxa"/>
+              <w:tblBorders>
+                <w:top w:val="none" w:sz="0" w:space="0" w:color="auto"/>
+                <w:left w:val="none" w:sz="0" w:space="0" w:color="auto"/>
+                <w:bottom w:val="none" w:sz="0" w:space="0" w:color="auto"/>
+                <w:right w:val="none" w:sz="0" w:space="0" w:color="auto"/>
+                <w:insideH w:val="none" w:sz="0" w:space="0" w:color="auto"/>
+                <w:insideV w:val="none" w:sz="0" w:space="0" w:color="auto"/>
+              </w:tblBorders>
+              <w:tblLook w:val="04A0" w:firstRow="1" w:lastRow="0" w:firstColumn="1" w:lastColumn="0" w:noHBand="0" w:noVBand="1"/>
+            </w:tblPr>
+            <w:tblGrid>
+              <w:gridCol w:w="2214"/>
+              <w:gridCol w:w="7715"/>
+            </w:tblGrid>
+            <w:tr>
+              <w:trPr>
+                <w:trHeight w:val="714"/>
+              </w:trPr>
+              <w:tc>
+                <w:tcPr>
+                  <w:tcW w:w="2214" w:type="dxa"/>
+                </w:tcPr>
+                <w:p>
+                  <w:pPr>
+                    <w:framePr w:hSpace="180" w:wrap="around" w:vAnchor="text" w:hAnchor="margin" w:y="54"/>
+                    <w:rPr>
+                      <w:rFonts w:ascii="Calibri" w:hAnsi="Calibri" w:cs="Calibri"/>
+                      <w:sz w:val="21"/>
+                      <w:szCs w:val="21"/>
+                    </w:rPr>
+                  </w:pPr>
+                  <w:proofErr w:type="gramStart"/>
+                  <w:r>
+                    <w:rPr>
+                      <w:rFonts w:ascii="Calibri" w:hAnsi="Calibri" w:cs="Calibri"/>
+                      <w:sz w:val="21"/>
+                      <w:szCs w:val="21"/>
+                    </w:rPr>
+                    <w:t xml:space="preserve">{{ </w:t>
+                  </w:r>
+                  <w:proofErr w:type="spellStart"/>
+                  <w:r>
+                    <w:rPr>
+                      <w:rFonts w:ascii="Calibri" w:hAnsi="Calibri" w:cs="Calibri"/>
+                      <w:sz w:val="21"/>
+                      <w:szCs w:val="21"/>
+                    </w:rPr>
+                    <w:t>edu</w:t>
+                  </w:r>
+                  <w:proofErr w:type="gramEnd"/>
+                  <w:r>
+                    <w:rPr>
+                      <w:rFonts w:ascii="Calibri" w:hAnsi="Calibri" w:cs="Calibri"/>
+                      <w:sz w:val="21"/>
+                      <w:szCs w:val="21"/>
+                    </w:rPr>
+                    <w:t>.</w:t>
+                  </w:r>
+                  <w:proofErr w:type="gramStart"/>
+                  <w:r>
+                    <w:rPr>
+                      <w:rFonts w:ascii="Calibri" w:hAnsi="Calibri" w:cs="Calibri"/>
+                      <w:sz w:val="21"/>
+                      <w:szCs w:val="21"/>
+                    </w:rPr>
+                    <w:t>start</w:t>
+                  </w:r>
+                  <w:proofErr w:type="spellEnd"/>
+                  <w:r>
+                    <w:rPr>
+                      <w:rFonts w:ascii="Calibri" w:hAnsi="Calibri" w:cs="Calibri"/>
+                      <w:sz w:val="21"/>
+                      <w:szCs w:val="21"/>
+                    </w:rPr>
+                    <w:t xml:space="preserve"> }</w:t>
+                  </w:r>
+                  <w:proofErr w:type="gramEnd"/>
+                  <w:r>
+                    <w:rPr>
+                      <w:rFonts w:ascii="Calibri" w:hAnsi="Calibri" w:cs="Calibri"/>
+                      <w:sz w:val="21"/>
+                      <w:szCs w:val="21"/>
+                    </w:rPr>
+                    <w:t xml:space="preserve">} – </w:t>
+                  </w:r>
+                  <w:proofErr w:type="gramStart"/>
+                  <w:r>
+                    <w:rPr>
+                      <w:rFonts w:ascii="Calibri" w:hAnsi="Calibri" w:cs="Calibri"/>
+                      <w:sz w:val="21"/>
+                      <w:szCs w:val="21"/>
+                    </w:rPr>
+                    <w:t xml:space="preserve">{{ </w:t>
+                  </w:r>
+                  <w:proofErr w:type="spellStart"/>
+                  <w:r>
+                    <w:rPr>
+                      <w:rFonts w:ascii="Calibri" w:hAnsi="Calibri" w:cs="Calibri"/>
+                      <w:sz w:val="21"/>
+                      <w:szCs w:val="21"/>
+                    </w:rPr>
+                    <w:t>edu.end</w:t>
+                  </w:r>
+                  <w:proofErr w:type="spellEnd"/>
+                  <w:proofErr w:type="gramEnd"/>
+                  <w:r>
+                    <w:rPr>
+                      <w:rFonts w:ascii="Calibri" w:hAnsi="Calibri" w:cs="Calibri"/>
+                      <w:sz w:val="21"/>
+                      <w:szCs w:val="21"/>
+                    </w:rPr>
+                    <w:t xml:space="preserve"> }}</w:t>
+                  </w:r>
+                </w:p>
+                <w:p>
+                  <w:pPr>
+                    <w:framePr w:hSpace="180" w:wrap="around" w:vAnchor="text" w:hAnchor="margin" w:y="54"/>
+                    <w:rPr>
+                      <w:rFonts w:ascii="Calibri" w:hAnsi="Calibri" w:cs="Calibri"/>
+                      <w:sz w:val="18"/>
+                      <w:szCs w:val="18"/>
+                    </w:rPr>
+                  </w:pPr>
+                  <w:proofErr w:type="gramStart"/>
+                  <w:r>
+                    <w:rPr>
+                      <w:rFonts w:ascii="Calibri" w:hAnsi="Calibri" w:cs="Calibri"/>
+                      <w:sz w:val="21"/>
+                      <w:szCs w:val="21"/>
+                    </w:rPr>
+                    <w:t xml:space="preserve">{{ </w:t>
+                  </w:r>
+                  <w:proofErr w:type="spellStart"/>
+                  <w:r>
+                    <w:rPr>
+                      <w:rFonts w:ascii="Calibri" w:hAnsi="Calibri" w:cs="Calibri"/>
+                      <w:sz w:val="21"/>
+                      <w:szCs w:val="21"/>
+                    </w:rPr>
+                    <w:t>edu</w:t>
+                  </w:r>
+                  <w:proofErr w:type="gramEnd"/>
+                  <w:r>
+                    <w:rPr>
+                      <w:rFonts w:ascii="Calibri" w:hAnsi="Calibri" w:cs="Calibri"/>
+                      <w:sz w:val="21"/>
+                      <w:szCs w:val="21"/>
+                    </w:rPr>
+                    <w:t>.</w:t>
+                  </w:r>
+                  <w:proofErr w:type="gramStart"/>
+                  <w:r>
+                    <w:rPr>
+                      <w:rFonts w:ascii="Calibri" w:hAnsi="Calibri" w:cs="Calibri"/>
+                      <w:sz w:val="21"/>
+                      <w:szCs w:val="21"/>
+                    </w:rPr>
+                    <w:t>location</w:t>
+                  </w:r>
+                  <w:proofErr w:type="spellEnd"/>
+                  <w:r>
+                    <w:rPr>
+                      <w:rFonts w:ascii="Calibri" w:hAnsi="Calibri" w:cs="Calibri"/>
+                      <w:sz w:val="21"/>
+                      <w:szCs w:val="21"/>
+                    </w:rPr>
+                    <w:t xml:space="preserve"> }</w:t>
+                  </w:r>
+                  <w:proofErr w:type="gramEnd"/>
+                  <w:r>
+                    <w:rPr>
+                      <w:rFonts w:ascii="Calibri" w:hAnsi="Calibri" w:cs="Calibri"/>
+                      <w:sz w:val="21"/>
+                      <w:szCs w:val="21"/>
+                    </w:rPr>
+                    <w:t xml:space="preserve">} </w:t>
+                  </w:r>
+                </w:p>
+              </w:tc>
+              <w:tc>
+                <w:tcPr>
+                  <w:tcW w:w="7715" w:type="dxa"/>
+                </w:tcPr>
+                <w:p>
+                  <w:pPr>
+                    <w:framePr w:hSpace="180" w:wrap="around" w:vAnchor="text" w:hAnchor="margin" w:y="54"/>
+                    <w:rPr>
+                      <w:rFonts w:ascii="Calibri" w:hAnsi="Calibri" w:cs="Calibri"/>
+                    </w:rPr>
+                  </w:pPr>
+                  <w:proofErr w:type="gramStart"/>
+                  <w:r>
+                    <w:rPr>
+                      <w:rFonts w:ascii="Calibri" w:hAnsi="Calibri" w:cs="Calibri"/>
+                    </w:rPr>
+                    <w:t xml:space="preserve">{{ </w:t>
+                  </w:r>
+                  <w:proofErr w:type="spellStart"/>
+                  <w:r>
+                    <w:rPr>
+                      <w:rFonts w:ascii="Calibri" w:hAnsi="Calibri" w:cs="Calibri"/>
+                    </w:rPr>
+                    <w:t>edu</w:t>
+                  </w:r>
+                  <w:proofErr w:type="gramEnd"/>
+                  <w:r>
+                    <w:rPr>
+                      <w:rFonts w:ascii="Calibri" w:hAnsi="Calibri" w:cs="Calibri"/>
+                    </w:rPr>
+                    <w:t>.</w:t>
+                  </w:r>
+                  <w:proofErr w:type="gramStart"/>
+                  <w:r>
+                    <w:rPr>
+                      <w:rFonts w:ascii="Calibri" w:hAnsi="Calibri" w:cs="Calibri"/>
+                    </w:rPr>
+                    <w:t>degree</w:t>
+                  </w:r>
+                  <w:proofErr w:type="spellEnd"/>
+                  <w:r>
+                    <w:rPr>
+                      <w:rFonts w:ascii="Calibri" w:hAnsi="Calibri" w:cs="Calibri"/>
+                    </w:rPr>
+                    <w:t xml:space="preserve"> }</w:t>
+                  </w:r>
+                  <w:proofErr w:type="gramEnd"/>
+                  <w:r>
+                    <w:rPr>
+                      <w:rFonts w:ascii="Calibri" w:hAnsi="Calibri" w:cs="Calibri"/>
+                    </w:rPr>
+                    <w:t xml:space="preserve">} </w:t>
+                  </w:r>
+                </w:p>
+                <w:p>
+                  <w:pPr>
+                    <w:framePr w:hSpace="180" w:wrap="around" w:vAnchor="text" w:hAnchor="margin" w:y="54"/>
+                    <w:rPr>
+                      <w:rFonts w:ascii="Calibri" w:hAnsi="Calibri" w:cs="Calibri"/>
+                      <w:sz w:val="21"/>
+                      <w:szCs w:val="21"/>
+                    </w:rPr>
+                  </w:pPr>
+                  <w:proofErr w:type="gramStart"/>
+                  <w:r>
+                    <w:rPr>
+                      <w:rFonts w:ascii="Calibri" w:hAnsi="Calibri" w:cs="Calibri"/>
+                      <w:sz w:val="21"/>
+                      <w:szCs w:val="21"/>
+                    </w:rPr>
+                    <w:t xml:space="preserve">{{ </w:t>
+                  </w:r>
+                  <w:proofErr w:type="spellStart"/>
+                  <w:r>
+                    <w:rPr>
+                      <w:rFonts w:ascii="Calibri" w:hAnsi="Calibri" w:cs="Calibri"/>
+                      <w:sz w:val="21"/>
+                      <w:szCs w:val="21"/>
+                    </w:rPr>
+                    <w:t>edu</w:t>
+                  </w:r>
+                  <w:proofErr w:type="gramEnd"/>
+                  <w:r>
+                    <w:rPr>
+                      <w:rFonts w:ascii="Calibri" w:hAnsi="Calibri" w:cs="Calibri"/>
+                      <w:sz w:val="21"/>
+                      <w:szCs w:val="21"/>
+                    </w:rPr>
+                    <w:t>.</w:t>
+                  </w:r>
+                  <w:proofErr w:type="gramStart"/>
+                  <w:r>
+                    <w:rPr>
+                      <w:rFonts w:ascii="Calibri" w:hAnsi="Calibri" w:cs="Calibri"/>
+                      <w:sz w:val="21"/>
+                      <w:szCs w:val="21"/>
+                    </w:rPr>
+                    <w:t>institution</w:t>
+                  </w:r>
+                  <w:proofErr w:type="spellEnd"/>
+                  <w:r>
+                    <w:rPr>
+                      <w:rFonts w:ascii="Calibri" w:hAnsi="Calibri" w:cs="Calibri"/>
+                      <w:sz w:val="21"/>
+                      <w:szCs w:val="21"/>
+                    </w:rPr>
+                    <w:t xml:space="preserve"> }</w:t>
+                  </w:r>
+                  <w:proofErr w:type="gramEnd"/>
+                  <w:r>
+                    <w:rPr>
+                      <w:rFonts w:ascii="Calibri" w:hAnsi="Calibri" w:cs="Calibri"/>
+                      <w:sz w:val="21"/>
+                      <w:szCs w:val="21"/>
+                    </w:rPr>
+                    <w:t>}</w:t>
+                  </w:r>
+                </w:p>
+                <w:p>
+                  <w:pPr>
+                    <w:framePr w:hSpace="180" w:wrap="around" w:vAnchor="text" w:hAnchor="margin" w:y="54"/>
+                    <w:rPr>
+                      <w:rFonts w:ascii="Calibri" w:hAnsi="Calibri" w:cs="Calibri"/>
+                      <w:sz w:val="18"/>
+                      <w:szCs w:val="18"/>
+                    </w:rPr>
+                  </w:pPr>
+                </w:p>
+              </w:tc>
+            </w:tr>
+          </w:tbl>
+          <w:p>
+            <w:pPr>
+              <w:rPr>
+                <w:rFonts w:ascii="Calibri" w:hAnsi="Calibri" w:cs="Calibri"/>
+                <w:sz w:val="16"/>
+                <w:szCs w:val="16"/>
+              </w:rPr>
+            </w:pPr>
+            <w:r>
+              <w:rPr>
+                <w:rFonts w:ascii="Calibri" w:hAnsi="Calibri" w:cs="Calibri"/>
+                <w:sz w:val="16"/>
+                <w:szCs w:val="16"/>
+              </w:rPr>
+              <w:t xml:space="preserve">{% </w:t>
+            </w:r>
+            <w:proofErr w:type="spellStart"/>
+            <w:r>
+              <w:rPr>
+                <w:rFonts w:ascii="Calibri" w:hAnsi="Calibri" w:cs="Calibri"/>
+                <w:sz w:val="16"/>
+                <w:szCs w:val="16"/>
+              </w:rPr>
+              <w:t>endfor</w:t>
+            </w:r>
+            <w:proofErr w:type="spellEnd"/>
+            <w:r>
+              <w:rPr>
+                <w:rFonts w:ascii="Calibri" w:hAnsi="Calibri" w:cs="Calibri"/>
+                <w:sz w:val="16"/>
+                <w:szCs w:val="16"/>
+              </w:rPr>
+              <w:t xml:space="preserve"> %}</w:t>
+            </w:r>
+          </w:p>
+        </w:tc>
+      </w:tr>
+      <w:tr>
+        <w:trPr>
+          <w:trHeight w:val="259"/>
+        </w:trPr>
+        <w:tc>
+          <w:tcPr>
+            <w:tcW w:w="10080" w:type="dxa"/>
+            <w:gridSpan w:val="2"/>
+          </w:tcPr>
+          <w:p>
+            <w:pPr>
+              <w:rPr>
+                <w:rFonts w:ascii="Calibri" w:hAnsi="Calibri" w:cs="Calibri"/>
+                <w:b/>
+                <w:bCs/>
+              </w:rPr>
+            </w:pPr>
+            <w:r>
+              <w:rPr>
+                <w:rFonts w:ascii="Calibri" w:hAnsi="Calibri" w:cs="Calibri"/>
+                <w:b/>
+                <w:bCs/>
+                <w:noProof/>
+              </w:rPr>
+              <mc:AlternateContent>
+                <mc:Choice Requires="wps">
+                  <w:drawing>
+                    <wp:anchor distT="0" distB="0" distL="114300" distR="114300" simplePos="0" relativeHeight="251661312" behindDoc="0" locked="0" layoutInCell="1" allowOverlap="1" wp14:anchorId="560B5F8D" wp14:editId="0D5D76F2">
+                      <wp:simplePos x="0" y="0"/>
+                      <wp:positionH relativeFrom="column">
+                        <wp:posOffset>625687</wp:posOffset>
+                      </wp:positionH>
+                      <wp:positionV relativeFrom="paragraph">
+                        <wp:posOffset>75353</wp:posOffset>
+                      </wp:positionV>
+                      <wp:extent cx="5698066" cy="46567"/>
+                      <wp:effectExtent l="12700" t="12700" r="17145" b="17145"/>
+                      <wp:wrapNone/>
+                      <wp:docPr id="167125037" name="Straight Connector 1"/>
+                      <wp:cNvGraphicFramePr/>
+                      <a:graphic xmlns:a="http://schemas.openxmlformats.org/drawingml/2006/main">
+                        <a:graphicData uri="http://schemas.microsoft.com/office/word/2010/wordprocessingShape">
+                          <wps:wsp>
+                            <wps:cNvCnPr/>
+                            <wps:spPr>
+                              <a:xfrm>
+                                <a:off x="0" y="0"/>
+                                <a:ext cx="5698066" cy="46567"/>
+                              </a:xfrm>
+                              <a:prstGeom prst="line">
+                                <a:avLst/>
+                              </a:prstGeom>
+                            </wps:spPr>
+                            <wps:style>
+                              <a:lnRef idx="2">
+                                <a:schemeClr val="accent1"/>
+                              </a:lnRef>
+                              <a:fillRef idx="0">
+                                <a:schemeClr val="accent1"/>
+                              </a:fillRef>
+                              <a:effectRef idx="1">
+                                <a:schemeClr val="accent1"/>
+                              </a:effectRef>
+                              <a:fontRef idx="minor">
+                                <a:schemeClr val="tx1"/>
+                              </a:fontRef>
+                            </wps:style>
+                            <wps:bodyPr/>
+                          </wps:wsp>
+                        </a:graphicData>
+                      </a:graphic>
+                      <wp14:sizeRelH relativeFrom="margin">
+                        <wp14:pctWidth>0</wp14:pctWidth>
+                      </wp14:sizeRelH>
+                      <wp14:sizeRelV relativeFrom="margin">
+                        <wp14:pctHeight>0</wp14:pctHeight>
+                      </wp14:sizeRelV>
+                    </wp:anchor>
+                  </w:drawing>
+                </mc:Choice>
+                <mc:Fallback>
+                  <w:pict>
+                    <v:line w14:anchorId="00EBB988" id="Straight Connector 1" o:spid="_x0000_s1026" style="position:absolute;z-index:251661312;visibility:visible;mso-wrap-style:square;mso-width-percent:0;mso-height-percent:0;mso-wrap-distance-left:9pt;mso-wrap-distance-top:0;mso-wrap-distance-right:9pt;mso-wrap-distance-bottom:0;mso-position-horizontal:absolute;mso-position-horizontal-relative:text;mso-position-vertical:absolute;mso-position-vertical-relative:text;mso-width-percent:0;mso-height-percent:0;mso-width-relative:margin;mso-height-relative:margin" from="49.25pt,5.95pt" to="497.9pt,9.6pt" o:gfxdata="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" strokecolor="#156082 [3204]" strokeweight="1.5pt">
+                      <v:stroke joinstyle="miter"/>
+                    </v:line>
+                  </w:pict>
+                </mc:Fallback>
+              </mc:AlternateContent>
+            </w:r>
+            <w:r>
+              <w:rPr>
+                <w:rFonts w:ascii="Calibri" w:hAnsi="Calibri" w:cs="Calibri"/>
+                <w:b/>
+                <w:bCs/>
+              </w:rPr>
+              <w:t>SKILLS</w:t>
+            </w:r>
+          </w:p>
+        </w:tc>
+      </w:tr>
+      <w:tr>
+        <w:trPr>
+          <w:trHeight w:val="2395"/>
+        </w:trPr>
+        <w:tc>
+          <w:tcPr>
+            <w:tcW w:w="10080" w:type="dxa"/>
+            <w:gridSpan w:val="2"/>
+          </w:tcPr>
+          <w:p>
+            <w:pPr>
+              <w:spacing w:line="360" w:lineRule="auto"/>
+              <w:rPr>
+                <w:rFonts w:ascii="Calibri" w:hAnsi="Calibri" w:cs="Calibri"/>
+                <w:sz w:val="21"/>
+                <w:szCs w:val="21"/>
+              </w:rPr>
+            </w:pPr>
+            <w:r>
+              <w:rPr>
+                <w:rFonts w:ascii="Calibri" w:hAnsi="Calibri" w:cs="Calibri"/>
+                <w:b/>
+                <w:bCs/>
+                <w:sz w:val="21"/>
+                <w:szCs w:val="21"/>
+              </w:rPr>
+              <w:t>Programming Languages:</w:t>
+            </w:r>
+            <w:r>
+              <w:rPr>
+                <w:rFonts w:ascii="Calibri" w:hAnsi="Calibri" w:cs="Calibri"/>
+                <w:sz w:val="21"/>
+                <w:szCs w:val="21"/>
+              </w:rPr>
+              <w:t xml:space="preserve"> {% for item in </w:t>
+            </w:r>
+            <w:proofErr w:type="spellStart"/>
+            <w:proofErr w:type="gramStart"/>
+            <w:r>
+              <w:rPr>
+                <w:rFonts w:ascii="Calibri" w:hAnsi="Calibri" w:cs="Calibri"/>
+                <w:sz w:val="21"/>
+                <w:szCs w:val="21"/>
+              </w:rPr>
+              <w:t>skills.programming</w:t>
+            </w:r>
+            <w:proofErr w:type="gramEnd"/>
+            <w:r>
+              <w:rPr>
+                <w:rFonts w:ascii="Calibri" w:hAnsi="Calibri" w:cs="Calibri"/>
+                <w:sz w:val="21"/>
+                <w:szCs w:val="21"/>
+              </w:rPr>
+              <w:t>_languages</w:t>
+            </w:r>
+            <w:proofErr w:type="spellEnd"/>
+            <w:r>
+              <w:rPr>
+                <w:rFonts w:ascii="Calibri" w:hAnsi="Calibri" w:cs="Calibri"/>
+                <w:sz w:val="21"/>
+                <w:szCs w:val="21"/>
+              </w:rPr>
+              <w:t xml:space="preserve"> </w:t>
+            </w:r>
+            <w:proofErr w:type="gramStart"/>
+            <w:r>
+              <w:rPr>
+                <w:rFonts w:ascii="Calibri" w:hAnsi="Calibri" w:cs="Calibri"/>
+                <w:sz w:val="21"/>
+                <w:szCs w:val="21"/>
+              </w:rPr>
+              <w:t>%}{{ item</w:t>
+            </w:r>
+            <w:proofErr w:type="gramEnd"/>
+            <w:r>
+              <w:rPr>
+                <w:rFonts w:ascii="Calibri" w:hAnsi="Calibri" w:cs="Calibri"/>
+                <w:sz w:val="21"/>
+                <w:szCs w:val="21"/>
+              </w:rPr>
+              <w:t xml:space="preserve"> }}, {% </w:t>
+            </w:r>
+            <w:proofErr w:type="spellStart"/>
+            <w:r>
+              <w:rPr>
+                <w:rFonts w:ascii="Calibri" w:hAnsi="Calibri" w:cs="Calibri"/>
+                <w:sz w:val="21"/>
+                <w:szCs w:val="21"/>
+              </w:rPr>
+              <w:t>endfor</w:t>
+            </w:r>
+            <w:proofErr w:type="spellEnd"/>
+            <w:r>
+              <w:rPr>
+                <w:rFonts w:ascii="Calibri" w:hAnsi="Calibri" w:cs="Calibri"/>
+                <w:sz w:val="21"/>
+                <w:szCs w:val="21"/>
+              </w:rPr>
+              <w:t xml:space="preserve"> %}</w:t>
+            </w:r>
+          </w:p>
+          <w:p>
+            <w:pPr>
+              <w:spacing w:line="360" w:lineRule="auto"/>
+              <w:rPr>
+                <w:rFonts w:ascii="Calibri" w:hAnsi="Calibri" w:cs="Calibri"/>
+                <w:sz w:val="21"/>
+                <w:szCs w:val="21"/>
+              </w:rPr>
+            </w:pPr>
+            <w:r>
+              <w:rPr>
+                <w:rFonts w:ascii="Calibri" w:hAnsi="Calibri" w:cs="Calibri"/>
+                <w:b/>
+                <w:bCs/>
+                <w:sz w:val="21"/>
+                <w:szCs w:val="21"/>
+              </w:rPr>
+              <w:t>Web:</w:t>
+            </w:r>
+            <w:r>
+              <w:rPr>
+                <w:rFonts w:ascii="Calibri" w:hAnsi="Calibri" w:cs="Calibri"/>
+                <w:sz w:val="21"/>
+                <w:szCs w:val="21"/>
+              </w:rPr>
+              <w:t xml:space="preserve"> {% for item in </w:t>
+            </w:r>
+            <w:proofErr w:type="spellStart"/>
+            <w:r>
+              <w:rPr>
+                <w:rFonts w:ascii="Calibri" w:hAnsi="Calibri" w:cs="Calibri"/>
+                <w:sz w:val="21"/>
+                <w:szCs w:val="21"/>
+              </w:rPr>
+              <w:t>skills.web</w:t>
+            </w:r>
+            <w:proofErr w:type="spellEnd"/>
+            <w:r>
+              <w:rPr>
+                <w:rFonts w:ascii="Calibri" w:hAnsi="Calibri" w:cs="Calibri"/>
+                <w:sz w:val="21"/>
+                <w:szCs w:val="21"/>
+              </w:rPr>
+              <w:t xml:space="preserve"> %} </w:t>
+            </w:r>
+            <w:proofErr w:type="gramStart"/>
+            <w:r>
+              <w:rPr>
+                <w:rFonts w:ascii="Calibri" w:hAnsi="Calibri" w:cs="Calibri"/>
+                <w:sz w:val="21"/>
+                <w:szCs w:val="21"/>
+              </w:rPr>
+              <w:t>{{ item</w:t>
+            </w:r>
+            <w:proofErr w:type="gramEnd"/>
+            <w:r>
+              <w:rPr>
+                <w:rFonts w:ascii="Calibri" w:hAnsi="Calibri" w:cs="Calibri"/>
+                <w:sz w:val="21"/>
+                <w:szCs w:val="21"/>
+              </w:rPr>
+              <w:t xml:space="preserve"> }}, {% </w:t>
+            </w:r>
+            <w:proofErr w:type="spellStart"/>
+            <w:r>
+              <w:rPr>
+                <w:rFonts w:ascii="Calibri" w:hAnsi="Calibri" w:cs="Calibri"/>
+                <w:sz w:val="21"/>
+                <w:szCs w:val="21"/>
+              </w:rPr>
+              <w:t>endfor</w:t>
+            </w:r>
+            <w:proofErr w:type="spellEnd"/>
+            <w:r>
+              <w:rPr>
+                <w:rFonts w:ascii="Calibri" w:hAnsi="Calibri" w:cs="Calibri"/>
+                <w:sz w:val="21"/>
+                <w:szCs w:val="21"/>
+              </w:rPr>
+              <w:t xml:space="preserve"> %}</w:t>
+            </w:r>
+          </w:p>
+          <w:p>
+            <w:pPr>
+              <w:spacing w:line="360" w:lineRule="auto"/>
+              <w:rPr>
+                <w:rFonts w:ascii="Calibri" w:hAnsi="Calibri" w:cs="Calibri"/>
+                <w:sz w:val="21"/>
+                <w:szCs w:val="21"/>
+              </w:rPr>
+            </w:pPr>
+            <w:r>
+              <w:rPr>
+                <w:rFonts w:ascii="Calibri" w:hAnsi="Calibri" w:cs="Calibri"/>
+                <w:b/>
+                <w:bCs/>
+                <w:sz w:val="21"/>
+                <w:szCs w:val="21"/>
+              </w:rPr>
+              <w:t>Frameworks:</w:t>
+            </w:r>
+            <w:r>
+              <w:rPr>
+                <w:rFonts w:ascii="Calibri" w:hAnsi="Calibri" w:cs="Calibri"/>
+                <w:sz w:val="21"/>
+                <w:szCs w:val="21"/>
+              </w:rPr>
+              <w:t xml:space="preserve"> {% for item in </w:t>
+            </w:r>
+            <w:proofErr w:type="spellStart"/>
+            <w:proofErr w:type="gramStart"/>
+            <w:r>
+              <w:rPr>
+                <w:rFonts w:ascii="Calibri" w:hAnsi="Calibri" w:cs="Calibri"/>
+                <w:sz w:val="21"/>
+                <w:szCs w:val="21"/>
+              </w:rPr>
+              <w:t>skills.frameworks</w:t>
+            </w:r>
+            <w:proofErr w:type="spellEnd"/>
+            <w:proofErr w:type="gramEnd"/>
+            <w:r>
+              <w:rPr>
+                <w:rFonts w:ascii="Calibri" w:hAnsi="Calibri" w:cs="Calibri"/>
+                <w:sz w:val="21"/>
+                <w:szCs w:val="21"/>
+              </w:rPr>
+              <w:t xml:space="preserve"> %} </w:t>
+            </w:r>
+            <w:proofErr w:type="gramStart"/>
+            <w:r>
+              <w:rPr>
+                <w:rFonts w:ascii="Calibri" w:hAnsi="Calibri" w:cs="Calibri"/>
+                <w:sz w:val="21"/>
+                <w:szCs w:val="21"/>
+              </w:rPr>
+              <w:t>{{ item</w:t>
+            </w:r>
+            <w:proofErr w:type="gramEnd"/>
+            <w:r>
+              <w:rPr>
+                <w:rFonts w:ascii="Calibri" w:hAnsi="Calibri" w:cs="Calibri"/>
+                <w:sz w:val="21"/>
+                <w:szCs w:val="21"/>
+              </w:rPr>
+              <w:t xml:space="preserve"> }} {% </w:t>
+            </w:r>
+            <w:proofErr w:type="spellStart"/>
+            <w:r>
+              <w:rPr>
+                <w:rFonts w:ascii="Calibri" w:hAnsi="Calibri" w:cs="Calibri"/>
+                <w:sz w:val="21"/>
+                <w:szCs w:val="21"/>
+              </w:rPr>
+              <w:t>endfor</w:t>
+            </w:r>
+            <w:proofErr w:type="spellEnd"/>
+            <w:r>
+              <w:rPr>
+                <w:rFonts w:ascii="Calibri" w:hAnsi="Calibri" w:cs="Calibri"/>
+                <w:sz w:val="21"/>
+                <w:szCs w:val="21"/>
+              </w:rPr>
+              <w:t xml:space="preserve"> %}</w:t>
+            </w:r>
+          </w:p>
+          <w:p>
+            <w:pPr>
+              <w:spacing w:line="360" w:lineRule="auto"/>
+              <w:rPr>
+                <w:rFonts w:ascii="Calibri" w:hAnsi="Calibri" w:cs="Calibri"/>
+                <w:sz w:val="21"/>
+                <w:szCs w:val="21"/>
+              </w:rPr>
+            </w:pPr>
+            <w:r>
+              <w:rPr>
+                <w:rFonts w:ascii="Calibri" w:hAnsi="Calibri" w:cs="Calibri"/>
+                <w:b/>
+                <w:bCs/>
+                <w:sz w:val="21"/>
+                <w:szCs w:val="21"/>
+              </w:rPr>
+              <w:t>Databases:</w:t>
+            </w:r>
+            <w:r>
+              <w:rPr>
+                <w:rFonts w:ascii="Calibri" w:hAnsi="Calibri" w:cs="Calibri"/>
+                <w:sz w:val="21"/>
+                <w:szCs w:val="21"/>
+              </w:rPr>
+              <w:t xml:space="preserve"> {% for item in </w:t>
+            </w:r>
+            <w:proofErr w:type="spellStart"/>
+            <w:proofErr w:type="gramStart"/>
+            <w:r>
+              <w:rPr>
+                <w:rFonts w:ascii="Calibri" w:hAnsi="Calibri" w:cs="Calibri"/>
+                <w:sz w:val="21"/>
+                <w:szCs w:val="21"/>
+              </w:rPr>
+              <w:t>skills.databases</w:t>
+            </w:r>
+            <w:proofErr w:type="spellEnd"/>
+            <w:proofErr w:type="gramEnd"/>
+            <w:r>
+              <w:rPr>
+                <w:rFonts w:ascii="Calibri" w:hAnsi="Calibri" w:cs="Calibri"/>
+                <w:sz w:val="21"/>
+                <w:szCs w:val="21"/>
+              </w:rPr>
+              <w:t xml:space="preserve"> %} </w:t>
+            </w:r>
+            <w:proofErr w:type="gramStart"/>
+            <w:r>
+              <w:rPr>
+                <w:rFonts w:ascii="Calibri" w:hAnsi="Calibri" w:cs="Calibri"/>
+                <w:sz w:val="21"/>
+                <w:szCs w:val="21"/>
+              </w:rPr>
+              <w:t>{{ item</w:t>
+            </w:r>
+            <w:proofErr w:type="gramEnd"/>
+            <w:r>
+              <w:rPr>
+                <w:rFonts w:ascii="Calibri" w:hAnsi="Calibri" w:cs="Calibri"/>
+                <w:sz w:val="21"/>
+                <w:szCs w:val="21"/>
+              </w:rPr>
+              <w:t xml:space="preserve"> }} {% </w:t>
+            </w:r>
+            <w:proofErr w:type="spellStart"/>
+            <w:r>
+              <w:rPr>
+                <w:rFonts w:ascii="Calibri" w:hAnsi="Calibri" w:cs="Calibri"/>
+                <w:sz w:val="21"/>
+                <w:szCs w:val="21"/>
+              </w:rPr>
+              <w:t>endfor</w:t>
+            </w:r>
+            <w:proofErr w:type="spellEnd"/>
+            <w:r>
+              <w:rPr>
+                <w:rFonts w:ascii="Calibri" w:hAnsi="Calibri" w:cs="Calibri"/>
+                <w:sz w:val="21"/>
+                <w:szCs w:val="21"/>
+              </w:rPr>
+              <w:t xml:space="preserve"> %}</w:t>
+            </w:r>
+          </w:p>
+          <w:p>
+            <w:pPr>
+              <w:spacing w:line="360" w:lineRule="auto"/>
+              <w:rPr>
+                <w:rFonts w:ascii="Calibri" w:hAnsi="Calibri" w:cs="Calibri"/>
+                <w:sz w:val="21"/>
+                <w:szCs w:val="21"/>
+              </w:rPr>
+            </w:pPr>
+            <w:r>
+              <w:rPr>
+                <w:rFonts w:ascii="Calibri" w:hAnsi="Calibri" w:cs="Calibri"/>
+                <w:b/>
+                <w:bCs/>
+                <w:sz w:val="21"/>
+                <w:szCs w:val="21"/>
+              </w:rPr>
+              <w:t>Architecture:</w:t>
+            </w:r>
+            <w:r>
+              <w:rPr>
+                <w:rFonts w:ascii="Calibri" w:hAnsi="Calibri" w:cs="Calibri"/>
+                <w:sz w:val="21"/>
+                <w:szCs w:val="21"/>
+              </w:rPr>
+              <w:t xml:space="preserve"> {% for item in </w:t>
+            </w:r>
+            <w:proofErr w:type="spellStart"/>
+            <w:proofErr w:type="gramStart"/>
+            <w:r>
+              <w:rPr>
+                <w:rFonts w:ascii="Calibri" w:hAnsi="Calibri" w:cs="Calibri"/>
+                <w:sz w:val="21"/>
+                <w:szCs w:val="21"/>
+              </w:rPr>
+              <w:t>skills.architecture</w:t>
+            </w:r>
+            <w:proofErr w:type="spellEnd"/>
+            <w:proofErr w:type="gramEnd"/>
+            <w:r>
+              <w:rPr>
+                <w:rFonts w:ascii="Calibri" w:hAnsi="Calibri" w:cs="Calibri"/>
+                <w:sz w:val="21"/>
+                <w:szCs w:val="21"/>
+              </w:rPr>
+              <w:t xml:space="preserve"> %} </w:t>
+            </w:r>
+            <w:proofErr w:type="gramStart"/>
+            <w:r>
+              <w:rPr>
+                <w:rFonts w:ascii="Calibri" w:hAnsi="Calibri" w:cs="Calibri"/>
+                <w:sz w:val="21"/>
+                <w:szCs w:val="21"/>
+              </w:rPr>
+              <w:t>{{ item</w:t>
+            </w:r>
+            <w:proofErr w:type="gramEnd"/>
+            <w:r>
+              <w:rPr>
+                <w:rFonts w:ascii="Calibri" w:hAnsi="Calibri" w:cs="Calibri"/>
+                <w:sz w:val="21"/>
+                <w:szCs w:val="21"/>
+              </w:rPr>
+              <w:t xml:space="preserve"> }</w:t>
+            </w:r>
+            <w:proofErr w:type="gramStart"/>
+            <w:r>
+              <w:rPr>
+                <w:rFonts w:ascii="Calibri" w:hAnsi="Calibri" w:cs="Calibri"/>
+                <w:sz w:val="21"/>
+                <w:szCs w:val="21"/>
+              </w:rPr>
+              <w:t>},{</w:t>
+            </w:r>
+            <w:proofErr w:type="gramEnd"/>
+            <w:r>
+              <w:rPr>
+                <w:rFonts w:ascii="Calibri" w:hAnsi="Calibri" w:cs="Calibri"/>
+                <w:sz w:val="21"/>
+                <w:szCs w:val="21"/>
+              </w:rPr>
+              <w:t xml:space="preserve">% </w:t>
+            </w:r>
+            <w:proofErr w:type="spellStart"/>
+            <w:r>
+              <w:rPr>
+                <w:rFonts w:ascii="Calibri" w:hAnsi="Calibri" w:cs="Calibri"/>
+                <w:sz w:val="21"/>
+                <w:szCs w:val="21"/>
+              </w:rPr>
+              <w:t>endfor</w:t>
+            </w:r>
+            <w:proofErr w:type="spellEnd"/>
+            <w:r>
+              <w:rPr>
+                <w:rFonts w:ascii="Calibri" w:hAnsi="Calibri" w:cs="Calibri"/>
+                <w:sz w:val="21"/>
+                <w:szCs w:val="21"/>
+              </w:rPr>
+              <w:t xml:space="preserve"> %}</w:t>
+            </w:r>
+          </w:p>
+          <w:p>
+            <w:pPr>
+              <w:spacing w:line="360" w:lineRule="auto"/>
+              <w:rPr>
+                <w:rFonts w:ascii="Calibri" w:hAnsi="Calibri" w:cs="Calibri"/>
+                <w:sz w:val="18"/>
+                <w:szCs w:val="18"/>
+              </w:rPr>
+            </w:pPr>
+            <w:r>
+              <w:rPr>
+                <w:rFonts w:ascii="Calibri" w:hAnsi="Calibri" w:cs="Calibri"/>
+                <w:b/>
+                <w:bCs/>
+                <w:sz w:val="21"/>
+                <w:szCs w:val="21"/>
+              </w:rPr>
+              <w:t>DevOps &amp; Cloud:</w:t>
+            </w:r>
+            <w:r>
+              <w:rPr>
+                <w:rFonts w:ascii="Calibri" w:hAnsi="Calibri" w:cs="Calibri"/>
+                <w:sz w:val="21"/>
+                <w:szCs w:val="21"/>
+              </w:rPr>
+              <w:t xml:space="preserve"> {% for item in </w:t>
+            </w:r>
+            <w:proofErr w:type="spellStart"/>
+            <w:proofErr w:type="gramStart"/>
+            <w:r>
+              <w:rPr>
+                <w:rFonts w:ascii="Calibri" w:hAnsi="Calibri" w:cs="Calibri"/>
+                <w:sz w:val="21"/>
+                <w:szCs w:val="21"/>
+              </w:rPr>
+              <w:t>skills.devops</w:t>
+            </w:r>
+            <w:proofErr w:type="spellEnd"/>
+            <w:proofErr w:type="gramEnd"/>
+            <w:r>
+              <w:rPr>
+                <w:rFonts w:ascii="Calibri" w:hAnsi="Calibri" w:cs="Calibri"/>
+                <w:sz w:val="21"/>
+                <w:szCs w:val="21"/>
+              </w:rPr>
+              <w:t xml:space="preserve"> %} </w:t>
+            </w:r>
+            <w:proofErr w:type="gramStart"/>
+            <w:r>
+              <w:rPr>
+                <w:rFonts w:ascii="Calibri" w:hAnsi="Calibri" w:cs="Calibri"/>
+                <w:sz w:val="21"/>
+                <w:szCs w:val="21"/>
+              </w:rPr>
+              <w:t>{{ item</w:t>
+            </w:r>
+            <w:proofErr w:type="gramEnd"/>
+            <w:r>
+              <w:rPr>
+                <w:rFonts w:ascii="Calibri" w:hAnsi="Calibri" w:cs="Calibri"/>
+                <w:sz w:val="21"/>
+                <w:szCs w:val="21"/>
+              </w:rPr>
+              <w:t xml:space="preserve"> }} {% </w:t>
+            </w:r>
+            <w:proofErr w:type="spellStart"/>
+            <w:r>
+              <w:rPr>
+                <w:rFonts w:ascii="Calibri" w:hAnsi="Calibri" w:cs="Calibri"/>
+                <w:sz w:val="21"/>
+                <w:szCs w:val="21"/>
+              </w:rPr>
+              <w:t>endfor</w:t>
+            </w:r>
+            <w:proofErr w:type="spellEnd"/>
+            <w:r>
+              <w:rPr>
+                <w:rFonts w:ascii="Calibri" w:hAnsi="Calibri" w:cs="Calibri"/>
+                <w:sz w:val="21"/>
+                <w:szCs w:val="21"/>
+              </w:rPr>
+              <w:t xml:space="preserve"> %}</w:t>
+            </w:r>
+          </w:p>
+        </w:tc>
+      </w:tr>
+      <w:tr>
+        <w:trPr>
+          <w:trHeight w:val="331"/>
+        </w:trPr>
+        <w:tc>
+          <w:tcPr>
+            <w:tcW w:w="10080" w:type="dxa"/>
+            <w:gridSpan w:val="2"/>
+          </w:tcPr>
+          <w:p>
+            <w:pPr>
+              <w:rPr>
+                <w:rFonts w:ascii="Calibri" w:hAnsi="Calibri" w:cs="Calibri"/>
+                <w:b/>
+                <w:bCs/>
+              </w:rPr>
+            </w:pPr>
+            <w:r>
+              <w:rPr>
+                <w:rFonts w:ascii="Calibri" w:hAnsi="Calibri" w:cs="Calibri"/>
+                <w:b/>
+                <w:bCs/>
+                <w:noProof/>
+              </w:rPr>
+              <mc:AlternateContent>
+                <mc:Choice Requires="wps">
+                  <w:drawing>
+                    <wp:anchor distT="0" distB="0" distL="114300" distR="114300" simplePos="0" relativeHeight="251659264" behindDoc="0" locked="0" layoutInCell="1" allowOverlap="1" wp14:anchorId="55A8E9C5" wp14:editId="4C1D0BD3">
+                      <wp:simplePos x="0" y="0"/>
+                      <wp:positionH relativeFrom="column">
+                        <wp:posOffset>989330</wp:posOffset>
+                      </wp:positionH>
+                      <wp:positionV relativeFrom="paragraph">
+                        <wp:posOffset>106680</wp:posOffset>
+                      </wp:positionV>
+                      <wp:extent cx="5334000" cy="0"/>
+                      <wp:effectExtent l="0" t="12700" r="12700" b="12700"/>
+                      <wp:wrapNone/>
+                      <wp:docPr id="1744643699" name="Straight Connector 1"/>
+                      <wp:cNvGraphicFramePr/>
+                      <a:graphic xmlns:a="http://schemas.openxmlformats.org/drawingml/2006/main">
+                        <a:graphicData uri="http://schemas.microsoft.com/office/word/2010/wordprocessingShape">
+                          <wps:wsp>
+                            <wps:cNvCnPr/>
+                            <wps:spPr>
+                              <a:xfrm>
+                                <a:off x="0" y="0"/>
+                                <a:ext cx="5334000" cy="0"/>
+                              </a:xfrm>
+                              <a:prstGeom prst="line">
+                                <a:avLst/>
+                              </a:prstGeom>
+                            </wps:spPr>
+                            <wps:style>
+                              <a:lnRef idx="2">
+                                <a:schemeClr val="accent1"/>
+                              </a:lnRef>
+                              <a:fillRef idx="0">
+                                <a:schemeClr val="accent1"/>
+                              </a:fillRef>
+                              <a:effectRef idx="1">
+                                <a:schemeClr val="accent1"/>
+                              </a:effectRef>
+                              <a:fontRef idx="minor">
+                                <a:schemeClr val="tx1"/>
+                              </a:fontRef>
+                            </wps:style>
+                            <wps:bodyPr/>
+                          </wps:wsp>
+                        </a:graphicData>
+                      </a:graphic>
+                    </wp:anchor>
+                  </w:drawing>
+                </mc:Choice>
+                <mc:Fallback>
+                  <w:pict>
+                    <v:line w14:anchorId="56305379" id="Straight Connector 1" o:spid="_x0000_s1026" style="position:absolute;z-index:251659264;visibility:visible;mso-wrap-style:square;mso-wrap-distance-left:9pt;mso-wrap-distance-top:0;mso-wrap-distance-right:9pt;mso-wrap-distance-bottom:0;mso-position-horizontal:absolute;mso-position-horizontal-relative:text;mso-position-vertical:absolute;mso-position-vertical-relative:text" from="77.9pt,8.4pt" to="497.9pt,8.4pt" o:gfxdata="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" strokecolor="#156082 [3204]" strokeweight="1.5pt">
+                      <v:stroke joinstyle="miter"/>
+                    </v:line>
+                  </w:pict>
+                </mc:Fallback>
+              </mc:AlternateContent>
+            </w:r>
+            <w:r>
+              <w:rPr>
+                <w:rFonts w:ascii="Calibri" w:hAnsi="Calibri" w:cs="Calibri"/>
+                <w:b/>
+                <w:bCs/>
+              </w:rPr>
+              <w:t>LANGUAGES</w:t>
+            </w:r>
+          </w:p>
+        </w:tc>
+      </w:tr>
+      <w:tr>
+        <w:trPr>
+          <w:trHeight w:val="847"/>
+        </w:trPr>
+        <w:tc>
+          <w:tcPr>
+            <w:tcW w:w="10080" w:type="dxa"/>
+            <w:gridSpan w:val="2"/>
+          </w:tcPr>
+          <w:p>
+            <w:pPr>
+              <w:rPr>
+                <w:rFonts w:ascii="Calibri" w:hAnsi="Calibri" w:cs="Calibri"/>
+                <w:sz w:val="16"/>
+                <w:szCs w:val="16"/>
+              </w:rPr>
+            </w:pPr>
+            <w:r>
+              <w:rPr>
+                <w:rFonts w:ascii="Calibri" w:hAnsi="Calibri" w:cs="Calibri"/>
+                <w:sz w:val="16"/>
+                <w:szCs w:val="16"/>
+              </w:rPr>
+              <w:t>{% for lang in languages %}</w:t>
+            </w:r>
+          </w:p>
+          <w:p>
+            <w:pPr>
+              <w:rPr>
+                <w:rFonts w:ascii="Calibri" w:hAnsi="Calibri" w:cs="Calibri"/>
+                <w:sz w:val="21"/>
+                <w:szCs w:val="21"/>
+              </w:rPr>
+            </w:pPr>
+            <w:proofErr w:type="gramStart"/>
+            <w:r>
+              <w:rPr>
+                <w:rFonts w:ascii="Calibri" w:hAnsi="Calibri" w:cs="Calibri"/>
+                <w:sz w:val="21"/>
+                <w:szCs w:val="21"/>
+              </w:rPr>
+              <w:t xml:space="preserve">{{ </w:t>
+            </w:r>
+            <w:proofErr w:type="spellStart"/>
+            <w:r>
+              <w:rPr>
+                <w:rFonts w:ascii="Calibri" w:hAnsi="Calibri" w:cs="Calibri"/>
+                <w:sz w:val="21"/>
+                <w:szCs w:val="21"/>
+              </w:rPr>
+              <w:t>lang</w:t>
+            </w:r>
+            <w:proofErr w:type="gramEnd"/>
+            <w:r>
+              <w:rPr>
+                <w:rFonts w:ascii="Calibri" w:hAnsi="Calibri" w:cs="Calibri"/>
+                <w:sz w:val="21"/>
+                <w:szCs w:val="21"/>
+              </w:rPr>
+              <w:t>.</w:t>
+            </w:r>
+            <w:proofErr w:type="gramStart"/>
+            <w:r>
+              <w:rPr>
+                <w:rFonts w:ascii="Calibri" w:hAnsi="Calibri" w:cs="Calibri"/>
+                <w:sz w:val="21"/>
+                <w:szCs w:val="21"/>
+              </w:rPr>
+              <w:t>language</w:t>
+            </w:r>
+            <w:proofErr w:type="spellEnd"/>
+            <w:r>
+              <w:rPr>
+                <w:rFonts w:ascii="Calibri" w:hAnsi="Calibri" w:cs="Calibri"/>
+                <w:sz w:val="21"/>
+                <w:szCs w:val="21"/>
+              </w:rPr>
+              <w:t xml:space="preserve"> }</w:t>
+            </w:r>
+            <w:proofErr w:type="gramEnd"/>
+            <w:r>
+              <w:rPr>
+                <w:rFonts w:ascii="Calibri" w:hAnsi="Calibri" w:cs="Calibri"/>
+                <w:sz w:val="21"/>
+                <w:szCs w:val="21"/>
+              </w:rPr>
+              <w:t xml:space="preserve">} – </w:t>
+            </w:r>
+            <w:proofErr w:type="gramStart"/>
+            <w:r>
+              <w:rPr>
+                <w:rFonts w:ascii="Calibri" w:hAnsi="Calibri" w:cs="Calibri"/>
+                <w:sz w:val="21"/>
+                <w:szCs w:val="21"/>
+              </w:rPr>
+              <w:t xml:space="preserve">{{ </w:t>
+            </w:r>
+            <w:proofErr w:type="spellStart"/>
+            <w:r>
+              <w:rPr>
+                <w:rFonts w:ascii="Calibri" w:hAnsi="Calibri" w:cs="Calibri"/>
+                <w:sz w:val="21"/>
+                <w:szCs w:val="21"/>
+              </w:rPr>
+              <w:t>lang</w:t>
+            </w:r>
+            <w:proofErr w:type="gramEnd"/>
+            <w:r>
+              <w:rPr>
+                <w:rFonts w:ascii="Calibri" w:hAnsi="Calibri" w:cs="Calibri"/>
+                <w:sz w:val="21"/>
+                <w:szCs w:val="21"/>
+              </w:rPr>
+              <w:t>.</w:t>
+            </w:r>
+            <w:proofErr w:type="gramStart"/>
+            <w:r>
+              <w:rPr>
+                <w:rFonts w:ascii="Calibri" w:hAnsi="Calibri" w:cs="Calibri"/>
+                <w:sz w:val="21"/>
+                <w:szCs w:val="21"/>
+              </w:rPr>
+              <w:t>level</w:t>
+            </w:r>
+            <w:proofErr w:type="spellEnd"/>
+            <w:r>
+              <w:rPr>
+                <w:rFonts w:ascii="Calibri" w:hAnsi="Calibri" w:cs="Calibri"/>
+                <w:sz w:val="21"/>
+                <w:szCs w:val="21"/>
+              </w:rPr>
+              <w:t xml:space="preserve"> }</w:t>
+            </w:r>
+            <w:proofErr w:type="gramEnd"/>
+            <w:r>
+              <w:rPr>
+                <w:rFonts w:ascii="Calibri" w:hAnsi="Calibri" w:cs="Calibri"/>
+                <w:sz w:val="21"/>
+                <w:szCs w:val="21"/>
+              </w:rPr>
+              <w:t>}</w:t>
+            </w:r>
+          </w:p>
+          <w:p>
+            <w:pPr>
+              <w:rPr>
+                <w:rFonts w:ascii="Calibri" w:hAnsi="Calibri" w:cs="Calibri"/>
+                <w:sz w:val="16"/>
+                <w:szCs w:val="16"/>
+              </w:rPr>
+            </w:pPr>
+            <w:r>
+              <w:rPr>
+                <w:rFonts w:ascii="Calibri" w:hAnsi="Calibri" w:cs="Calibri"/>
+                <w:sz w:val="16"/>
+                <w:szCs w:val="16"/>
+              </w:rPr>
+              <w:t xml:space="preserve">{% </w:t>
+            </w:r>
+            <w:proofErr w:type="spellStart"/>
+            <w:r>
+              <w:rPr>
+                <w:rFonts w:ascii="Calibri" w:hAnsi="Calibri" w:cs="Calibri"/>
+                <w:sz w:val="16"/>
+                <w:szCs w:val="16"/>
+              </w:rPr>
+              <w:t>endfor</w:t>
+            </w:r>
+            <w:proofErr w:type="spellEnd"/>
+            <w:r>
+              <w:rPr>
+                <w:rFonts w:ascii="Calibri" w:hAnsi="Calibri" w:cs="Calibri"/>
+                <w:sz w:val="16"/>
+                <w:szCs w:val="16"/>
+              </w:rPr>
+              <w:t xml:space="preserve"> %}</w:t>
+            </w:r>
+          </w:p>
+        </w:tc>
+      </w:tr>
+      <w:tr>
+        <w:trPr>
+          <w:trHeight w:val="178"/>
+        </w:trPr>
+        <w:tc>
+          <w:tcPr>
+            <w:tcW w:w="10080" w:type="dxa"/>
+            <w:gridSpan w:val="2"/>
+          </w:tcPr>
+          <w:p>
+            <w:pPr>
+              <w:rPr>
+                <w:rFonts w:ascii="Calibri" w:hAnsi="Calibri" w:cs="Calibri"/>
+                <w:b/>
+                <w:bCs/>
+              </w:rPr>
+            </w:pPr>
+            <w:r>
+              <w:rPr>
+                <w:rFonts w:ascii="Calibri" w:hAnsi="Calibri" w:cs="Calibri"/>
+                <w:b/>
+                <w:bCs/>
+                <w:noProof/>
+              </w:rPr>
+              <mc:AlternateContent>
+                <mc:Choice Requires="wps">
+                  <w:drawing>
+                    <wp:anchor distT="0" distB="0" distL="114300" distR="114300" simplePos="0" relativeHeight="251660288" behindDoc="0" locked="0" layoutInCell="1" allowOverlap="1" wp14:anchorId="115B6EA7" wp14:editId="7BB0BDB4">
+                      <wp:simplePos x="0" y="0"/>
+                      <wp:positionH relativeFrom="column">
+                        <wp:posOffset>1108287</wp:posOffset>
+                      </wp:positionH>
+                      <wp:positionV relativeFrom="paragraph">
+                        <wp:posOffset>87207</wp:posOffset>
+                      </wp:positionV>
+                      <wp:extent cx="5215466" cy="0"/>
+                      <wp:effectExtent l="0" t="12700" r="17145" b="12700"/>
+                      <wp:wrapNone/>
+                      <wp:docPr id="855556474" name="Straight Connector 1"/>
+                      <wp:cNvGraphicFramePr/>
+                      <a:graphic xmlns:a="http://schemas.openxmlformats.org/drawingml/2006/main">
+                        <a:graphicData uri="http://schemas.microsoft.com/office/word/2010/wordprocessingShape">
+                          <wps:wsp>
+                            <wps:cNvCnPr/>
+                            <wps:spPr>
+                              <a:xfrm>
+                                <a:off x="0" y="0"/>
+                                <a:ext cx="5215466" cy="0"/>
+                              </a:xfrm>
+                              <a:prstGeom prst="line">
+                                <a:avLst/>
+                              </a:prstGeom>
+                            </wps:spPr>
+                            <wps:style>
+                              <a:lnRef idx="2">
+                                <a:schemeClr val="accent1"/>
+                              </a:lnRef>
+                              <a:fillRef idx="0">
+                                <a:schemeClr val="accent1"/>
+                              </a:fillRef>
+                              <a:effectRef idx="1">
+                                <a:schemeClr val="accent1"/>
+                              </a:effectRef>
+                              <a:fontRef idx="minor">
+                                <a:schemeClr val="tx1"/>
+                              </a:fontRef>
+                            </wps:style>
+                            <wps:bodyPr/>
+                          </wps:wsp>
+                        </a:graphicData>
+                      </a:graphic>
+                      <wp14:sizeRelH relativeFrom="margin">
+                        <wp14:pctWidth>0</wp14:pctWidth>
+                      </wp14:sizeRelH>
+                    </wp:anchor>
+                  </w:drawing>
+                </mc:Choice>
+                <mc:Fallback>
+                  <w:pict>
+                    <v:line w14:anchorId="759AF197" id="Straight Connector 1" o:spid="_x0000_s1026" style="position:absolute;z-index:251660288;visibility:visible;mso-wrap-style:square;mso-width-percent:0;mso-wrap-distance-left:9pt;mso-wrap-distance-top:0;mso-wrap-distance-right:9pt;mso-wrap-distance-bottom:0;mso-position-horizontal:absolute;mso-position-horizontal-relative:text;mso-position-vertical:absolute;mso-position-vertical-relative:text;mso-width-percent:0;mso-width-relative:margin" from="87.25pt,6.85pt" to="497.9pt,6.85pt" o:gfxdata="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" strokecolor="#156082 [3204]" strokeweight="1.5pt">
+                      <v:stroke joinstyle="miter"/>
+                    </v:line>
+                  </w:pict>
+                </mc:Fallback>
+              </mc:AlternateContent>
+            </w:r>
+            <w:r>
+              <w:rPr>
+                <w:rFonts w:ascii="Calibri" w:hAnsi="Calibri" w:cs="Calibri"/>
+                <w:b/>
+                <w:bCs/>
+              </w:rPr>
+              <w:t>CERTIFICATES</w:t>
+            </w:r>
+          </w:p>
+        </w:tc>
+      </w:tr>
+      <w:tr>
+        <w:trPr>
+          <w:trHeight w:val="1054"/>
+        </w:trPr>
+        <w:tc>
+          <w:tcPr>
+            <w:tcW w:w="10080" w:type="dxa"/>
+            <w:gridSpan w:val="2"/>
+          </w:tcPr>
+          <w:p>
+            <w:pPr>
+              <w:rPr>
+                <w:rFonts w:ascii="Calibri" w:hAnsi="Calibri" w:cs="Calibri"/>
+                <w:sz w:val="16"/>
+                <w:szCs w:val="16"/>
+              </w:rPr>
+            </w:pPr>
+            <w:r>
+              <w:rPr>
+                <w:rFonts w:ascii="Calibri" w:hAnsi="Calibri" w:cs="Calibri"/>
+                <w:sz w:val="16"/>
+                <w:szCs w:val="16"/>
+              </w:rPr>
+              <w:t>{% for cert in certificates %}</w:t>
+            </w:r>
+          </w:p>
+          <w:tbl>
+            <w:tblPr>
+              <w:tblStyle w:val="TableGrid"/>
+              <w:tblW w:w="9929" w:type="dxa"/>
+              <w:tblInd w:w="9" w:type="dxa"/>
+              <w:tblBorders>
+                <w:top w:val="none" w:sz="0" w:space="0" w:color="auto"/>
+                <w:left w:val="none" w:sz="0" w:space="0" w:color="auto"/>
+                <w:bottom w:val="none" w:sz="0" w:space="0" w:color="auto"/>
+                <w:right w:val="none" w:sz="0" w:space="0" w:color="auto"/>
+                <w:insideH w:val="none" w:sz="0" w:space="0" w:color="auto"/>
+                <w:insideV w:val="none" w:sz="0" w:space="0" w:color="auto"/>
+              </w:tblBorders>
+              <w:tblLook w:val="04A0" w:firstRow="1" w:lastRow="0" w:firstColumn="1" w:lastColumn="0" w:noHBand="0" w:noVBand="1"/>
+            </w:tblPr>
+            <w:tblGrid>
+              <w:gridCol w:w="2214"/>
+              <w:gridCol w:w="7715"/>
+            </w:tblGrid>
+            <w:tr>
+              <w:trPr>
+                <w:trHeight w:val="504"/>
+              </w:trPr>
+              <w:tc>
+                <w:tcPr>
+                  <w:tcW w:w="2214" w:type="dxa"/>
+                </w:tcPr>
+                <w:p>
+                  <w:pPr>
+                    <w:framePr w:hSpace="180" w:wrap="around" w:vAnchor="text" w:hAnchor="margin" w:y="54"/>
+                    <w:rPr>
+                      <w:rFonts w:ascii="Calibri" w:hAnsi="Calibri" w:cs="Calibri"/>
+                      <w:sz w:val="21"/>
+                      <w:szCs w:val="21"/>
+                    </w:rPr>
+                  </w:pPr>
+                  <w:proofErr w:type="gramStart"/>
+                  <w:r>
+                    <w:rPr>
+                      <w:rFonts w:ascii="Calibri" w:hAnsi="Calibri" w:cs="Calibri"/>
+                      <w:sz w:val="21"/>
+                      <w:szCs w:val="21"/>
+                    </w:rPr>
+                    <w:t xml:space="preserve">{{ </w:t>
+                  </w:r>
+                  <w:proofErr w:type="spellStart"/>
+                  <w:r>
+                    <w:rPr>
+                      <w:rFonts w:ascii="Calibri" w:hAnsi="Calibri" w:cs="Calibri"/>
+                      <w:sz w:val="21"/>
+                      <w:szCs w:val="21"/>
+                    </w:rPr>
+                    <w:t>cert</w:t>
+                  </w:r>
+                  <w:proofErr w:type="gramEnd"/>
+                  <w:r>
+                    <w:rPr>
+                      <w:rFonts w:ascii="Calibri" w:hAnsi="Calibri" w:cs="Calibri"/>
+                      <w:sz w:val="21"/>
+                      <w:szCs w:val="21"/>
+                    </w:rPr>
+                    <w:t>.</w:t>
+                  </w:r>
+                  <w:proofErr w:type="gramStart"/>
+                  <w:r>
+                    <w:rPr>
+                      <w:rFonts w:ascii="Calibri" w:hAnsi="Calibri" w:cs="Calibri"/>
+                      <w:sz w:val="21"/>
+                      <w:szCs w:val="21"/>
+                    </w:rPr>
+                    <w:t>year</w:t>
+                  </w:r>
+                  <w:proofErr w:type="spellEnd"/>
+                  <w:r>
+                    <w:rPr>
+                      <w:rFonts w:ascii="Calibri" w:hAnsi="Calibri" w:cs="Calibri"/>
+                      <w:sz w:val="21"/>
+                      <w:szCs w:val="21"/>
+                    </w:rPr>
+                    <w:t xml:space="preserve"> }</w:t>
+                  </w:r>
+                  <w:proofErr w:type="gramEnd"/>
+                  <w:r>
+                    <w:rPr>
+                      <w:rFonts w:ascii="Calibri" w:hAnsi="Calibri" w:cs="Calibri"/>
+                      <w:sz w:val="21"/>
+                      <w:szCs w:val="21"/>
+                    </w:rPr>
+                    <w:t xml:space="preserve">} </w:t>
+                  </w:r>
+                </w:p>
+                <w:p>
+                  <w:pPr>
+                    <w:framePr w:hSpace="180" w:wrap="around" w:vAnchor="text" w:hAnchor="margin" w:y="54"/>
+                    <w:rPr>
+                      <w:rFonts w:ascii="Calibri" w:hAnsi="Calibri" w:cs="Calibri"/>
+                      <w:sz w:val="21"/>
+                      <w:szCs w:val="21"/>
+                    </w:rPr>
+                  </w:pPr>
+                  <w:proofErr w:type="gramStart"/>
+                  <w:r>
+                    <w:rPr>
+                      <w:rFonts w:ascii="Calibri" w:hAnsi="Calibri" w:cs="Calibri"/>
+                      <w:sz w:val="21"/>
+                      <w:szCs w:val="21"/>
+                    </w:rPr>
+                    <w:t xml:space="preserve">{{ </w:t>
+                  </w:r>
+                  <w:proofErr w:type="spellStart"/>
+                  <w:r>
+                    <w:rPr>
+                      <w:rFonts w:ascii="Calibri" w:hAnsi="Calibri" w:cs="Calibri"/>
+                      <w:sz w:val="21"/>
+                      <w:szCs w:val="21"/>
+                    </w:rPr>
+                    <w:t>cert</w:t>
+                  </w:r>
+                  <w:proofErr w:type="gramEnd"/>
+                  <w:r>
+                    <w:rPr>
+                      <w:rFonts w:ascii="Calibri" w:hAnsi="Calibri" w:cs="Calibri"/>
+                      <w:sz w:val="21"/>
+                      <w:szCs w:val="21"/>
+                    </w:rPr>
+                    <w:t>.</w:t>
+                  </w:r>
+                  <w:proofErr w:type="gramStart"/>
+                  <w:r>
+                    <w:rPr>
+                      <w:rFonts w:ascii="Calibri" w:hAnsi="Calibri" w:cs="Calibri"/>
+                      <w:sz w:val="21"/>
+                      <w:szCs w:val="21"/>
+                    </w:rPr>
+                    <w:t>location</w:t>
+                  </w:r>
+                  <w:proofErr w:type="spellEnd"/>
+                  <w:r>
+                    <w:rPr>
+                      <w:rFonts w:ascii="Calibri" w:hAnsi="Calibri" w:cs="Calibri"/>
+                      <w:sz w:val="21"/>
+                      <w:szCs w:val="21"/>
+                    </w:rPr>
+                    <w:t xml:space="preserve"> }</w:t>
+                  </w:r>
+                  <w:proofErr w:type="gramEnd"/>
+                  <w:r>
+                    <w:rPr>
+                      <w:rFonts w:ascii="Calibri" w:hAnsi="Calibri" w:cs="Calibri"/>
+                      <w:sz w:val="21"/>
+                      <w:szCs w:val="21"/>
+                    </w:rPr>
+                    <w:t xml:space="preserve">} </w:t>
+                  </w:r>
+                </w:p>
+              </w:tc>
+              <w:tc>
+                <w:tcPr>
+                  <w:tcW w:w="7715" w:type="dxa"/>
+                </w:tcPr>
+                <w:p>
+                  <w:pPr>
+                    <w:rPr>
+                      <w:rFonts w:ascii="Calibri" w:hAnsi="Calibri" w:cs="Calibri"/>
+                      <w:sz w:val="21"/>
+                      <w:szCs w:val="21"/>
+                    </w:rPr>
+                  </w:pPr>
+                  <w:proofErr w:type="gramStart"/>
+                  <w:r>
+                    <w:rPr>
+                      <w:rFonts w:ascii="Calibri" w:hAnsi="Calibri" w:cs="Calibri"/>
+                      <w:sz w:val="21"/>
+                      <w:szCs w:val="21"/>
+                    </w:rPr>
+                    <w:t>{{ cert.</w:t>
+                  </w:r>
+                  <w:r>
+                    <w:rPr>
+                      <w:rFonts w:ascii="Calibri" w:hAnsi="Calibri" w:cs="Calibri"/>
+                      <w:sz w:val="21"/>
+                      <w:szCs w:val="21"/>
+                    </w:rPr>
+                    <w:t>name</w:t>
+                  </w:r>
+                  <w:proofErr w:type="gramEnd"/>
+                  <w:r>
+                    <w:rPr>
+                      <w:rFonts w:ascii="Calibri" w:hAnsi="Calibri" w:cs="Calibri"/>
+                      <w:sz w:val="21"/>
+                      <w:szCs w:val="21"/>
+                    </w:rPr>
+                    <w:t xml:space="preserve"> }} </w:t>
+                  </w:r>
+                </w:p>
+                <w:p>
+                  <w:pPr>
+                    <w:rPr>
+                      <w:rFonts w:ascii="Calibri" w:hAnsi="Calibri" w:cs="Calibri"/>
+                      <w:sz w:val="21"/>
+                      <w:szCs w:val="21"/>
+                    </w:rPr>
+                  </w:pPr>
+                  <w:proofErr w:type="gramStart"/>
+                  <w:r>
+                    <w:rPr>
+                      <w:rFonts w:ascii="Calibri" w:hAnsi="Calibri" w:cs="Calibri"/>
+                      <w:sz w:val="21"/>
+                      <w:szCs w:val="21"/>
+                    </w:rPr>
+                    <w:t xml:space="preserve">{{ </w:t>
+                  </w:r>
+                  <w:proofErr w:type="spellStart"/>
+                  <w:r>
+                    <w:rPr>
+                      <w:rFonts w:ascii="Calibri" w:hAnsi="Calibri" w:cs="Calibri"/>
+                      <w:sz w:val="21"/>
+                      <w:szCs w:val="21"/>
+                    </w:rPr>
+                    <w:t>cert</w:t>
+                  </w:r>
+                  <w:proofErr w:type="gramEnd"/>
+                  <w:r>
+                    <w:rPr>
+                      <w:rFonts w:ascii="Calibri" w:hAnsi="Calibri" w:cs="Calibri"/>
+                      <w:sz w:val="21"/>
+                      <w:szCs w:val="21"/>
+                    </w:rPr>
+                    <w:t>.</w:t>
+                  </w:r>
+                  <w:proofErr w:type="gramStart"/>
+                  <w:r>
+                    <w:rPr>
+                      <w:rFonts w:ascii="Calibri" w:hAnsi="Calibri" w:cs="Calibri"/>
+                      <w:sz w:val="21"/>
+                      <w:szCs w:val="21"/>
+                    </w:rPr>
+                    <w:t>issuer</w:t>
+                  </w:r>
+                  <w:proofErr w:type="spellEnd"/>
+                  <w:r>
+                    <w:rPr>
+                      <w:rFonts w:ascii="Calibri" w:hAnsi="Calibri" w:cs="Calibri"/>
+                      <w:sz w:val="21"/>
+                      <w:szCs w:val="21"/>
+                    </w:rPr>
+                    <w:t xml:space="preserve"> }</w:t>
+                  </w:r>
+                  <w:proofErr w:type="gramEnd"/>
+                  <w:r>
+                    <w:rPr>
+                      <w:rFonts w:ascii="Calibri" w:hAnsi="Calibri" w:cs="Calibri"/>
+                      <w:sz w:val="21"/>
+                      <w:szCs w:val="21"/>
+                    </w:rPr>
+                    <w:t xml:space="preserve">} </w:t>
+                  </w:r>
+                  <w:r>
+                    <w:rPr>
+                      <w:rFonts w:ascii="Calibri" w:hAnsi="Calibri" w:cs="Calibri"/>
+                      <w:b/>
+                      <w:bCs/>
+                      <w:noProof/>
+                      <w:sz w:val="32"/>
+                      <w:szCs w:val="32"/>
+                    </w:rPr>
+                    <mc:AlternateContent>
+                      <mc:Choice Requires="wps">
+                        <w:drawing>
+                          <wp:anchor distT="0" distB="0" distL="114300" distR="114300" simplePos="0" relativeHeight="251662336" behindDoc="0" locked="0" layoutInCell="1" allowOverlap="1" wp14:anchorId="466A95B5" wp14:editId="01FE0937">
+                            <wp:simplePos x="0" y="0"/>
+                            <wp:positionH relativeFrom="column">
+                              <wp:posOffset>1827530</wp:posOffset>
+                            </wp:positionH>
+                            <wp:positionV relativeFrom="paragraph">
+                              <wp:posOffset>6099810</wp:posOffset>
+                            </wp:positionV>
+                            <wp:extent cx="5334000" cy="0"/>
+                            <wp:effectExtent l="0" t="12700" r="12700" b="12700"/>
+                            <wp:wrapNone/>
+                            <wp:docPr id="2026961796" name="Straight Connector 1"/>
+                            <wp:cNvGraphicFramePr/>
+                            <a:graphic xmlns:a="http://schemas.openxmlformats.org/drawingml/2006/main">
+                              <a:graphicData uri="http://schemas.microsoft.com/office/word/2010/wordprocessingShape">
+                                <wps:wsp>
+                                  <wps:cNvCnPr/>
+                                  <wps:spPr>
+                                    <a:xfrm>
+                                      <a:off x="0" y="0"/>
+                                      <a:ext cx="5334000" cy="0"/>
+                                    </a:xfrm>
+                                    <a:prstGeom prst="line">
+                                      <a:avLst/>
+                                    </a:prstGeom>
+                                  </wps:spPr>
+                                  <wps:style>
+                                    <a:lnRef idx="2">
+                                      <a:schemeClr val="accent1"/>
+                                    </a:lnRef>
+                                    <a:fillRef idx="0">
+                                      <a:schemeClr val="accent1"/>
+                                    </a:fillRef>
+                                    <a:effectRef idx="1">
+                                      <a:schemeClr val="accent1"/>
+                                    </a:effectRef>
+                                    <a:fontRef idx="minor">
+                                      <a:schemeClr val="tx1"/>
+                                    </a:fontRef>
+                                  </wps:style>
+                                  <wps:bodyPr/>
+                                </wps:wsp>
+                              </a:graphicData>
+                            </a:graphic>
+                          </wp:anchor>
+                        </w:drawing>
+                      </mc:Choice>
+                      <mc:Fallback>
+                        <w:pict>
+                          <v:line w14:anchorId="10712EE6" id="Straight Connector 1" o:spid="_x0000_s1026" style="position:absolute;z-index:251662336;visibility:visible;mso-wrap-style:square;mso-wrap-distance-left:9pt;mso-wrap-distance-top:0;mso-wrap-distance-right:9pt;mso-wrap-distance-bottom:0;mso-position-horizontal:absolute;mso-position-horizontal-relative:text;mso-position-vertical:absolute;mso-position-vertical-relative:text" from="143.9pt,480.3pt" to="563.9pt,480.3pt" o:gfxdata="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" strokecolor="#156082 [3204]" strokeweight="1.5pt">
+                            <v:stroke joinstyle="miter"/>
+                          </v:line>
+                        </w:pict>
+                      </mc:Fallback>
+                    </mc:AlternateContent>
+                  </w:r>
+                </w:p>
+              </w:tc>
+            </w:tr>
+          </w:tbl>
+          <w:p>
+            <w:pPr>
+              <w:rPr>
+                <w:rFonts w:ascii="Calibri" w:hAnsi="Calibri" w:cs="Calibri"/>
+                <w:sz w:val="18"/>
+                <w:szCs w:val="18"/>
+              </w:rPr>
+            </w:pPr>
+            <w:r>
+              <w:rPr>
+                <w:rFonts w:ascii="Calibri" w:hAnsi="Calibri" w:cs="Calibri"/>
+                <w:sz w:val="16"/>
+                <w:szCs w:val="16"/>
+              </w:rPr>
+              <w:t xml:space="preserve">{% </w:t>
+            </w:r>
+            <w:proofErr w:type="spellStart"/>
+            <w:r>
+              <w:rPr>
+                <w:rFonts w:ascii="Calibri" w:hAnsi="Calibri" w:cs="Calibri"/>
+                <w:sz w:val="16"/>
+                <w:szCs w:val="16"/>
+              </w:rPr>
+              <w:t>endfor</w:t>
+            </w:r>
+            <w:proofErr w:type="spellEnd"/>
+            <w:r>
+              <w:rPr>
+                <w:rFonts w:ascii="Calibri" w:hAnsi="Calibri" w:cs="Calibri"/>
+                <w:sz w:val="16"/>
+                <w:szCs w:val="16"/>
+              </w:rPr>
+              <w:t xml:space="preserve"> %}</w:t>
+            </w:r>
+          </w:p>
+        </w:tc>
+      </w:tr>
+      <w:tr>
+        <w:trPr>
+          <w:trHeight w:val="286"/>
+        </w:trPr>
+        <w:tc>
+          <w:tcPr>
+            <w:tcW w:w="10080" w:type="dxa"/>
+            <w:gridSpan w:val="2"/>
+          </w:tcPr>
+          <w:p>
+            <w:pPr>
+              <w:rPr>
+                <w:rFonts w:ascii="Calibri" w:hAnsi="Calibri" w:cs="Calibri"/>
+                <w:b/>
+                <w:bCs/>
+              </w:rPr>
+            </w:pPr>
+            <w:r>
+              <w:rPr>
+                <w:rFonts w:ascii="Calibri" w:hAnsi="Calibri" w:cs="Calibri"/>
+                <w:b/>
+                <w:bCs/>
+                <w:noProof/>
+              </w:rPr>
+              <mc:AlternateContent>
+                <mc:Choice Requires="wps">
+                  <w:drawing>
+                    <wp:anchor distT="0" distB="0" distL="114300" distR="114300" simplePos="0" relativeHeight="251663360" behindDoc="0" locked="0" layoutInCell="1" allowOverlap="1" wp14:anchorId="09B428E6" wp14:editId="5F91AF96">
+                      <wp:simplePos x="0" y="0"/>
+                      <wp:positionH relativeFrom="column">
+                        <wp:posOffset>986155</wp:posOffset>
+                      </wp:positionH>
+                      <wp:positionV relativeFrom="paragraph">
+                        <wp:posOffset>92710</wp:posOffset>
+                      </wp:positionV>
+                      <wp:extent cx="5334000" cy="0"/>
+                      <wp:effectExtent l="0" t="12700" r="12700" b="12700"/>
+                      <wp:wrapNone/>
+                      <wp:docPr id="430488648" name="Straight Connector 1"/>
+                      <wp:cNvGraphicFramePr/>
+                      <a:graphic xmlns:a="http://schemas.openxmlformats.org/drawingml/2006/main">
+                        <a:graphicData uri="http://schemas.microsoft.com/office/word/2010/wordprocessingShape">
+                          <wps:wsp>
+                            <wps:cNvCnPr/>
+                            <wps:spPr>
+                              <a:xfrm>
+                                <a:off x="0" y="0"/>
+                                <a:ext cx="5334000" cy="0"/>
+                              </a:xfrm>
+                              <a:prstGeom prst="line">
+                                <a:avLst/>
+                              </a:prstGeom>
+                            </wps:spPr>
+                            <wps:style>
+                              <a:lnRef idx="2">
+                                <a:schemeClr val="accent1"/>
+                              </a:lnRef>
+                              <a:fillRef idx="0">
+                                <a:schemeClr val="accent1"/>
+                              </a:fillRef>
+                              <a:effectRef idx="1">
+                                <a:schemeClr val="accent1"/>
+                              </a:effectRef>
+                              <a:fontRef idx="minor">
+                                <a:schemeClr val="tx1"/>
+                              </a:fontRef>
+                            </wps:style>
+                            <wps:bodyPr/>
+                          </wps:wsp>
+                        </a:graphicData>
+                      </a:graphic>
+                    </wp:anchor>
+                  </w:drawing>
+                </mc:Choice>
+                <mc:Fallback>
+                  <w:pict>
+                    <v:line w14:anchorId="5EE32B6C" id="Straight Connector 1" o:spid="_x0000_s1026" style="position:absolute;z-index:251663360;visibility:visible;mso-wrap-style:square;mso-wrap-distance-left:9pt;mso-wrap-distance-top:0;mso-wrap-distance-right:9pt;mso-wrap-distance-bottom:0;mso-position-horizontal:absolute;mso-position-horizontal-relative:text;mso-position-vertical:absolute;mso-position-vertical-relative:text" from="77.65pt,7.3pt" to="497.65pt,7.3pt" o:gfxdata="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" strokecolor="#156082 [3204]" strokeweight="1.5pt">
+                      <v:stroke joinstyle="miter"/>
+                    </v:line>
+                  </w:pict>
+                </mc:Fallback>
+              </mc:AlternateContent>
+            </w:r>
+            <w:r>
+              <w:rPr>
+                <w:rFonts w:ascii="Calibri" w:hAnsi="Calibri" w:cs="Calibri"/>
+                <w:b/>
+                <w:bCs/>
+              </w:rPr>
+              <w:t>SOFT SKILLS</w:t>
+            </w:r>
+          </w:p>
+        </w:tc>
+      </w:tr>
+      <w:tr>
+        <w:trPr>
+          <w:trHeight w:val="514"/>
+        </w:trPr>
+        <w:tc>
+          <w:tcPr>
+            <w:tcW w:w="10080" w:type="dxa"/>
+            <w:gridSpan w:val="2"/>
+          </w:tcPr>
+          <w:p>
+            <w:pPr>
+              <w:rPr>
+                <w:rFonts w:ascii="Calibri" w:hAnsi="Calibri" w:cs="Calibri"/>
+                <w:sz w:val="21"/>
+                <w:szCs w:val="21"/>
+              </w:rPr>
+            </w:pPr>
+            <w:r>
+              <w:rPr>
+                <w:rFonts w:ascii="Calibri" w:hAnsi="Calibri" w:cs="Calibri"/>
+                <w:sz w:val="21"/>
+                <w:szCs w:val="21"/>
+              </w:rPr>
+              <w:t xml:space="preserve">{% for item </w:t>
+            </w:r>
+            <w:proofErr w:type="gramStart"/>
+            <w:r>
+              <w:rPr>
+                <w:rFonts w:ascii="Calibri" w:hAnsi="Calibri" w:cs="Calibri"/>
+                <w:sz w:val="21"/>
+                <w:szCs w:val="21"/>
+              </w:rPr>
+              <w:t xml:space="preserve">in </w:t>
+            </w:r>
+            <w:r>
+              <w:rPr>
+                <w:rFonts w:ascii="Calibri" w:hAnsi="Calibri" w:cs="Calibri"/>
+                <w:sz w:val="21"/>
+                <w:szCs w:val="21"/>
+              </w:rPr>
+              <w:t xml:space="preserve"> </w:t>
+            </w:r>
+            <w:proofErr w:type="spellStart"/>
+            <w:r>
+              <w:rPr>
+                <w:rFonts w:ascii="Calibri" w:hAnsi="Calibri" w:cs="Calibri"/>
+                <w:sz w:val="21"/>
+                <w:szCs w:val="21"/>
+              </w:rPr>
+              <w:t>soft</w:t>
+            </w:r>
+            <w:proofErr w:type="gramEnd"/>
+            <w:r>
+              <w:rPr>
+                <w:rFonts w:ascii="Calibri" w:hAnsi="Calibri" w:cs="Calibri"/>
+                <w:sz w:val="21"/>
+                <w:szCs w:val="21"/>
+              </w:rPr>
+              <w:t>_</w:t>
+            </w:r>
+            <w:proofErr w:type="gramStart"/>
+            <w:r>
+              <w:rPr>
+                <w:rFonts w:ascii="Calibri" w:hAnsi="Calibri" w:cs="Calibri"/>
+                <w:sz w:val="21"/>
+                <w:szCs w:val="21"/>
+              </w:rPr>
+              <w:t>skills</w:t>
+            </w:r>
+            <w:proofErr w:type="spellEnd"/>
+            <w:r>
+              <w:rPr>
+                <w:rFonts w:ascii="Calibri" w:hAnsi="Calibri" w:cs="Calibri"/>
+                <w:sz w:val="21"/>
+                <w:szCs w:val="21"/>
+              </w:rPr>
+              <w:t xml:space="preserve">  %</w:t>
+            </w:r>
+            <w:proofErr w:type="gramEnd"/>
+            <w:r>
+              <w:rPr>
+                <w:rFonts w:ascii="Calibri" w:hAnsi="Calibri" w:cs="Calibri"/>
+                <w:sz w:val="21"/>
+                <w:szCs w:val="21"/>
+              </w:rPr>
+              <w:t xml:space="preserve">} </w:t>
+            </w:r>
+            <w:proofErr w:type="gramStart"/>
+            <w:r>
+              <w:rPr>
+                <w:rFonts w:ascii="Calibri" w:hAnsi="Calibri" w:cs="Calibri"/>
+                <w:sz w:val="21"/>
+                <w:szCs w:val="21"/>
+              </w:rPr>
+              <w:t>{{ item</w:t>
+            </w:r>
+            <w:proofErr w:type="gramEnd"/>
+            <w:r>
+              <w:rPr>
+                <w:rFonts w:ascii="Calibri" w:hAnsi="Calibri" w:cs="Calibri"/>
+                <w:sz w:val="21"/>
+                <w:szCs w:val="21"/>
+              </w:rPr>
+              <w:t xml:space="preserve"> }} {% </w:t>
+            </w:r>
+            <w:proofErr w:type="spellStart"/>
+            <w:r>
+              <w:rPr>
+                <w:rFonts w:ascii="Calibri" w:hAnsi="Calibri" w:cs="Calibri"/>
+                <w:sz w:val="21"/>
+                <w:szCs w:val="21"/>
+              </w:rPr>
+              <w:t>endfor</w:t>
+            </w:r>
+            <w:proofErr w:type="spellEnd"/>
+            <w:r>
+              <w:rPr>
+                <w:rFonts w:ascii="Calibri" w:hAnsi="Calibri" w:cs="Calibri"/>
+                <w:sz w:val="21"/>
+                <w:szCs w:val="21"/>
+              </w:rPr>
+              <w:t xml:space="preserve"> %}</w:t>
+            </w:r>
+          </w:p>
+        </w:tc>
+      </w:tr>
+      <w:tr>
+        <w:trPr>
+          <w:trHeight w:val="358"/>
+        </w:trPr>
+        <w:tc>
+          <w:tcPr>
+            <w:tcW w:w="10080" w:type="dxa"/>
+            <w:gridSpan w:val="2"/>
+          </w:tcPr>
+          <w:p>
+            <w:pPr>
+              <w:rPr>
+                <w:rFonts w:ascii="Calibri" w:hAnsi="Calibri" w:cs="Calibri"/>
+                <w:b/>
+                <w:bCs/>
+              </w:rPr>
+            </w:pPr>
+            <w:r>
+              <w:rPr>
+                <w:rFonts w:ascii="Calibri" w:hAnsi="Calibri" w:cs="Calibri"/>
+                <w:b/>
+                <w:bCs/>
+                <w:noProof/>
+              </w:rPr>
+              <mc:AlternateContent>
+                <mc:Choice Requires="wps">
+                  <w:drawing>
+                    <wp:anchor distT="0" distB="0" distL="114300" distR="114300" simplePos="0" relativeHeight="251664384" behindDoc="0" locked="0" layoutInCell="1" allowOverlap="1" wp14:anchorId="7309E885" wp14:editId="5E2A1B78">
+                      <wp:simplePos x="0" y="0"/>
+                      <wp:positionH relativeFrom="column">
+                        <wp:posOffset>862753</wp:posOffset>
+                      </wp:positionH>
+                      <wp:positionV relativeFrom="paragraph">
+                        <wp:posOffset>113030</wp:posOffset>
+                      </wp:positionV>
+                      <wp:extent cx="5452534" cy="0"/>
+                      <wp:effectExtent l="0" t="12700" r="21590" b="12700"/>
+                      <wp:wrapNone/>
+                      <wp:docPr id="193998399" name="Straight Connector 1"/>
+                      <wp:cNvGraphicFramePr/>
+                      <a:graphic xmlns:a="http://schemas.openxmlformats.org/drawingml/2006/main">
+                        <a:graphicData uri="http://schemas.microsoft.com/office/word/2010/wordprocessingShape">
+                          <wps:wsp>
+                            <wps:cNvCnPr/>
+                            <wps:spPr>
+                              <a:xfrm>
+                                <a:off x="0" y="0"/>
+                                <a:ext cx="5452534" cy="0"/>
+                              </a:xfrm>
+                              <a:prstGeom prst="line">
+                                <a:avLst/>
+                              </a:prstGeom>
+                            </wps:spPr>
+                            <wps:style>
+                              <a:lnRef idx="2">
+                                <a:schemeClr val="accent1"/>
+                              </a:lnRef>
+                              <a:fillRef idx="0">
+                                <a:schemeClr val="accent1"/>
+                              </a:fillRef>
+                              <a:effectRef idx="1">
+                                <a:schemeClr val="accent1"/>
+                              </a:effectRef>
+                              <a:fontRef idx="minor">
+                                <a:schemeClr val="tx1"/>
+                              </a:fontRef>
+                            </wps:style>
+                            <wps:bodyPr/>
+                          </wps:wsp>
+                        </a:graphicData>
+                      </a:graphic>
+                      <wp14:sizeRelH relativeFrom="margin">
+                        <wp14:pctWidth>0</wp14:pctWidth>
+                      </wp14:sizeRelH>
+                    </wp:anchor>
+                  </w:drawing>
+                </mc:Choice>
+                <mc:Fallback>
+                  <w:pict>
+                    <v:line w14:anchorId="00716813" id="Straight Connector 1" o:spid="_x0000_s1026" style="position:absolute;z-index:251664384;visibility:visible;mso-wrap-style:square;mso-width-percent:0;mso-wrap-distance-left:9pt;mso-wrap-distance-top:0;mso-wrap-distance-right:9pt;mso-wrap-distance-bottom:0;mso-position-horizontal:absolute;mso-position-horizontal-relative:text;mso-position-vertical:absolute;mso-position-vertical-relative:text;mso-width-percent:0;mso-width-relative:margin" from="67.95pt,8.9pt" to="497.3pt,8.9pt" o:gfxdata="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" strokecolor="#156082 [3204]" strokeweight="1.5pt">
+                      <v:stroke joinstyle="miter"/>
+                    </v:line>
+                  </w:pict>
+                </mc:Fallback>
+              </mc:AlternateContent>
+            </w:r>
+            <w:r>
+              <w:rPr>
+                <w:rFonts w:ascii="Calibri" w:hAnsi="Calibri" w:cs="Calibri"/>
+                <w:b/>
+                <w:bCs/>
+              </w:rPr>
+              <w:t>INTERESTS</w:t>
+            </w:r>
+          </w:p>
+        </w:tc>
+      </w:tr>
+      <w:tr>
+        <w:trPr>
+          <w:trHeight w:val="340"/>
+        </w:trPr>
+        <w:tc>
+          <w:tcPr>
+            <w:tcW w:w="10080" w:type="dxa"/>
+            <w:gridSpan w:val="2"/>
+          </w:tcPr>
+          <w:p>
+            <w:pPr>
+              <w:rPr>
+                <w:rFonts w:ascii="Calibri" w:hAnsi="Calibri" w:cs="Calibri"/>
+                <w:sz w:val="21"/>
+                <w:szCs w:val="21"/>
+              </w:rPr>
+            </w:pPr>
+            <w:r>
+              <w:rPr>
+                <w:rFonts w:ascii="Calibri" w:hAnsi="Calibri" w:cs="Calibri"/>
+                <w:sz w:val="21"/>
+                <w:szCs w:val="21"/>
+              </w:rPr>
+              <w:t xml:space="preserve">{% for item </w:t>
+            </w:r>
+            <w:proofErr w:type="gramStart"/>
+            <w:r>
+              <w:rPr>
+                <w:rFonts w:ascii="Calibri" w:hAnsi="Calibri" w:cs="Calibri"/>
+                <w:sz w:val="21"/>
+                <w:szCs w:val="21"/>
+              </w:rPr>
+              <w:t xml:space="preserve">in  </w:t>
+            </w:r>
+            <w:r>
+              <w:rPr>
+                <w:rFonts w:ascii="Calibri" w:hAnsi="Calibri" w:cs="Calibri"/>
+                <w:sz w:val="21"/>
+                <w:szCs w:val="21"/>
+              </w:rPr>
+              <w:t>interests</w:t>
+            </w:r>
+            <w:proofErr w:type="gramEnd"/>
+            <w:r>
+              <w:rPr>
+                <w:rFonts w:ascii="Calibri" w:hAnsi="Calibri" w:cs="Calibri"/>
+                <w:sz w:val="21"/>
+                <w:szCs w:val="21"/>
+              </w:rPr>
+              <w:t xml:space="preserve"> </w:t>
+            </w:r>
+            <w:r>
+              <w:rPr>
+                <w:rFonts w:ascii="Calibri" w:hAnsi="Calibri" w:cs="Calibri"/>
+                <w:sz w:val="21"/>
+                <w:szCs w:val="21"/>
+              </w:rPr>
+              <w:t xml:space="preserve">%} </w:t>
+            </w:r>
+            <w:proofErr w:type="gramStart"/>
+            <w:r>
+              <w:rPr>
+                <w:rFonts w:ascii="Calibri" w:hAnsi="Calibri" w:cs="Calibri"/>
+                <w:sz w:val="21"/>
+                <w:szCs w:val="21"/>
+              </w:rPr>
+              <w:t>{{ item</w:t>
+            </w:r>
+            <w:proofErr w:type="gramEnd"/>
+            <w:r>
+              <w:rPr>
+                <w:rFonts w:ascii="Calibri" w:hAnsi="Calibri" w:cs="Calibri"/>
+                <w:sz w:val="21"/>
+                <w:szCs w:val="21"/>
+              </w:rPr>
+              <w:t xml:space="preserve"> }} {% </w:t>
+            </w:r>
+            <w:proofErr w:type="spellStart"/>
+            <w:r>
+              <w:rPr>
+                <w:rFonts w:ascii="Calibri" w:hAnsi="Calibri" w:cs="Calibri"/>
+                <w:sz w:val="21"/>
+                <w:szCs w:val="21"/>
+              </w:rPr>
+              <w:t>endfor</w:t>
+            </w:r>
+            <w:proofErr w:type="spellEnd"/>
+            <w:r>
+              <w:rPr>
+                <w:rFonts w:ascii="Calibri" w:hAnsi="Calibri" w:cs="Calibri"/>
+                <w:sz w:val="21"/>
+                <w:szCs w:val="21"/>
+              </w:rPr>
+              <w:t xml:space="preserve"> %}</w:t>
+            </w:r>
+          </w:p>
+          <w:p>
+            <w:pPr>
+              <w:rPr>
+                <w:rFonts w:ascii="Calibri" w:hAnsi="Calibri" w:cs="Calibri"/>
+                <w:sz w:val="18"/>
+                <w:szCs w:val="18"/>
+              </w:rPr>
+            </w:pPr>
+          </w:p>
+        </w:tc>
+      </w:tr>
+      <w:tr>
+        <w:trPr>
+          <w:trHeight w:val="340"/>
+        </w:trPr>
+        <w:tc>
+          <w:tcPr>
+            <w:tcW w:w="10080" w:type="dxa"/>
+            <w:gridSpan w:val="2"/>
+          </w:tcPr>
+          <w:p>
+            <w:pPr>
+              <w:rPr>
+                <w:rFonts w:ascii="Calibri" w:hAnsi="Calibri" w:cs="Calibri"/>
+                <w:b/>
+                <w:bCs/>
+              </w:rPr>
+            </w:pPr>
+            <w:r>
+              <w:rPr>
+                <w:rFonts w:ascii="Calibri" w:hAnsi="Calibri" w:cs="Calibri"/>
+                <w:b/>
+                <w:bCs/>
+              </w:rPr>
+              <w:t>Farzad Rastegarsani</w:t>
+            </w:r>
+          </w:p>
+          <w:p>
+            <w:pPr>
+              <w:rPr>
+                <w:rFonts w:ascii="Calibri" w:hAnsi="Calibri" w:cs="Calibri"/>
+                <w:b/>
+                <w:bCs/>
+              </w:rPr>
+            </w:pPr>
+            <w:r>
+              <w:rPr>
+                <w:rFonts w:ascii="Calibri" w:hAnsi="Calibri" w:cs="Calibri"/>
+                <w:b/>
+                <w:bCs/>
+                <w:noProof/>
+              </w:rPr>
+              <w:lastRenderedPageBreak/>
+              <w:drawing>
+                <wp:inline distT="0" distB="0" distL="0" distR="0" wp14:anchorId="0289A44D" wp14:editId="7570C276">
+                  <wp:extent cx="1408321" cy="397510"/>
+                  <wp:effectExtent l="0" t="0" r="1905" b="0"/>
+                  <wp:docPr id="203751175" name="Picture 2" descr="A black background with a black square&#10;&#10;AI-generated content may be incorrect."/>
+                  <wp:cNvGraphicFramePr>
+                    <a:graphicFrameLocks xmlns:a="http://schemas.openxmlformats.org/drawingml/2006/main" noChangeAspect="1"/>
+                  </wp:cNvGraphicFramePr>
+                  <a:graphic xmlns:a="http://schemas.openxmlformats.org/drawingml/2006/main">
+                    <a:graphicData uri="http://schemas.openxmlformats.org/drawingml/2006/picture">
+                      <pic:pic xmlns:pic="http://schemas.openxmlformats.org/drawingml/2006/picture">
+                        <pic:nvPicPr>
+                          <pic:cNvPr id="203751175" name="Picture 2" descr="A black background with a black square&#10;&#10;AI-generated content may be incorrect."/>
+                          <pic:cNvPicPr/>
+                        </pic:nvPicPr>
+                        <pic:blipFill rotWithShape="1">
+                          <a:blip r:embed="rId5" cstate="print">
+                            <a:extLst>
+                              <a:ext uri="{28A0092B-C50C-407E-A947-70E740481C1C}">
+                                <a14:useLocalDpi xmlns:a14="http://schemas.microsoft.com/office/drawing/2010/main" val="0"/>
+                              </a:ext>
+                            </a:extLst>
+                          </a:blip>
+                          <a:srcRect l="18447" t="12967" r="16195" b="11398"/>
+                          <a:stretch>
+                            <a:fillRect/>
+                          </a:stretch>
+                        </pic:blipFill>
+                        <pic:spPr bwMode="auto">
+                          <a:xfrm>
+                            <a:off x="0" y="0"/>
+                            <a:ext cx="1485840" cy="419390"/>
+                          </a:xfrm>
+                          <a:prstGeom prst="rect">
+                            <a:avLst/>
+                          </a:prstGeom>
+                          <a:ln>
+                            <a:noFill/>
+                          </a:ln>
+                          <a:extLst>
+                            <a:ext uri="{53640926-AAD7-44D8-BBD7-CCE9431645EC}">
+                              <a14:shadowObscured xmlns:a14="http://schemas.microsoft.com/office/drawing/2010/main"/>
+                            </a:ext>
+                          </a:extLst>
+                        </pic:spPr>
+                      </pic:pic>
+                    </a:graphicData>
+                  </a:graphic>
+                </wp:inline>
+              </w:drawing>
+            </w:r>
+          </w:p>
+          <w:p>
+            <w:pPr>
+              <w:rPr>
+                <w:rFonts w:ascii="Calibri" w:hAnsi="Calibri" w:cs="Calibri"/>
+                <w:b/>
+                <w:bCs/>
+              </w:rPr>
+            </w:pPr>
+            <w:r>
+              <w:rPr>
+                <w:rFonts w:ascii="Calibri" w:hAnsi="Calibri" w:cs="Calibri"/>
+                <w:b/>
+                <w:bCs/>
+              </w:rPr>
+              <w:t>Berlin, {{date}}</w:t>
+            </w:r>
+          </w:p>
+          <w:p>
+            <w:pPr>
+              <w:rPr>
+                <w:rFonts w:ascii="Calibri" w:hAnsi="Calibri" w:cs="Calibri"/>
+                <w:sz w:val="21"/>
+                <w:szCs w:val="21"/>
+              </w:rPr>
+            </w:pPr>
+          </w:p>
+        </w:tc>
+      </w:tr>
+    </w:tbl>
     <w:p>
       <w:pPr>
         <w:rPr>
-          <w:sz w:val="44"/>
-          <w:szCs w:val="44"/>
+          <w:rFonts w:ascii="Calibri" w:hAnsi="Calibri" w:cs="Calibri"/>
+          <w:b/>
+          <w:bCs/>
         </w:rPr>
       </w:pPr>
-      <w:proofErr w:type="gramStart"/>
-      <w:r>
-        <w:rPr>
-          <w:sz w:val="44"/>
-          <w:szCs w:val="44"/>
-        </w:rPr>
-        <w:t>{{ name</w:t>
-      </w:r>
-      <w:proofErr w:type="gramEnd"/>
-      <w:r>
-        <w:rPr>
-          <w:sz w:val="44"/>
-          <w:szCs w:val="44"/>
-        </w:rPr>
-        <w:t xml:space="preserve"> }}</w:t>
-      </w:r>
-    </w:p>
-    <w:tbl>
-      <w:tblPr>
-        <w:tblStyle w:val="TableGrid"/>
-        <w:tblW w:w="0" w:type="auto"/>
-        <w:tblLook w:val="04A0" w:firstRow="1" w:lastRow="0" w:firstColumn="1" w:lastColumn="0" w:noHBand="0" w:noVBand="1"/>
-      </w:tblPr>
-      <w:tblGrid>
-        <w:gridCol w:w="4675"/>
-        <w:gridCol w:w="4675"/>
-      </w:tblGrid>
-      <w:tr>
-        <w:tc>
-          <w:tcPr>
-            <w:tcW w:w="4675" w:type="dxa"/>
-          </w:tcPr>
-          <w:p/>
-        </w:tc>
-        <w:tc>
-          <w:tcPr>
-            <w:tcW w:w="4675" w:type="dxa"/>
-          </w:tcPr>
-          <w:p/>
-        </w:tc>
-      </w:tr>
-      <w:tr>
-        <w:tc>
-          <w:tcPr>
-            <w:tcW w:w="4675" w:type="dxa"/>
-          </w:tcPr>
-          <w:p>
-            <w:proofErr w:type="gramStart"/>
-            <w:r>
-              <w:t>{{ profile</w:t>
-            </w:r>
-            <w:proofErr w:type="gramEnd"/>
-            <w:r>
-              <w:t xml:space="preserve"> }}</w:t>
-            </w:r>
-          </w:p>
-          <w:p/>
-        </w:tc>
-        <w:tc>
-          <w:tcPr>
-            <w:tcW w:w="4675" w:type="dxa"/>
-          </w:tcPr>
-          <w:p/>
-        </w:tc>
-      </w:tr>
-    </w:tbl>
-    <w:p/>
-    <w:p>
-      <w:r>
-        <w:t>PROFILE</w:t>
-      </w:r>
-    </w:p>
-    <w:p/>
-    <w:p>
-      <w:r>
-        <w:t>EXPERIENCE</w:t>
-      </w:r>
-    </w:p>
-    <w:p>
-      <w:r>
-        <w:t>{% for job in experience %}</w:t>
-      </w:r>
-    </w:p>
-    <w:p>
-      <w:proofErr w:type="gramStart"/>
-      <w:r>
-        <w:t xml:space="preserve">{{ </w:t>
-      </w:r>
-      <w:proofErr w:type="spellStart"/>
-      <w:r>
-        <w:t>job</w:t>
-      </w:r>
-      <w:proofErr w:type="gramEnd"/>
-      <w:r>
-        <w:t>.</w:t>
-      </w:r>
-      <w:proofErr w:type="gramStart"/>
-      <w:r>
-        <w:t>title</w:t>
-      </w:r>
-      <w:proofErr w:type="spellEnd"/>
-      <w:r>
-        <w:t xml:space="preserve"> }</w:t>
-      </w:r>
-      <w:proofErr w:type="gramEnd"/>
-      <w:r>
-        <w:t xml:space="preserve">} – </w:t>
-      </w:r>
-      <w:proofErr w:type="gramStart"/>
-      <w:r>
-        <w:t xml:space="preserve">{{ </w:t>
-      </w:r>
-      <w:proofErr w:type="spellStart"/>
-      <w:r>
-        <w:t>job</w:t>
-      </w:r>
-      <w:proofErr w:type="gramEnd"/>
-      <w:r>
-        <w:t>.</w:t>
-      </w:r>
-      <w:proofErr w:type="gramStart"/>
-      <w:r>
-        <w:t>company</w:t>
-      </w:r>
-      <w:proofErr w:type="spellEnd"/>
-      <w:r>
-        <w:t xml:space="preserve"> }</w:t>
-      </w:r>
-      <w:proofErr w:type="gramEnd"/>
-      <w:r>
-        <w:t>}</w:t>
-      </w:r>
-    </w:p>
-    <w:p>
-      <w:r>
-        <w:t xml:space="preserve">{% for b in </w:t>
-      </w:r>
-      <w:proofErr w:type="spellStart"/>
-      <w:proofErr w:type="gramStart"/>
-      <w:r>
-        <w:t>job.bullets</w:t>
-      </w:r>
-      <w:proofErr w:type="spellEnd"/>
-      <w:proofErr w:type="gramEnd"/>
-      <w:r>
-        <w:t xml:space="preserve"> %}</w:t>
-      </w:r>
-    </w:p>
-    <w:p>
-      <w:r>
-        <w:t xml:space="preserve">• </w:t>
-      </w:r>
-      <w:proofErr w:type="gramStart"/>
-      <w:r>
-        <w:t>{{ b</w:t>
-      </w:r>
-      <w:proofErr w:type="gramEnd"/>
-      <w:r>
-        <w:t xml:space="preserve"> }}</w:t>
-      </w:r>
-    </w:p>
-    <w:p>
-      <w:r>
-        <w:t xml:space="preserve">{% </w:t>
-      </w:r>
-      <w:proofErr w:type="spellStart"/>
-      <w:r>
-        <w:t>endfor</w:t>
-      </w:r>
-      <w:proofErr w:type="spellEnd"/>
-      <w:r>
-        <w:t xml:space="preserve"> %}</w:t>
-      </w:r>
-    </w:p>
-    <w:p>
-      <w:r>
-        <w:t xml:space="preserve">{% </w:t>
-      </w:r>
-      <w:proofErr w:type="spellStart"/>
-      <w:r>
-        <w:t>endfor</w:t>
-      </w:r>
-      <w:proofErr w:type="spellEnd"/>
-      <w:r>
-        <w:t xml:space="preserve"> %}</w:t>
-      </w:r>
     </w:p>
     <w:sectPr>
       <w:pgSz w:w="12240" w:h="15840"/>
-      <w:pgMar w:top="1440" w:right="1440" w:bottom="1440" w:left="1440" w:header="720" w:footer="720" w:gutter="0"/>
+      <w:pgMar w:top="1440" w:right="1080" w:bottom="1440" w:left="1080" w:header="720" w:footer="720" w:gutter="0"/>
       <w:cols w:space="720"/>
       <w:docGrid w:linePitch="360"/>
     </w:sectPr>
@@ -606,6 +3864,7 @@
   <w:style w:type="paragraph" w:default="1" w:styleId="Normal">
     <w:name w:val="Normal"/>
     <w:qFormat/>
+    <w:rsid w:val="003B6E90"/>
   </w:style>
   <w:style w:type="paragraph" w:styleId="Heading1">
     <w:name w:val="heading 1"/>
@@ -1458,4 +4717,16 @@
     </a:ext>
   </a:extLst>
 </a:theme>
+</file>
+
+<file path=customXml/item1.xml><?xml version="1.0" encoding="utf-8"?>
+<b:Sources xmlns:b="http://schemas.openxmlformats.org/officeDocument/2006/bibliography" xmlns="http://schemas.openxmlformats.org/officeDocument/2006/bibliography" SelectedStyle="/APASixthEditionOfficeOnline.xsl" StyleName="APA" Version="6"/>
+</file>
+
+<file path=customXml/itemProps1.xml><?xml version="1.0" encoding="utf-8"?>
+<ds:datastoreItem xmlns:ds="http://schemas.openxmlformats.org/officeDocument/2006/customXml" ds:itemID="{29ACB2F8-3B84-2B43-B6B3-87A7D316C90A}">
+  <ds:schemaRefs>
+    <ds:schemaRef ds:uri="http://schemas.openxmlformats.org/officeDocument/2006/bibliography"/>
+  </ds:schemaRefs>
+</ds:datastoreItem>
 </file>
--- a/template/cv_template.docx
+++ b/template/cv_template.docx
@@ -18,8 +18,8 @@
         <w:tblLook w:val="04A0" w:firstRow="1" w:lastRow="0" w:firstColumn="1" w:lastColumn="0" w:noHBand="0" w:noVBand="1"/>
       </w:tblPr>
       <w:tblGrid>
-        <w:gridCol w:w="5062"/>
-        <w:gridCol w:w="5018"/>
+        <w:gridCol w:w="3643"/>
+        <w:gridCol w:w="6437"/>
       </w:tblGrid>
       <w:tr>
         <w:trPr>
@@ -36,6 +36,7 @@
                 <w:rFonts w:ascii="Calibri" w:hAnsi="Calibri" w:cs="Calibri"/>
                 <w:b/>
                 <w:bCs/>
+                <w:color w:val="153D63" w:themeColor="text2" w:themeTint="E6"/>
                 <w:sz w:val="32"/>
                 <w:szCs w:val="32"/>
               </w:rPr>
@@ -46,6 +47,7 @@
                 <w:rFonts w:ascii="Calibri" w:hAnsi="Calibri" w:cs="Calibri"/>
                 <w:b/>
                 <w:bCs/>
+                <w:color w:val="153D63" w:themeColor="text2" w:themeTint="E6"/>
                 <w:sz w:val="32"/>
                 <w:szCs w:val="32"/>
               </w:rPr>
@@ -57,6 +59,7 @@
                 <w:rFonts w:ascii="Calibri" w:hAnsi="Calibri" w:cs="Calibri"/>
                 <w:b/>
                 <w:bCs/>
+                <w:color w:val="153D63" w:themeColor="text2" w:themeTint="E6"/>
                 <w:sz w:val="32"/>
                 <w:szCs w:val="32"/>
               </w:rPr>
@@ -147,7 +150,7 @@
         </w:trPr>
         <w:tc>
           <w:tcPr>
-            <w:tcW w:w="5075" w:type="dxa"/>
+            <w:tcW w:w="3060" w:type="dxa"/>
           </w:tcPr>
           <w:p>
             <w:pPr>
@@ -207,7 +210,7 @@
         </w:tc>
         <w:tc>
           <w:tcPr>
-            <w:tcW w:w="5005" w:type="dxa"/>
+            <w:tcW w:w="7020" w:type="dxa"/>
           </w:tcPr>
           <w:p>
             <w:pPr>
@@ -280,7 +283,7 @@
         </w:trPr>
         <w:tc>
           <w:tcPr>
-            <w:tcW w:w="5075" w:type="dxa"/>
+            <w:tcW w:w="3060" w:type="dxa"/>
           </w:tcPr>
           <w:p>
             <w:pPr>
@@ -356,7 +359,7 @@
         </w:tc>
         <w:tc>
           <w:tcPr>
-            <w:tcW w:w="5005" w:type="dxa"/>
+            <w:tcW w:w="7020" w:type="dxa"/>
           </w:tcPr>
           <w:p>
             <w:pPr>
@@ -443,7 +446,7 @@
       </w:tr>
       <w:tr>
         <w:trPr>
-          <w:trHeight w:val="285"/>
+          <w:trHeight w:val="361"/>
         </w:trPr>
         <w:tc>
           <w:tcPr>
@@ -456,8 +459,7 @@
                 <w:rFonts w:ascii="Calibri" w:hAnsi="Calibri" w:cs="Calibri"/>
                 <w:b/>
                 <w:bCs/>
-                <w:sz w:val="32"/>
-                <w:szCs w:val="32"/>
+                <w:noProof/>
               </w:rPr>
             </w:pPr>
             <w:r>
@@ -470,18 +472,18 @@
               <mc:AlternateContent>
                 <mc:Choice Requires="wps">
                   <w:drawing>
-                    <wp:anchor distT="0" distB="0" distL="114300" distR="114300" simplePos="0" relativeHeight="251666432" behindDoc="0" locked="0" layoutInCell="1" allowOverlap="1" wp14:anchorId="661AC8FF" wp14:editId="2C9DC7D6">
+                    <wp:anchor distT="0" distB="0" distL="114300" distR="114300" simplePos="0" relativeHeight="251676672" behindDoc="0" locked="0" layoutInCell="1" allowOverlap="1" wp14:anchorId="06454346" wp14:editId="37F79EE2">
                       <wp:simplePos x="0" y="0"/>
                       <wp:positionH relativeFrom="column">
-                        <wp:posOffset>2073487</wp:posOffset>
+                        <wp:posOffset>1421553</wp:posOffset>
                       </wp:positionH>
                       <wp:positionV relativeFrom="paragraph">
-                        <wp:posOffset>98425</wp:posOffset>
+                        <wp:posOffset>95038</wp:posOffset>
                       </wp:positionV>
-                      <wp:extent cx="4250266" cy="0"/>
-                      <wp:effectExtent l="0" t="12700" r="17145" b="12700"/>
+                      <wp:extent cx="4901989" cy="0"/>
+                      <wp:effectExtent l="0" t="12700" r="13335" b="12700"/>
                       <wp:wrapNone/>
-                      <wp:docPr id="2039334418" name="Straight Connector 1"/>
+                      <wp:docPr id="135789032" name="Straight Connector 1"/>
                       <wp:cNvGraphicFramePr/>
                       <a:graphic xmlns:a="http://schemas.openxmlformats.org/drawingml/2006/main">
                         <a:graphicData uri="http://schemas.microsoft.com/office/word/2010/wordprocessingShape">
@@ -490,7 +492,7 @@
                             <wps:spPr>
                               <a:xfrm>
                                 <a:off x="0" y="0"/>
-                                <a:ext cx="4250266" cy="0"/>
+                                <a:ext cx="4901989" cy="0"/>
                               </a:xfrm>
                               <a:prstGeom prst="line">
                                 <a:avLst/>
@@ -522,7 +524,136 @@
                 </mc:Choice>
                 <mc:Fallback>
                   <w:pict>
-                    <v:line w14:anchorId="01B63442" id="Straight Connector 1" o:spid="_x0000_s1026" style="position:absolute;z-index:251666432;visibility:visible;mso-wrap-style:square;mso-width-percent:0;mso-wrap-distance-left:9pt;mso-wrap-distance-top:0;mso-wrap-distance-right:9pt;mso-wrap-distance-bottom:0;mso-position-horizontal:absolute;mso-position-horizontal-relative:text;mso-position-vertical:absolute;mso-position-vertical-relative:text;mso-width-percent:0;mso-width-relative:margin" from="163.25pt,7.75pt" to="497.9pt,7.75pt" o:gfxdata="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" strokecolor="#156082 [3204]" strokeweight="1.5pt">
+                    <v:line w14:anchorId="153BF393" id="Straight Connector 1" o:spid="_x0000_s1026" style="position:absolute;z-index:251676672;visibility:visible;mso-wrap-style:square;mso-width-percent:0;mso-wrap-distance-left:9pt;mso-wrap-distance-top:0;mso-wrap-distance-right:9pt;mso-wrap-distance-bottom:0;mso-position-horizontal:absolute;mso-position-horizontal-relative:text;mso-position-vertical:absolute;mso-position-vertical-relative:text;mso-width-percent:0;mso-width-relative:margin" from="111.95pt,7.5pt" to="497.95pt,7.5pt" o:gfxdata="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" strokecolor="#156082 [3204]" strokeweight="1.5pt">
+                      <v:stroke joinstyle="miter"/>
+                    </v:line>
+                  </w:pict>
+                </mc:Fallback>
+              </mc:AlternateContent>
+            </w:r>
+            <w:r>
+              <w:rPr>
+                <w:rFonts w:ascii="Calibri" w:hAnsi="Calibri" w:cs="Calibri"/>
+                <w:b/>
+                <w:bCs/>
+              </w:rPr>
+              <w:t>PROFILE SUMMARY</w:t>
+            </w:r>
+          </w:p>
+        </w:tc>
+      </w:tr>
+      <w:tr>
+        <w:trPr>
+          <w:trHeight w:val="451"/>
+        </w:trPr>
+        <w:tc>
+          <w:tcPr>
+            <w:tcW w:w="10080" w:type="dxa"/>
+            <w:gridSpan w:val="2"/>
+          </w:tcPr>
+          <w:p>
+            <w:pPr>
+              <w:rPr>
+                <w:rFonts w:ascii="Calibri" w:hAnsi="Calibri" w:cs="Calibri"/>
+                <w:noProof/>
+                <w:sz w:val="21"/>
+                <w:szCs w:val="21"/>
+              </w:rPr>
+            </w:pPr>
+            <w:r>
+              <w:rPr>
+                <w:rFonts w:ascii="Calibri" w:hAnsi="Calibri" w:cs="Calibri"/>
+                <w:noProof/>
+                <w:sz w:val="21"/>
+                <w:szCs w:val="21"/>
+              </w:rPr>
+              <w:t>{{profile}}</w:t>
+            </w:r>
+          </w:p>
+        </w:tc>
+      </w:tr>
+      <w:tr>
+        <w:trPr>
+          <w:trHeight w:val="285"/>
+        </w:trPr>
+        <w:tc>
+          <w:tcPr>
+            <w:tcW w:w="10080" w:type="dxa"/>
+            <w:gridSpan w:val="2"/>
+          </w:tcPr>
+          <w:p>
+            <w:pPr>
+              <w:rPr>
+                <w:rFonts w:ascii="Calibri" w:hAnsi="Calibri" w:cs="Calibri"/>
+                <w:b/>
+                <w:bCs/>
+                <w:sz w:val="32"/>
+                <w:szCs w:val="32"/>
+              </w:rPr>
+            </w:pPr>
+            <w:r>
+              <w:rPr>
+                <w:rFonts w:ascii="Calibri" w:hAnsi="Calibri" w:cs="Calibri"/>
+                <w:b/>
+                <w:bCs/>
+                <w:noProof/>
+              </w:rPr>
+              <mc:AlternateContent>
+                <mc:Choice Requires="wps">
+                  <w:drawing>
+                    <wp:anchor distT="0" distB="0" distL="114300" distR="114300" simplePos="0" relativeHeight="251675648" behindDoc="0" locked="0" layoutInCell="1" allowOverlap="1" wp14:anchorId="661AC8FF" wp14:editId="09E51100">
+                      <wp:simplePos x="0" y="0"/>
+                      <wp:positionH relativeFrom="column">
+                        <wp:posOffset>1912621</wp:posOffset>
+                      </wp:positionH>
+                      <wp:positionV relativeFrom="paragraph">
+                        <wp:posOffset>95885</wp:posOffset>
+                      </wp:positionV>
+                      <wp:extent cx="4410922" cy="0"/>
+                      <wp:effectExtent l="0" t="12700" r="21590" b="12700"/>
+                      <wp:wrapNone/>
+                      <wp:docPr id="2039334418" name="Straight Connector 1"/>
+                      <wp:cNvGraphicFramePr/>
+                      <a:graphic xmlns:a="http://schemas.openxmlformats.org/drawingml/2006/main">
+                        <a:graphicData uri="http://schemas.microsoft.com/office/word/2010/wordprocessingShape">
+                          <wps:wsp>
+                            <wps:cNvCnPr/>
+                            <wps:spPr>
+                              <a:xfrm>
+                                <a:off x="0" y="0"/>
+                                <a:ext cx="4410922" cy="0"/>
+                              </a:xfrm>
+                              <a:prstGeom prst="line">
+                                <a:avLst/>
+                              </a:prstGeom>
+                            </wps:spPr>
+                            <wps:style>
+                              <a:lnRef idx="2">
+                                <a:schemeClr val="accent1"/>
+                              </a:lnRef>
+                              <a:fillRef idx="0">
+                                <a:schemeClr val="accent1"/>
+                              </a:fillRef>
+                              <a:effectRef idx="1">
+                                <a:schemeClr val="accent1"/>
+                              </a:effectRef>
+                              <a:fontRef idx="minor">
+                                <a:schemeClr val="tx1"/>
+                              </a:fontRef>
+                            </wps:style>
+                            <wps:bodyPr/>
+                          </wps:wsp>
+                        </a:graphicData>
+                      </a:graphic>
+                      <wp14:sizeRelH relativeFrom="margin">
+                        <wp14:pctWidth>0</wp14:pctWidth>
+                      </wp14:sizeRelH>
+                    </wp:anchor>
+                  </w:drawing>
+                </mc:Choice>
+                <mc:Fallback>
+                  <w:pict>
+                    <v:line w14:anchorId="54D6EEEE" id="Straight Connector 1" o:spid="_x0000_s1026" style="position:absolute;z-index:251675648;visibility:visible;mso-wrap-style:square;mso-width-percent:0;mso-wrap-distance-left:9pt;mso-wrap-distance-top:0;mso-wrap-distance-right:9pt;mso-wrap-distance-bottom:0;mso-position-horizontal:absolute;mso-position-horizontal-relative:text;mso-position-vertical:absolute;mso-position-vertical-relative:text;mso-width-percent:0;mso-width-relative:margin" from="150.6pt,7.55pt" to="497.9pt,7.55pt" o:gfxdata="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" strokecolor="#156082 [3204]" strokeweight="1.5pt">
                       <v:stroke joinstyle="miter"/>
                     </v:line>
                   </w:pict>
@@ -690,6 +821,8 @@
                     <w:framePr w:hSpace="180" w:wrap="around" w:vAnchor="text" w:hAnchor="margin" w:y="54"/>
                     <w:rPr>
                       <w:rFonts w:ascii="Calibri" w:hAnsi="Calibri" w:cs="Calibri"/>
+                      <w:b/>
+                      <w:bCs/>
                       <w:sz w:val="21"/>
                       <w:szCs w:val="21"/>
                     </w:rPr>
@@ -697,6 +830,8 @@
                   <w:r>
                     <w:rPr>
                       <w:rFonts w:ascii="Calibri" w:hAnsi="Calibri" w:cs="Calibri"/>
+                      <w:b/>
+                      <w:bCs/>
                       <w:sz w:val="21"/>
                       <w:szCs w:val="21"/>
                     </w:rPr>
@@ -707,6 +842,8 @@
                   <w:r>
                     <w:rPr>
                       <w:rFonts w:ascii="Calibri" w:hAnsi="Calibri" w:cs="Calibri"/>
+                      <w:b/>
+                      <w:bCs/>
                       <w:sz w:val="21"/>
                       <w:szCs w:val="21"/>
                     </w:rPr>
@@ -717,6 +854,8 @@
                   <w:r>
                     <w:rPr>
                       <w:rFonts w:ascii="Calibri" w:hAnsi="Calibri" w:cs="Calibri"/>
+                      <w:b/>
+                      <w:bCs/>
                       <w:sz w:val="21"/>
                       <w:szCs w:val="21"/>
                     </w:rPr>
@@ -733,6 +872,8 @@
                     <w:framePr w:hSpace="180" w:wrap="around" w:vAnchor="text" w:hAnchor="margin" w:y="54"/>
                     <w:rPr>
                       <w:rFonts w:ascii="Calibri" w:hAnsi="Calibri" w:cs="Calibri"/>
+                      <w:b/>
+                      <w:bCs/>
                       <w:sz w:val="21"/>
                       <w:szCs w:val="21"/>
                     </w:rPr>
@@ -741,6 +882,8 @@
                   <w:r>
                     <w:rPr>
                       <w:rFonts w:ascii="Calibri" w:hAnsi="Calibri" w:cs="Calibri"/>
+                      <w:b/>
+                      <w:bCs/>
                       <w:sz w:val="21"/>
                       <w:szCs w:val="21"/>
                     </w:rPr>
@@ -750,6 +893,8 @@
                   <w:r>
                     <w:rPr>
                       <w:rFonts w:ascii="Calibri" w:hAnsi="Calibri" w:cs="Calibri"/>
+                      <w:b/>
+                      <w:bCs/>
                       <w:sz w:val="21"/>
                       <w:szCs w:val="21"/>
                     </w:rPr>
@@ -759,6 +904,8 @@
                   <w:r>
                     <w:rPr>
                       <w:rFonts w:ascii="Calibri" w:hAnsi="Calibri" w:cs="Calibri"/>
+                      <w:b/>
+                      <w:bCs/>
                       <w:sz w:val="21"/>
                       <w:szCs w:val="21"/>
                     </w:rPr>
@@ -768,6 +915,8 @@
                   <w:r>
                     <w:rPr>
                       <w:rFonts w:ascii="Calibri" w:hAnsi="Calibri" w:cs="Calibri"/>
+                      <w:b/>
+                      <w:bCs/>
                       <w:sz w:val="21"/>
                       <w:szCs w:val="21"/>
                     </w:rPr>
@@ -777,6 +926,8 @@
                   <w:r>
                     <w:rPr>
                       <w:rFonts w:ascii="Calibri" w:hAnsi="Calibri" w:cs="Calibri"/>
+                      <w:b/>
+                      <w:bCs/>
                       <w:sz w:val="21"/>
                       <w:szCs w:val="21"/>
                     </w:rPr>
@@ -786,6 +937,8 @@
                   <w:r>
                     <w:rPr>
                       <w:rFonts w:ascii="Calibri" w:hAnsi="Calibri" w:cs="Calibri"/>
+                      <w:b/>
+                      <w:bCs/>
                       <w:sz w:val="21"/>
                       <w:szCs w:val="21"/>
                     </w:rPr>
@@ -1033,7 +1186,7 @@
               <mc:AlternateContent>
                 <mc:Choice Requires="wps">
                   <w:drawing>
-                    <wp:anchor distT="0" distB="0" distL="114300" distR="114300" simplePos="0" relativeHeight="251665408" behindDoc="0" locked="0" layoutInCell="1" allowOverlap="1" wp14:anchorId="3C08377B" wp14:editId="22454240">
+                    <wp:anchor distT="0" distB="0" distL="114300" distR="114300" simplePos="0" relativeHeight="251674624" behindDoc="0" locked="0" layoutInCell="1" allowOverlap="1" wp14:anchorId="3C08377B" wp14:editId="22454240">
                       <wp:simplePos x="0" y="0"/>
                       <wp:positionH relativeFrom="column">
                         <wp:posOffset>981710</wp:posOffset>
@@ -1082,7 +1235,7 @@
                 </mc:Choice>
                 <mc:Fallback>
                   <w:pict>
-                    <v:line w14:anchorId="36F63003" id="Straight Connector 1" o:spid="_x0000_s1026" style="position:absolute;z-index:251665408;visibility:visible;mso-wrap-style:square;mso-wrap-distance-left:9pt;mso-wrap-distance-top:0;mso-wrap-distance-right:9pt;mso-wrap-distance-bottom:0;mso-position-horizontal:absolute;mso-position-horizontal-relative:text;mso-position-vertical:absolute;mso-position-vertical-relative:text" from="77.3pt,7.25pt" to="497.3pt,7.25pt" o:gfxdata="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" strokecolor="#156082 [3204]" strokeweight="1.5pt">
+                    <v:line w14:anchorId="45E3E952" id="Straight Connector 1" o:spid="_x0000_s1026" style="position:absolute;z-index:251674624;visibility:visible;mso-wrap-style:square;mso-wrap-distance-left:9pt;mso-wrap-distance-top:0;mso-wrap-distance-right:9pt;mso-wrap-distance-bottom:0;mso-position-horizontal:absolute;mso-position-horizontal-relative:text;mso-position-vertical:absolute;mso-position-vertical-relative:text" from="77.3pt,7.25pt" to="497.3pt,7.25pt" o:gfxdata="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" strokecolor="#156082 [3204]" strokeweight="1.5pt">
                       <v:stroke joinstyle="miter"/>
                     </v:line>
                   </w:pict>
@@ -1268,6 +1421,8 @@
                     <w:framePr w:hSpace="180" w:wrap="around" w:vAnchor="text" w:hAnchor="margin" w:y="54"/>
                     <w:rPr>
                       <w:rFonts w:ascii="Calibri" w:hAnsi="Calibri" w:cs="Calibri"/>
+                      <w:b/>
+                      <w:bCs/>
                       <w:sz w:val="18"/>
                       <w:szCs w:val="18"/>
                     </w:rPr>
@@ -1276,6 +1431,8 @@
                   <w:r>
                     <w:rPr>
                       <w:rFonts w:ascii="Calibri" w:hAnsi="Calibri" w:cs="Calibri"/>
+                      <w:b/>
+                      <w:bCs/>
                       <w:sz w:val="21"/>
                       <w:szCs w:val="21"/>
                     </w:rPr>
@@ -1285,6 +1442,8 @@
                   <w:r>
                     <w:rPr>
                       <w:rFonts w:ascii="Calibri" w:hAnsi="Calibri" w:cs="Calibri"/>
+                      <w:b/>
+                      <w:bCs/>
                       <w:sz w:val="21"/>
                       <w:szCs w:val="21"/>
                     </w:rPr>
@@ -1294,6 +1453,8 @@
                   <w:r>
                     <w:rPr>
                       <w:rFonts w:ascii="Calibri" w:hAnsi="Calibri" w:cs="Calibri"/>
+                      <w:b/>
+                      <w:bCs/>
                       <w:sz w:val="21"/>
                       <w:szCs w:val="21"/>
                     </w:rPr>
@@ -1303,6 +1464,8 @@
                   <w:r>
                     <w:rPr>
                       <w:rFonts w:ascii="Calibri" w:hAnsi="Calibri" w:cs="Calibri"/>
+                      <w:b/>
+                      <w:bCs/>
                       <w:sz w:val="21"/>
                       <w:szCs w:val="21"/>
                     </w:rPr>
@@ -1312,6 +1475,8 @@
                   <w:r>
                     <w:rPr>
                       <w:rFonts w:ascii="Calibri" w:hAnsi="Calibri" w:cs="Calibri"/>
+                      <w:b/>
+                      <w:bCs/>
                       <w:sz w:val="21"/>
                       <w:szCs w:val="21"/>
                     </w:rPr>
@@ -1321,6 +1486,8 @@
                   <w:r>
                     <w:rPr>
                       <w:rFonts w:ascii="Calibri" w:hAnsi="Calibri" w:cs="Calibri"/>
+                      <w:b/>
+                      <w:bCs/>
                       <w:sz w:val="21"/>
                       <w:szCs w:val="21"/>
                     </w:rPr>
@@ -1337,12 +1504,20 @@
                     <w:framePr w:hSpace="180" w:wrap="around" w:vAnchor="text" w:hAnchor="margin" w:y="54"/>
                     <w:rPr>
                       <w:rFonts w:ascii="Calibri" w:hAnsi="Calibri" w:cs="Calibri"/>
+                      <w:b/>
+                      <w:bCs/>
+                      <w:sz w:val="21"/>
+                      <w:szCs w:val="21"/>
                     </w:rPr>
                   </w:pPr>
                   <w:proofErr w:type="gramStart"/>
                   <w:r>
                     <w:rPr>
                       <w:rFonts w:ascii="Calibri" w:hAnsi="Calibri" w:cs="Calibri"/>
+                      <w:b/>
+                      <w:bCs/>
+                      <w:sz w:val="21"/>
+                      <w:szCs w:val="21"/>
                     </w:rPr>
                     <w:t xml:space="preserve">{{ </w:t>
                   </w:r>
@@ -1350,6 +1525,10 @@
                   <w:r>
                     <w:rPr>
                       <w:rFonts w:ascii="Calibri" w:hAnsi="Calibri" w:cs="Calibri"/>
+                      <w:b/>
+                      <w:bCs/>
+                      <w:sz w:val="21"/>
+                      <w:szCs w:val="21"/>
                     </w:rPr>
                     <w:t>edu</w:t>
                   </w:r>
@@ -1357,6 +1536,10 @@
                   <w:r>
                     <w:rPr>
                       <w:rFonts w:ascii="Calibri" w:hAnsi="Calibri" w:cs="Calibri"/>
+                      <w:b/>
+                      <w:bCs/>
+                      <w:sz w:val="21"/>
+                      <w:szCs w:val="21"/>
                     </w:rPr>
                     <w:t>.</w:t>
                   </w:r>
@@ -1364,6 +1547,10 @@
                   <w:r>
                     <w:rPr>
                       <w:rFonts w:ascii="Calibri" w:hAnsi="Calibri" w:cs="Calibri"/>
+                      <w:b/>
+                      <w:bCs/>
+                      <w:sz w:val="21"/>
+                      <w:szCs w:val="21"/>
                     </w:rPr>
                     <w:t>degree</w:t>
                   </w:r>
@@ -1371,6 +1558,10 @@
                   <w:r>
                     <w:rPr>
                       <w:rFonts w:ascii="Calibri" w:hAnsi="Calibri" w:cs="Calibri"/>
+                      <w:b/>
+                      <w:bCs/>
+                      <w:sz w:val="21"/>
+                      <w:szCs w:val="21"/>
                     </w:rPr>
                     <w:t xml:space="preserve"> }</w:t>
                   </w:r>
@@ -1378,6 +1569,10 @@
                   <w:r>
                     <w:rPr>
                       <w:rFonts w:ascii="Calibri" w:hAnsi="Calibri" w:cs="Calibri"/>
+                      <w:b/>
+                      <w:bCs/>
+                      <w:sz w:val="21"/>
+                      <w:szCs w:val="21"/>
                     </w:rPr>
                     <w:t xml:space="preserve">} </w:t>
                   </w:r>
@@ -1523,13 +1718,13 @@
               <mc:AlternateContent>
                 <mc:Choice Requires="wps">
                   <w:drawing>
-                    <wp:anchor distT="0" distB="0" distL="114300" distR="114300" simplePos="0" relativeHeight="251661312" behindDoc="0" locked="0" layoutInCell="1" allowOverlap="1" wp14:anchorId="560B5F8D" wp14:editId="0D5D76F2">
+                    <wp:anchor distT="0" distB="0" distL="114300" distR="114300" simplePos="0" relativeHeight="251670528" behindDoc="0" locked="0" layoutInCell="1" allowOverlap="1" wp14:anchorId="560B5F8D" wp14:editId="6B5CAF18">
                       <wp:simplePos x="0" y="0"/>
                       <wp:positionH relativeFrom="column">
-                        <wp:posOffset>625687</wp:posOffset>
+                        <wp:posOffset>625475</wp:posOffset>
                       </wp:positionH>
                       <wp:positionV relativeFrom="paragraph">
-                        <wp:posOffset>75353</wp:posOffset>
+                        <wp:posOffset>91652</wp:posOffset>
                       </wp:positionV>
                       <wp:extent cx="5698066" cy="46567"/>
                       <wp:effectExtent l="12700" t="12700" r="17145" b="17145"/>
@@ -1578,7 +1773,7 @@
                 </mc:Choice>
                 <mc:Fallback>
                   <w:pict>
-                    <v:line w14:anchorId="00EBB988" id="Straight Connector 1" o:spid="_x0000_s1026" style="position:absolute;z-index:251661312;visibility:visible;mso-wrap-style:square;mso-width-percent:0;mso-height-percent:0;mso-wrap-distance-left:9pt;mso-wrap-distance-top:0;mso-wrap-distance-right:9pt;mso-wrap-distance-bottom:0;mso-position-horizontal:absolute;mso-position-horizontal-relative:text;mso-position-vertical:absolute;mso-position-vertical-relative:text;mso-width-percent:0;mso-height-percent:0;mso-width-relative:margin;mso-height-relative:margin" from="49.25pt,5.95pt" to="497.9pt,9.6pt" o:gfxdata="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" strokecolor="#156082 [3204]" strokeweight="1.5pt">
+                    <v:line w14:anchorId="5D919C1F" id="Straight Connector 1" o:spid="_x0000_s1026" style="position:absolute;z-index:251670528;visibility:visible;mso-wrap-style:square;mso-width-percent:0;mso-height-percent:0;mso-wrap-distance-left:9pt;mso-wrap-distance-top:0;mso-wrap-distance-right:9pt;mso-wrap-distance-bottom:0;mso-position-horizontal:absolute;mso-position-horizontal-relative:text;mso-position-vertical:absolute;mso-position-vertical-relative:text;mso-width-percent:0;mso-height-percent:0;mso-width-relative:margin;mso-height-relative:margin" from="49.25pt,7.2pt" to="497.9pt,10.85pt" o:gfxdata="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" strokecolor="#156082 [3204]" strokeweight="1.5pt">
                       <v:stroke joinstyle="miter"/>
                     </v:line>
                   </w:pict>
@@ -1658,6 +1853,14 @@
                 <w:sz w:val="21"/>
                 <w:szCs w:val="21"/>
               </w:rPr>
+              <w:t xml:space="preserve"> %}</w:t>
+            </w:r>
+            <w:r>
+              <w:rPr>
+                <w:rFonts w:ascii="Calibri" w:hAnsi="Calibri" w:cs="Calibri"/>
+                <w:sz w:val="21"/>
+                <w:szCs w:val="21"/>
+              </w:rPr>
               <w:t xml:space="preserve"> </w:t>
             </w:r>
             <w:proofErr w:type="gramStart"/>
@@ -1667,7 +1870,7 @@
                 <w:sz w:val="21"/>
                 <w:szCs w:val="21"/>
               </w:rPr>
-              <w:t>%}{{ item</w:t>
+              <w:t>{{ item</w:t>
             </w:r>
             <w:proofErr w:type="gramEnd"/>
             <w:r>
@@ -2112,7 +2315,23 @@
                 <w:sz w:val="21"/>
                 <w:szCs w:val="21"/>
               </w:rPr>
-              <w:t xml:space="preserve"> }} {% </w:t>
+              <w:t xml:space="preserve"> }}</w:t>
+            </w:r>
+            <w:r>
+              <w:rPr>
+                <w:rFonts w:ascii="Calibri" w:hAnsi="Calibri" w:cs="Calibri"/>
+                <w:sz w:val="21"/>
+                <w:szCs w:val="21"/>
+              </w:rPr>
+              <w:t>,</w:t>
+            </w:r>
+            <w:r>
+              <w:rPr>
+                <w:rFonts w:ascii="Calibri" w:hAnsi="Calibri" w:cs="Calibri"/>
+                <w:sz w:val="21"/>
+                <w:szCs w:val="21"/>
+              </w:rPr>
+              <w:t xml:space="preserve"> {% </w:t>
             </w:r>
             <w:proofErr w:type="spellStart"/>
             <w:r>
@@ -2162,7 +2381,7 @@
               <mc:AlternateContent>
                 <mc:Choice Requires="wps">
                   <w:drawing>
-                    <wp:anchor distT="0" distB="0" distL="114300" distR="114300" simplePos="0" relativeHeight="251659264" behindDoc="0" locked="0" layoutInCell="1" allowOverlap="1" wp14:anchorId="55A8E9C5" wp14:editId="4C1D0BD3">
+                    <wp:anchor distT="0" distB="0" distL="114300" distR="114300" simplePos="0" relativeHeight="251668480" behindDoc="0" locked="0" layoutInCell="1" allowOverlap="1" wp14:anchorId="55A8E9C5" wp14:editId="4C1D0BD3">
                       <wp:simplePos x="0" y="0"/>
                       <wp:positionH relativeFrom="column">
                         <wp:posOffset>989330</wp:posOffset>
@@ -2211,7 +2430,7 @@
                 </mc:Choice>
                 <mc:Fallback>
                   <w:pict>
-                    <v:line w14:anchorId="56305379" id="Straight Connector 1" o:spid="_x0000_s1026" style="position:absolute;z-index:251659264;visibility:visible;mso-wrap-style:square;mso-wrap-distance-left:9pt;mso-wrap-distance-top:0;mso-wrap-distance-right:9pt;mso-wrap-distance-bottom:0;mso-position-horizontal:absolute;mso-position-horizontal-relative:text;mso-position-vertical:absolute;mso-position-vertical-relative:text" from="77.9pt,8.4pt" to="497.9pt,8.4pt" o:gfxdata="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" strokecolor="#156082 [3204]" strokeweight="1.5pt">
+                    <v:line w14:anchorId="1010773E" id="Straight Connector 1" o:spid="_x0000_s1026" style="position:absolute;z-index:251668480;visibility:visible;mso-wrap-style:square;mso-wrap-distance-left:9pt;mso-wrap-distance-top:0;mso-wrap-distance-right:9pt;mso-wrap-distance-bottom:0;mso-position-horizontal:absolute;mso-position-horizontal-relative:text;mso-position-vertical:absolute;mso-position-vertical-relative:text" from="77.9pt,8.4pt" to="497.9pt,8.4pt" o:gfxdata="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" strokecolor="#156082 [3204]" strokeweight="1.5pt">
                       <v:stroke joinstyle="miter"/>
                     </v:line>
                   </w:pict>
@@ -2436,7 +2655,7 @@
               <mc:AlternateContent>
                 <mc:Choice Requires="wps">
                   <w:drawing>
-                    <wp:anchor distT="0" distB="0" distL="114300" distR="114300" simplePos="0" relativeHeight="251660288" behindDoc="0" locked="0" layoutInCell="1" allowOverlap="1" wp14:anchorId="115B6EA7" wp14:editId="7BB0BDB4">
+                    <wp:anchor distT="0" distB="0" distL="114300" distR="114300" simplePos="0" relativeHeight="251669504" behindDoc="0" locked="0" layoutInCell="1" allowOverlap="1" wp14:anchorId="115B6EA7" wp14:editId="7BB0BDB4">
                       <wp:simplePos x="0" y="0"/>
                       <wp:positionH relativeFrom="column">
                         <wp:posOffset>1108287</wp:posOffset>
@@ -2488,7 +2707,7 @@
                 </mc:Choice>
                 <mc:Fallback>
                   <w:pict>
-                    <v:line w14:anchorId="759AF197" id="Straight Connector 1" o:spid="_x0000_s1026" style="position:absolute;z-index:251660288;visibility:visible;mso-wrap-style:square;mso-width-percent:0;mso-wrap-distance-left:9pt;mso-wrap-distance-top:0;mso-wrap-distance-right:9pt;mso-wrap-distance-bottom:0;mso-position-horizontal:absolute;mso-position-horizontal-relative:text;mso-position-vertical:absolute;mso-position-vertical-relative:text;mso-width-percent:0;mso-width-relative:margin" from="87.25pt,6.85pt" to="497.9pt,6.85pt" o:gfxdata="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" strokecolor="#156082 [3204]" strokeweight="1.5pt">
+                    <v:line w14:anchorId="4E325D1A" id="Straight Connector 1" o:spid="_x0000_s1026" style="position:absolute;z-index:251669504;visibility:visible;mso-wrap-style:square;mso-width-percent:0;mso-wrap-distance-left:9pt;mso-wrap-distance-top:0;mso-wrap-distance-right:9pt;mso-wrap-distance-bottom:0;mso-position-horizontal:absolute;mso-position-horizontal-relative:text;mso-position-vertical:absolute;mso-position-vertical-relative:text;mso-width-percent:0;mso-width-relative:margin" from="87.25pt,6.85pt" to="497.9pt,6.85pt" o:gfxdata="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" strokecolor="#156082 [3204]" strokeweight="1.5pt">
                       <v:stroke joinstyle="miter"/>
                     </v:line>
                   </w:pict>
@@ -2694,6 +2913,7 @@
                 </w:tcPr>
                 <w:p>
                   <w:pPr>
+                    <w:framePr w:hSpace="180" w:wrap="around" w:vAnchor="text" w:hAnchor="margin" w:y="54"/>
                     <w:rPr>
                       <w:rFonts w:ascii="Calibri" w:hAnsi="Calibri" w:cs="Calibri"/>
                       <w:sz w:val="21"/>
@@ -2707,15 +2927,7 @@
                       <w:sz w:val="21"/>
                       <w:szCs w:val="21"/>
                     </w:rPr>
-                    <w:t>{{ cert.</w:t>
-                  </w:r>
-                  <w:r>
-                    <w:rPr>
-                      <w:rFonts w:ascii="Calibri" w:hAnsi="Calibri" w:cs="Calibri"/>
-                      <w:sz w:val="21"/>
-                      <w:szCs w:val="21"/>
-                    </w:rPr>
-                    <w:t>name</w:t>
+                    <w:t>{{ cert.name</w:t>
                   </w:r>
                   <w:proofErr w:type="gramEnd"/>
                   <w:r>
@@ -2729,6 +2941,7 @@
                 </w:p>
                 <w:p>
                   <w:pPr>
+                    <w:framePr w:hSpace="180" w:wrap="around" w:vAnchor="text" w:hAnchor="margin" w:y="54"/>
                     <w:rPr>
                       <w:rFonts w:ascii="Calibri" w:hAnsi="Calibri" w:cs="Calibri"/>
                       <w:sz w:val="21"/>
@@ -2801,7 +3014,7 @@
                     <mc:AlternateContent>
                       <mc:Choice Requires="wps">
                         <w:drawing>
-                          <wp:anchor distT="0" distB="0" distL="114300" distR="114300" simplePos="0" relativeHeight="251662336" behindDoc="0" locked="0" layoutInCell="1" allowOverlap="1" wp14:anchorId="466A95B5" wp14:editId="01FE0937">
+                          <wp:anchor distT="0" distB="0" distL="114300" distR="114300" simplePos="0" relativeHeight="251671552" behindDoc="0" locked="0" layoutInCell="1" allowOverlap="1" wp14:anchorId="466A95B5" wp14:editId="01FE0937">
                             <wp:simplePos x="0" y="0"/>
                             <wp:positionH relativeFrom="column">
                               <wp:posOffset>1827530</wp:posOffset>
@@ -2850,7 +3063,7 @@
                       </mc:Choice>
                       <mc:Fallback>
                         <w:pict>
-                          <v:line w14:anchorId="10712EE6" id="Straight Connector 1" o:spid="_x0000_s1026" style="position:absolute;z-index:251662336;visibility:visible;mso-wrap-style:square;mso-wrap-distance-left:9pt;mso-wrap-distance-top:0;mso-wrap-distance-right:9pt;mso-wrap-distance-bottom:0;mso-position-horizontal:absolute;mso-position-horizontal-relative:text;mso-position-vertical:absolute;mso-position-vertical-relative:text" from="143.9pt,480.3pt" to="563.9pt,480.3pt" o:gfxdata="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" strokecolor="#156082 [3204]" strokeweight="1.5pt">
+                          <v:line w14:anchorId="04CD1E00" id="Straight Connector 1" o:spid="_x0000_s1026" style="position:absolute;z-index:251671552;visibility:visible;mso-wrap-style:square;mso-wrap-distance-left:9pt;mso-wrap-distance-top:0;mso-wrap-distance-right:9pt;mso-wrap-distance-bottom:0;mso-position-horizontal:absolute;mso-position-horizontal-relative:text;mso-position-vertical:absolute;mso-position-vertical-relative:text" from="143.9pt,480.3pt" to="563.9pt,480.3pt" o:gfxdata="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" strokecolor="#156082 [3204]" strokeweight="1.5pt">
                             <v:stroke joinstyle="miter"/>
                           </v:line>
                         </w:pict>
@@ -2900,7 +3113,7 @@
       </w:tr>
       <w:tr>
         <w:trPr>
-          <w:trHeight w:val="286"/>
+          <w:trHeight w:val="415"/>
         </w:trPr>
         <w:tc>
           <w:tcPr>
@@ -2925,7 +3138,7 @@
               <mc:AlternateContent>
                 <mc:Choice Requires="wps">
                   <w:drawing>
-                    <wp:anchor distT="0" distB="0" distL="114300" distR="114300" simplePos="0" relativeHeight="251663360" behindDoc="0" locked="0" layoutInCell="1" allowOverlap="1" wp14:anchorId="09B428E6" wp14:editId="5F91AF96">
+                    <wp:anchor distT="0" distB="0" distL="114300" distR="114300" simplePos="0" relativeHeight="251672576" behindDoc="0" locked="0" layoutInCell="1" allowOverlap="1" wp14:anchorId="09B428E6" wp14:editId="5F91AF96">
                       <wp:simplePos x="0" y="0"/>
                       <wp:positionH relativeFrom="column">
                         <wp:posOffset>986155</wp:posOffset>
@@ -2974,7 +3187,7 @@
                 </mc:Choice>
                 <mc:Fallback>
                   <w:pict>
-                    <v:line w14:anchorId="5EE32B6C" id="Straight Connector 1" o:spid="_x0000_s1026" style="position:absolute;z-index:251663360;visibility:visible;mso-wrap-style:square;mso-wrap-distance-left:9pt;mso-wrap-distance-top:0;mso-wrap-distance-right:9pt;mso-wrap-distance-bottom:0;mso-position-horizontal:absolute;mso-position-horizontal-relative:text;mso-position-vertical:absolute;mso-position-vertical-relative:text" from="77.65pt,7.3pt" to="497.65pt,7.3pt" o:gfxdata="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" strokecolor="#156082 [3204]" strokeweight="1.5pt">
+                    <v:line w14:anchorId="26E0A4E9" id="Straight Connector 1" o:spid="_x0000_s1026" style="position:absolute;z-index:251672576;visibility:visible;mso-wrap-style:square;mso-wrap-distance-left:9pt;mso-wrap-distance-top:0;mso-wrap-distance-right:9pt;mso-wrap-distance-bottom:0;mso-position-horizontal:absolute;mso-position-horizontal-relative:text;mso-position-vertical:absolute;mso-position-vertical-relative:text" from="77.65pt,7.3pt" to="497.65pt,7.3pt" o:gfxdata="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" strokecolor="#156082 [3204]" strokeweight="1.5pt">
                       <v:stroke joinstyle="miter"/>
                     </v:line>
                   </w:pict>
@@ -3024,15 +3237,7 @@
                 <w:sz w:val="21"/>
                 <w:szCs w:val="21"/>
               </w:rPr>
-              <w:t xml:space="preserve">in </w:t>
-            </w:r>
-            <w:r>
-              <w:rPr>
-                <w:rFonts w:ascii="Calibri" w:hAnsi="Calibri" w:cs="Calibri"/>
-                <w:sz w:val="21"/>
-                <w:szCs w:val="21"/>
-              </w:rPr>
-              <w:t xml:space="preserve"> </w:t>
+              <w:t xml:space="preserve">in  </w:t>
             </w:r>
             <w:proofErr w:type="spellStart"/>
             <w:r>
@@ -3120,7 +3325,7 @@
       </w:tr>
       <w:tr>
         <w:trPr>
-          <w:trHeight w:val="358"/>
+          <w:trHeight w:val="469"/>
         </w:trPr>
         <w:tc>
           <w:tcPr>
@@ -3145,7 +3350,7 @@
               <mc:AlternateContent>
                 <mc:Choice Requires="wps">
                   <w:drawing>
-                    <wp:anchor distT="0" distB="0" distL="114300" distR="114300" simplePos="0" relativeHeight="251664384" behindDoc="0" locked="0" layoutInCell="1" allowOverlap="1" wp14:anchorId="7309E885" wp14:editId="5E2A1B78">
+                    <wp:anchor distT="0" distB="0" distL="114300" distR="114300" simplePos="0" relativeHeight="251673600" behindDoc="0" locked="0" layoutInCell="1" allowOverlap="1" wp14:anchorId="7309E885" wp14:editId="5E2A1B78">
                       <wp:simplePos x="0" y="0"/>
                       <wp:positionH relativeFrom="column">
                         <wp:posOffset>862753</wp:posOffset>
@@ -3197,7 +3402,7 @@
                 </mc:Choice>
                 <mc:Fallback>
                   <w:pict>
-                    <v:line w14:anchorId="00716813" id="Straight Connector 1" o:spid="_x0000_s1026" style="position:absolute;z-index:251664384;visibility:visible;mso-wrap-style:square;mso-width-percent:0;mso-wrap-distance-left:9pt;mso-wrap-distance-top:0;mso-wrap-distance-right:9pt;mso-wrap-distance-bottom:0;mso-position-horizontal:absolute;mso-position-horizontal-relative:text;mso-position-vertical:absolute;mso-position-vertical-relative:text;mso-width-percent:0;mso-width-relative:margin" from="67.95pt,8.9pt" to="497.3pt,8.9pt" o:gfxdata="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" strokecolor="#156082 [3204]" strokeweight="1.5pt">
+                    <v:line w14:anchorId="492C6422" id="Straight Connector 1" o:spid="_x0000_s1026" style="position:absolute;z-index:251673600;visibility:visible;mso-wrap-style:square;mso-width-percent:0;mso-wrap-distance-left:9pt;mso-wrap-distance-top:0;mso-wrap-distance-right:9pt;mso-wrap-distance-bottom:0;mso-position-horizontal:absolute;mso-position-horizontal-relative:text;mso-position-vertical:absolute;mso-position-vertical-relative:text;mso-width-percent:0;mso-width-relative:margin" from="67.95pt,8.9pt" to="497.3pt,8.9pt" o:gfxdata="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" strokecolor="#156082 [3204]" strokeweight="1.5pt">
                       <v:stroke joinstyle="miter"/>
                     </v:line>
                   </w:pict>
@@ -3217,7 +3422,7 @@
       </w:tr>
       <w:tr>
         <w:trPr>
-          <w:trHeight w:val="340"/>
+          <w:trHeight w:val="540"/>
         </w:trPr>
         <w:tc>
           <w:tcPr>
@@ -3238,6 +3443,7 @@
                 <w:sz w:val="21"/>
                 <w:szCs w:val="21"/>
               </w:rPr>
+              <w:lastRenderedPageBreak/>
               <w:t xml:space="preserve">{% for item </w:t>
             </w:r>
             <w:proofErr w:type="gramStart"/>
@@ -3363,9 +3569,8 @@
                 <w:bCs/>
                 <w:noProof/>
               </w:rPr>
-              <w:lastRenderedPageBreak/>
               <w:drawing>
-                <wp:inline distT="0" distB="0" distL="0" distR="0" wp14:anchorId="0289A44D" wp14:editId="7570C276">
+                <wp:inline distT="0" distB="0" distL="0" distR="0" wp14:anchorId="0289A44D" wp14:editId="2AB63127">
                   <wp:extent cx="1408321" cy="397510"/>
                   <wp:effectExtent l="0" t="0" r="1905" b="0"/>
                   <wp:docPr id="203751175" name="Picture 2" descr="A black background with a black square&#10;&#10;AI-generated content may be incorrect."/>
@@ -3420,27 +3625,14 @@
             <w:pPr>
               <w:rPr>
                 <w:rFonts w:ascii="Calibri" w:hAnsi="Calibri" w:cs="Calibri"/>
-                <w:b/>
-                <w:bCs/>
               </w:rPr>
             </w:pPr>
             <w:r>
               <w:rPr>
                 <w:rFonts w:ascii="Calibri" w:hAnsi="Calibri" w:cs="Calibri"/>
-                <w:b/>
-                <w:bCs/>
               </w:rPr>
               <w:t>Berlin, {{date}}</w:t>
             </w:r>
-          </w:p>
-          <w:p>
-            <w:pPr>
-              <w:rPr>
-                <w:rFonts w:ascii="Calibri" w:hAnsi="Calibri" w:cs="Calibri"/>
-                <w:sz w:val="21"/>
-                <w:szCs w:val="21"/>
-              </w:rPr>
-            </w:pPr>
           </w:p>
         </w:tc>
       </w:tr>
